--- a/docs/manuscript/v0.2_2026-04-09/manuscript_draft_v0.2_2026-04-09_ko.docx
+++ b/docs/manuscript/v0.2_2026-04-09/manuscript_draft_v0.2_2026-04-09_ko.docx
@@ -2,7 +2,7 @@
 <file path=word/document.xml><?xml version="1.0" encoding="utf-8"?>
 <w:document xmlns:w="http://schemas.openxmlformats.org/wordprocessingml/2006/main" xmlns:m="http://schemas.openxmlformats.org/officeDocument/2006/math" xmlns:r="http://schemas.openxmlformats.org/officeDocument/2006/relationships" xmlns:o="urn:schemas-microsoft-com:office:office" xmlns:v="urn:schemas-microsoft-com:vml" xmlns:w10="urn:schemas-microsoft-com:office:word" xmlns:a="http://schemas.openxmlformats.org/drawingml/2006/main" xmlns:pic="http://schemas.openxmlformats.org/drawingml/2006/picture" xmlns:wp="http://schemas.openxmlformats.org/drawingml/2006/wordprocessingDrawing">
   <w:body>
-    <w:bookmarkStart w:id="39" w:name="ais-기반-충돌위험-히트맵-논문-초안-v0.2-korean"/>
+    <w:bookmarkStart w:id="41" w:name="ais-기반-충돌위험-히트맵-논문-초안-v0.2-korean"/>
     <w:p>
       <w:pPr>
         <w:pStyle w:val="Heading1"/>
@@ -3856,7 +3856,93 @@
       </w:r>
     </w:p>
     <w:bookmarkEnd w:id="38"/>
+    <w:bookmarkStart w:id="39" w:name="선행연구-근거-매트릭스"/>
+    <w:p>
+      <w:pPr>
+        <w:pStyle w:val="Heading2"/>
+      </w:pPr>
+      <w:r>
+        <w:t xml:space="preserve">12. 선행연구 근거 매트릭스</w:t>
+      </w:r>
+    </w:p>
+    <w:p>
+      <w:pPr>
+        <w:numPr>
+          <w:ilvl w:val="0"/>
+          <w:numId w:val="1012"/>
+        </w:numPr>
+        <w:pStyle w:val="Compact"/>
+      </w:pPr>
+      <w:r>
+        <w:t xml:space="preserve">근거 매트릭스:</w:t>
+      </w:r>
+      <w:r>
+        <w:t xml:space="preserve"> </w:t>
+      </w:r>
+      <w:r>
+        <w:rPr>
+          <w:rStyle w:val="VerbatimChar"/>
+        </w:rPr>
+        <w:t xml:space="preserve">prior_work_evidence_matrix_v0.2_2026-04-09.md</w:t>
+      </w:r>
+    </w:p>
+    <w:p>
+      <w:pPr>
+        <w:numPr>
+          <w:ilvl w:val="0"/>
+          <w:numId w:val="1012"/>
+        </w:numPr>
+        <w:pStyle w:val="Compact"/>
+      </w:pPr>
+      <w:r>
+        <w:t xml:space="preserve">심사관 관점에서 핵심 claim별 문헌 근거/빈틈/보완 action을 연결했다.</w:t>
+      </w:r>
+    </w:p>
     <w:bookmarkEnd w:id="39"/>
+    <w:bookmarkStart w:id="40" w:name="심사관-관점-우선-todo"/>
+    <w:p>
+      <w:pPr>
+        <w:pStyle w:val="Heading2"/>
+      </w:pPr>
+      <w:r>
+        <w:t xml:space="preserve">13. 심사관 관점 우선 TODO</w:t>
+      </w:r>
+    </w:p>
+    <w:p>
+      <w:pPr>
+        <w:numPr>
+          <w:ilvl w:val="0"/>
+          <w:numId w:val="1013"/>
+        </w:numPr>
+        <w:pStyle w:val="Compact"/>
+      </w:pPr>
+      <w:r>
+        <w:t xml:space="preserve">상세 TODO:</w:t>
+      </w:r>
+      <w:r>
+        <w:t xml:space="preserve"> </w:t>
+      </w:r>
+      <w:r>
+        <w:rPr>
+          <w:rStyle w:val="VerbatimChar"/>
+        </w:rPr>
+        <w:t xml:space="preserve">examiner_critical_todo_v0.2_2026-04-09.md</w:t>
+      </w:r>
+    </w:p>
+    <w:p>
+      <w:pPr>
+        <w:numPr>
+          <w:ilvl w:val="0"/>
+          <w:numId w:val="1013"/>
+        </w:numPr>
+        <w:pStyle w:val="Compact"/>
+      </w:pPr>
+      <w:r>
+        <w:t xml:space="preserve">이 TODO는 novelty 서술, 통계 검정, 외부 검증 범위, 운영 임계값 해석을 우선 보완 대상으로 정의한다.</w:t>
+      </w:r>
+    </w:p>
+    <w:bookmarkEnd w:id="40"/>
+    <w:bookmarkEnd w:id="41"/>
     <w:sectPr/>
   </w:body>
 </w:document>
@@ -4073,6 +4159,12 @@
     <w:abstractNumId w:val="991"/>
   </w:num>
   <w:num w:numId="1011">
+    <w:abstractNumId w:val="991"/>
+  </w:num>
+  <w:num w:numId="1012">
+    <w:abstractNumId w:val="991"/>
+  </w:num>
+  <w:num w:numId="1013">
     <w:abstractNumId w:val="991"/>
   </w:num>
 </w:numbering>

--- a/docs/manuscript/v0.2_2026-04-09/manuscript_draft_v0.2_2026-04-09_ko.docx
+++ b/docs/manuscript/v0.2_2026-04-09/manuscript_draft_v0.2_2026-04-09_ko.docx
@@ -2,7 +2,7 @@
 <file path=word/document.xml><?xml version="1.0" encoding="utf-8"?>
 <w:document xmlns:w="http://schemas.openxmlformats.org/wordprocessingml/2006/main" xmlns:m="http://schemas.openxmlformats.org/officeDocument/2006/math" xmlns:r="http://schemas.openxmlformats.org/officeDocument/2006/relationships" xmlns:o="urn:schemas-microsoft-com:office:office" xmlns:v="urn:schemas-microsoft-com:vml" xmlns:w10="urn:schemas-microsoft-com:office:word" xmlns:a="http://schemas.openxmlformats.org/drawingml/2006/main" xmlns:pic="http://schemas.openxmlformats.org/drawingml/2006/picture" xmlns:wp="http://schemas.openxmlformats.org/drawingml/2006/wordprocessingDrawing">
   <w:body>
-    <w:bookmarkStart w:id="41" w:name="ais-기반-충돌위험-히트맵-논문-초안-v0.2-korean"/>
+    <w:bookmarkStart w:id="42" w:name="ais-기반-충돌위험-히트맵-논문-초안-v0.2-korean"/>
     <w:p>
       <w:pPr>
         <w:pStyle w:val="Heading1"/>
@@ -3942,7 +3942,519 @@
       </w:r>
     </w:p>
     <w:bookmarkEnd w:id="40"/>
+    <w:bookmarkStart w:id="41" w:name="통계-유의성-부록"/>
+    <w:p>
+      <w:pPr>
+        <w:pStyle w:val="Heading2"/>
+      </w:pPr>
+      <w:r>
+        <w:t xml:space="preserve">14. 통계 유의성 부록</w:t>
+      </w:r>
+    </w:p>
+    <w:p>
+      <w:pPr>
+        <w:numPr>
+          <w:ilvl w:val="0"/>
+          <w:numId w:val="1014"/>
+        </w:numPr>
+        <w:pStyle w:val="Compact"/>
+      </w:pPr>
+      <w:r>
+        <w:t xml:space="preserve">유의성 요약 CSV:</w:t>
+      </w:r>
+      <w:r>
+        <w:t xml:space="preserve"> </w:t>
+      </w:r>
+      <w:r>
+        <w:rPr>
+          <w:rStyle w:val="VerbatimChar"/>
+        </w:rPr>
+        <w:t xml:space="preserve">model_family_significance_summary.csv</w:t>
+      </w:r>
+    </w:p>
+    <w:p>
+      <w:pPr>
+        <w:numPr>
+          <w:ilvl w:val="0"/>
+          <w:numId w:val="1014"/>
+        </w:numPr>
+        <w:pStyle w:val="Compact"/>
+      </w:pPr>
+      <w:r>
+        <w:t xml:space="preserve">부록 문서:</w:t>
+      </w:r>
+      <w:r>
+        <w:t xml:space="preserve"> </w:t>
+      </w:r>
+      <w:r>
+        <w:rPr>
+          <w:rStyle w:val="VerbatimChar"/>
+        </w:rPr>
+        <w:t xml:space="preserve">statistical_significance_appendix_v0.2_2026-04-09.md</w:t>
+      </w:r>
+    </w:p>
+    <w:p>
+      <w:pPr>
+        <w:numPr>
+          <w:ilvl w:val="0"/>
+          <w:numId w:val="1014"/>
+        </w:numPr>
+        <w:pStyle w:val="Compact"/>
+      </w:pPr>
+      <w:r>
+        <w:t xml:space="preserve">검정 구성: paired exact sign test + paired exact permutation test, Holm 보정(p&lt;0.05)으로 다중비교를 제어했다.</w:t>
+      </w:r>
+    </w:p>
+    <w:tbl>
+      <w:tblPr>
+        <w:tblStyle w:val="Table"/>
+        <w:tblW w:type="pct" w:w="4999.999999999998"/>
+        <w:tblLook w:firstRow="1" w:lastRow="0" w:firstColumn="0" w:lastColumn="0" w:noHBand="0" w:noVBand="0" w:val="0020"/>
+      </w:tblPr>
+      <w:tblGrid>
+        <w:gridCol w:w="879"/>
+        <w:gridCol w:w="879"/>
+        <w:gridCol w:w="879"/>
+        <w:gridCol w:w="879"/>
+        <w:gridCol w:w="879"/>
+        <w:gridCol w:w="879"/>
+        <w:gridCol w:w="879"/>
+        <w:gridCol w:w="879"/>
+        <w:gridCol w:w="879"/>
+      </w:tblGrid>
+      <w:tr>
+        <w:tc>
+          <w:p>
+            <w:pPr>
+              <w:pStyle w:val="Compact"/>
+              <w:jc w:val="left"/>
+            </w:pPr>
+            <w:r>
+              <w:t xml:space="preserve">region</w:t>
+            </w:r>
+          </w:p>
+        </w:tc>
+        <w:tc>
+          <w:p>
+            <w:pPr>
+              <w:pStyle w:val="Compact"/>
+              <w:jc w:val="left"/>
+            </w:pPr>
+            <w:r>
+              <w:t xml:space="preserve">tabular_model</w:t>
+            </w:r>
+          </w:p>
+        </w:tc>
+        <w:tc>
+          <w:p>
+            <w:pPr>
+              <w:pStyle w:val="Compact"/>
+              <w:jc w:val="left"/>
+            </w:pPr>
+            <w:r>
+              <w:t xml:space="preserve">raster_cnn_model</w:t>
+            </w:r>
+          </w:p>
+        </w:tc>
+        <w:tc>
+          <w:p>
+            <w:pPr>
+              <w:pStyle w:val="Compact"/>
+              <w:jc w:val="left"/>
+            </w:pPr>
+            <w:r>
+              <w:t xml:space="preserve">n_pairs</w:t>
+            </w:r>
+          </w:p>
+        </w:tc>
+        <w:tc>
+          <w:p>
+            <w:pPr>
+              <w:pStyle w:val="Compact"/>
+              <w:jc w:val="left"/>
+            </w:pPr>
+            <w:r>
+              <w:t xml:space="preserve">f1_delta_mean_tabular_minus_cnn</w:t>
+            </w:r>
+          </w:p>
+        </w:tc>
+        <w:tc>
+          <w:p>
+            <w:pPr>
+              <w:pStyle w:val="Compact"/>
+              <w:jc w:val="left"/>
+            </w:pPr>
+            <w:r>
+              <w:t xml:space="preserve">f1_permutation_p_holm</w:t>
+            </w:r>
+          </w:p>
+        </w:tc>
+        <w:tc>
+          <w:p>
+            <w:pPr>
+              <w:pStyle w:val="Compact"/>
+              <w:jc w:val="left"/>
+            </w:pPr>
+            <w:r>
+              <w:t xml:space="preserve">ece_delta_mean_tabular_minus_cnn</w:t>
+            </w:r>
+          </w:p>
+        </w:tc>
+        <w:tc>
+          <w:p>
+            <w:pPr>
+              <w:pStyle w:val="Compact"/>
+              <w:jc w:val="left"/>
+            </w:pPr>
+            <w:r>
+              <w:t xml:space="preserve">ece_permutation_p_holm</w:t>
+            </w:r>
+          </w:p>
+        </w:tc>
+        <w:tc>
+          <w:p>
+            <w:pPr>
+              <w:pStyle w:val="Compact"/>
+              <w:jc w:val="left"/>
+            </w:pPr>
+            <w:r>
+              <w:t xml:space="preserve">interpretation</w:t>
+            </w:r>
+          </w:p>
+        </w:tc>
+      </w:tr>
+      <w:tr>
+        <w:tc>
+          <w:p>
+            <w:pPr>
+              <w:pStyle w:val="Compact"/>
+              <w:jc w:val="left"/>
+            </w:pPr>
+            <w:r>
+              <w:t xml:space="preserve">houston</w:t>
+            </w:r>
+          </w:p>
+        </w:tc>
+        <w:tc>
+          <w:p>
+            <w:pPr>
+              <w:pStyle w:val="Compact"/>
+              <w:jc w:val="left"/>
+            </w:pPr>
+            <w:r>
+              <w:t xml:space="preserve">hgbt</w:t>
+            </w:r>
+          </w:p>
+        </w:tc>
+        <w:tc>
+          <w:p>
+            <w:pPr>
+              <w:pStyle w:val="Compact"/>
+              <w:jc w:val="left"/>
+            </w:pPr>
+            <w:r>
+              <w:t xml:space="preserve">cnn_weighted</w:t>
+            </w:r>
+          </w:p>
+        </w:tc>
+        <w:tc>
+          <w:p>
+            <w:pPr>
+              <w:pStyle w:val="Compact"/>
+              <w:jc w:val="left"/>
+            </w:pPr>
+            <w:r>
+              <w:t xml:space="preserve">10</w:t>
+            </w:r>
+          </w:p>
+        </w:tc>
+        <w:tc>
+          <w:p>
+            <w:pPr>
+              <w:pStyle w:val="Compact"/>
+              <w:jc w:val="left"/>
+            </w:pPr>
+            <w:r>
+              <w:t xml:space="preserve">+0.0089</w:t>
+            </w:r>
+          </w:p>
+        </w:tc>
+        <w:tc>
+          <w:p>
+            <w:pPr>
+              <w:pStyle w:val="Compact"/>
+              <w:jc w:val="left"/>
+            </w:pPr>
+            <w:r>
+              <w:t xml:space="preserve">0.3359</w:t>
+            </w:r>
+          </w:p>
+        </w:tc>
+        <w:tc>
+          <w:p>
+            <w:pPr>
+              <w:pStyle w:val="Compact"/>
+              <w:jc w:val="left"/>
+            </w:pPr>
+            <w:r>
+              <w:t xml:space="preserve">-0.1446</w:t>
+            </w:r>
+          </w:p>
+        </w:tc>
+        <w:tc>
+          <w:p>
+            <w:pPr>
+              <w:pStyle w:val="Compact"/>
+              <w:jc w:val="left"/>
+            </w:pPr>
+            <w:r>
+              <w:t xml:space="preserve">0.0060</w:t>
+            </w:r>
+          </w:p>
+        </w:tc>
+        <w:tc>
+          <w:p>
+            <w:pPr>
+              <w:pStyle w:val="Compact"/>
+              <w:jc w:val="left"/>
+            </w:pPr>
+            <w:r>
+              <w:t xml:space="preserve">no significant F1 difference; tabular significantly lower ECE</w:t>
+            </w:r>
+          </w:p>
+        </w:tc>
+      </w:tr>
+      <w:tr>
+        <w:tc>
+          <w:p>
+            <w:pPr>
+              <w:pStyle w:val="Compact"/>
+              <w:jc w:val="left"/>
+            </w:pPr>
+            <w:r>
+              <w:t xml:space="preserve">nola</w:t>
+            </w:r>
+          </w:p>
+        </w:tc>
+        <w:tc>
+          <w:p>
+            <w:pPr>
+              <w:pStyle w:val="Compact"/>
+              <w:jc w:val="left"/>
+            </w:pPr>
+            <w:r>
+              <w:t xml:space="preserve">hgbt</w:t>
+            </w:r>
+          </w:p>
+        </w:tc>
+        <w:tc>
+          <w:p>
+            <w:pPr>
+              <w:pStyle w:val="Compact"/>
+              <w:jc w:val="left"/>
+            </w:pPr>
+            <w:r>
+              <w:t xml:space="preserve">cnn_weighted</w:t>
+            </w:r>
+          </w:p>
+        </w:tc>
+        <w:tc>
+          <w:p>
+            <w:pPr>
+              <w:pStyle w:val="Compact"/>
+              <w:jc w:val="left"/>
+            </w:pPr>
+            <w:r>
+              <w:t xml:space="preserve">10</w:t>
+            </w:r>
+          </w:p>
+        </w:tc>
+        <w:tc>
+          <w:p>
+            <w:pPr>
+              <w:pStyle w:val="Compact"/>
+              <w:jc w:val="left"/>
+            </w:pPr>
+            <w:r>
+              <w:t xml:space="preserve">+0.1559</w:t>
+            </w:r>
+          </w:p>
+        </w:tc>
+        <w:tc>
+          <w:p>
+            <w:pPr>
+              <w:pStyle w:val="Compact"/>
+              <w:jc w:val="left"/>
+            </w:pPr>
+            <w:r>
+              <w:t xml:space="preserve">0.0117</w:t>
+            </w:r>
+          </w:p>
+        </w:tc>
+        <w:tc>
+          <w:p>
+            <w:pPr>
+              <w:pStyle w:val="Compact"/>
+              <w:jc w:val="left"/>
+            </w:pPr>
+            <w:r>
+              <w:t xml:space="preserve">-0.0870</w:t>
+            </w:r>
+          </w:p>
+        </w:tc>
+        <w:tc>
+          <w:p>
+            <w:pPr>
+              <w:pStyle w:val="Compact"/>
+              <w:jc w:val="left"/>
+            </w:pPr>
+            <w:r>
+              <w:t xml:space="preserve">0.0060</w:t>
+            </w:r>
+          </w:p>
+        </w:tc>
+        <w:tc>
+          <w:p>
+            <w:pPr>
+              <w:pStyle w:val="Compact"/>
+              <w:jc w:val="left"/>
+            </w:pPr>
+            <w:r>
+              <w:t xml:space="preserve">tabular significantly higher F1; tabular significantly lower ECE</w:t>
+            </w:r>
+          </w:p>
+        </w:tc>
+      </w:tr>
+      <w:tr>
+        <w:tc>
+          <w:p>
+            <w:pPr>
+              <w:pStyle w:val="Compact"/>
+              <w:jc w:val="left"/>
+            </w:pPr>
+            <w:r>
+              <w:t xml:space="preserve">seattle</w:t>
+            </w:r>
+          </w:p>
+        </w:tc>
+        <w:tc>
+          <w:p>
+            <w:pPr>
+              <w:pStyle w:val="Compact"/>
+              <w:jc w:val="left"/>
+            </w:pPr>
+            <w:r>
+              <w:t xml:space="preserve">logreg</w:t>
+            </w:r>
+          </w:p>
+        </w:tc>
+        <w:tc>
+          <w:p>
+            <w:pPr>
+              <w:pStyle w:val="Compact"/>
+              <w:jc w:val="left"/>
+            </w:pPr>
+            <w:r>
+              <w:t xml:space="preserve">cnn_weighted</w:t>
+            </w:r>
+          </w:p>
+        </w:tc>
+        <w:tc>
+          <w:p>
+            <w:pPr>
+              <w:pStyle w:val="Compact"/>
+              <w:jc w:val="left"/>
+            </w:pPr>
+            <w:r>
+              <w:t xml:space="preserve">10</w:t>
+            </w:r>
+          </w:p>
+        </w:tc>
+        <w:tc>
+          <w:p>
+            <w:pPr>
+              <w:pStyle w:val="Compact"/>
+              <w:jc w:val="left"/>
+            </w:pPr>
+            <w:r>
+              <w:t xml:space="preserve">+0.0136</w:t>
+            </w:r>
+          </w:p>
+        </w:tc>
+        <w:tc>
+          <w:p>
+            <w:pPr>
+              <w:pStyle w:val="Compact"/>
+              <w:jc w:val="left"/>
+            </w:pPr>
+            <w:r>
+              <w:t xml:space="preserve">0.0117</w:t>
+            </w:r>
+          </w:p>
+        </w:tc>
+        <w:tc>
+          <w:p>
+            <w:pPr>
+              <w:pStyle w:val="Compact"/>
+              <w:jc w:val="left"/>
+            </w:pPr>
+            <w:r>
+              <w:t xml:space="preserve">-0.2572</w:t>
+            </w:r>
+          </w:p>
+        </w:tc>
+        <w:tc>
+          <w:p>
+            <w:pPr>
+              <w:pStyle w:val="Compact"/>
+              <w:jc w:val="left"/>
+            </w:pPr>
+            <w:r>
+              <w:t xml:space="preserve">0.0060</w:t>
+            </w:r>
+          </w:p>
+        </w:tc>
+        <w:tc>
+          <w:p>
+            <w:pPr>
+              <w:pStyle w:val="Compact"/>
+              <w:jc w:val="left"/>
+            </w:pPr>
+            <w:r>
+              <w:t xml:space="preserve">tabular significantly higher F1; tabular significantly lower ECE</w:t>
+            </w:r>
+          </w:p>
+        </w:tc>
+      </w:tr>
+    </w:tbl>
+    <w:p>
+      <w:pPr>
+        <w:pStyle w:val="BodyText"/>
+      </w:pPr>
+      <w:r>
+        <w:t xml:space="preserve">핵심 해석:</w:t>
+      </w:r>
+      <w:r>
+        <w:t xml:space="preserve"> </w:t>
+      </w:r>
+      <w:r>
+        <w:t xml:space="preserve">- houston: ΔF1=+0.0089 (Holm p=0.3359), ΔECE=-0.1446 (Holm p=0.0060)</w:t>
+      </w:r>
+      <w:r>
+        <w:t xml:space="preserve"> </w:t>
+      </w:r>
+      <w:r>
+        <w:t xml:space="preserve">- nola: ΔF1=+0.1559 (Holm p=0.0117), ΔECE=-0.0870 (Holm p=0.0060)</w:t>
+      </w:r>
+      <w:r>
+        <w:t xml:space="preserve"> </w:t>
+      </w:r>
+      <w:r>
+        <w:t xml:space="preserve">- seattle: ΔF1=+0.0136 (Holm p=0.0117), ΔECE=-0.2572 (Holm p=0.0060)</w:t>
+      </w:r>
+    </w:p>
     <w:bookmarkEnd w:id="41"/>
+    <w:bookmarkEnd w:id="42"/>
     <w:sectPr/>
   </w:body>
 </w:document>
@@ -4165,6 +4677,9 @@
     <w:abstractNumId w:val="991"/>
   </w:num>
   <w:num w:numId="1013">
+    <w:abstractNumId w:val="991"/>
+  </w:num>
+  <w:num w:numId="1014">
     <w:abstractNumId w:val="991"/>
   </w:num>
 </w:numbering>

--- a/docs/manuscript/v0.2_2026-04-09/manuscript_draft_v0.2_2026-04-09_ko.docx
+++ b/docs/manuscript/v0.2_2026-04-09/manuscript_draft_v0.2_2026-04-09_ko.docx
@@ -2,7 +2,7 @@
 <file path=word/document.xml><?xml version="1.0" encoding="utf-8"?>
 <w:document xmlns:w="http://schemas.openxmlformats.org/wordprocessingml/2006/main" xmlns:m="http://schemas.openxmlformats.org/officeDocument/2006/math" xmlns:r="http://schemas.openxmlformats.org/officeDocument/2006/relationships" xmlns:o="urn:schemas-microsoft-com:office:office" xmlns:v="urn:schemas-microsoft-com:vml" xmlns:w10="urn:schemas-microsoft-com:office:word" xmlns:a="http://schemas.openxmlformats.org/drawingml/2006/main" xmlns:pic="http://schemas.openxmlformats.org/drawingml/2006/picture" xmlns:wp="http://schemas.openxmlformats.org/drawingml/2006/wordprocessingDrawing">
   <w:body>
-    <w:bookmarkStart w:id="42" w:name="ais-기반-충돌위험-히트맵-논문-초안-v0.2-korean"/>
+    <w:bookmarkStart w:id="43" w:name="ais-기반-충돌위험-히트맵-논문-초안-v0.2-korean"/>
     <w:p>
       <w:pPr>
         <w:pStyle w:val="Heading1"/>
@@ -4454,7 +4454,750 @@
       </w:r>
     </w:p>
     <w:bookmarkEnd w:id="41"/>
+    <w:bookmarkStart w:id="42" w:name="전이-경로-통계-부록bootstrap"/>
+    <w:p>
+      <w:pPr>
+        <w:pStyle w:val="Heading2"/>
+      </w:pPr>
+      <w:r>
+        <w:t xml:space="preserve">15. 전이 경로 통계 부록(bootstrap)</w:t>
+      </w:r>
+    </w:p>
+    <w:p>
+      <w:pPr>
+        <w:numPr>
+          <w:ilvl w:val="0"/>
+          <w:numId w:val="1015"/>
+        </w:numPr>
+        <w:pStyle w:val="Compact"/>
+      </w:pPr>
+      <w:r>
+        <w:t xml:space="preserve">전이 경로 유의성 CSV:</w:t>
+      </w:r>
+      <w:r>
+        <w:t xml:space="preserve"> </w:t>
+      </w:r>
+      <w:r>
+        <w:rPr>
+          <w:rStyle w:val="VerbatimChar"/>
+        </w:rPr>
+        <w:t xml:space="preserve">transfer_route_significance_summary.csv</w:t>
+      </w:r>
+    </w:p>
+    <w:p>
+      <w:pPr>
+        <w:numPr>
+          <w:ilvl w:val="0"/>
+          <w:numId w:val="1015"/>
+        </w:numPr>
+        <w:pStyle w:val="Compact"/>
+      </w:pPr>
+      <w:r>
+        <w:t xml:space="preserve">부록 문서:</w:t>
+      </w:r>
+      <w:r>
+        <w:t xml:space="preserve"> </w:t>
+      </w:r>
+      <w:r>
+        <w:rPr>
+          <w:rStyle w:val="VerbatimChar"/>
+        </w:rPr>
+        <w:t xml:space="preserve">transfer_route_significance_appendix_v0.2_2026-04-09.md</w:t>
+      </w:r>
+    </w:p>
+    <w:tbl>
+      <w:tblPr>
+        <w:tblStyle w:val="Table"/>
+        <w:tblW w:type="pct" w:w="5000.0"/>
+        <w:tblLook w:firstRow="1" w:lastRow="0" w:firstColumn="0" w:lastColumn="0" w:noHBand="0" w:noVBand="0" w:val="0020"/>
+      </w:tblPr>
+      <w:tblGrid>
+        <w:gridCol w:w="990"/>
+        <w:gridCol w:w="990"/>
+        <w:gridCol w:w="990"/>
+        <w:gridCol w:w="990"/>
+        <w:gridCol w:w="990"/>
+        <w:gridCol w:w="990"/>
+        <w:gridCol w:w="990"/>
+        <w:gridCol w:w="990"/>
+      </w:tblGrid>
+      <w:tr>
+        <w:tc>
+          <w:p>
+            <w:pPr>
+              <w:pStyle w:val="Compact"/>
+              <w:jc w:val="left"/>
+            </w:pPr>
+            <w:r>
+              <w:t xml:space="preserve">source_region</w:t>
+            </w:r>
+          </w:p>
+        </w:tc>
+        <w:tc>
+          <w:p>
+            <w:pPr>
+              <w:pStyle w:val="Compact"/>
+              <w:jc w:val="left"/>
+            </w:pPr>
+            <w:r>
+              <w:t xml:space="preserve">target_region</w:t>
+            </w:r>
+          </w:p>
+        </w:tc>
+        <w:tc>
+          <w:p>
+            <w:pPr>
+              <w:pStyle w:val="Compact"/>
+              <w:jc w:val="left"/>
+            </w:pPr>
+            <w:r>
+              <w:t xml:space="preserve">recommended_model</w:t>
+            </w:r>
+          </w:p>
+        </w:tc>
+        <w:tc>
+          <w:p>
+            <w:pPr>
+              <w:pStyle w:val="Compact"/>
+              <w:jc w:val="left"/>
+            </w:pPr>
+            <w:r>
+              <w:t xml:space="preserve">observed_delta_f1</w:t>
+            </w:r>
+          </w:p>
+        </w:tc>
+        <w:tc>
+          <w:p>
+            <w:pPr>
+              <w:pStyle w:val="Compact"/>
+              <w:jc w:val="left"/>
+            </w:pPr>
+            <w:r>
+              <w:t xml:space="preserve">bootstrap_delta_ci95</w:t>
+            </w:r>
+          </w:p>
+        </w:tc>
+        <w:tc>
+          <w:p>
+            <w:pPr>
+              <w:pStyle w:val="Compact"/>
+              <w:jc w:val="left"/>
+            </w:pPr>
+            <w:r>
+              <w:t xml:space="preserve">bootstrap_p_two_sided</w:t>
+            </w:r>
+          </w:p>
+        </w:tc>
+        <w:tc>
+          <w:p>
+            <w:pPr>
+              <w:pStyle w:val="Compact"/>
+              <w:jc w:val="left"/>
+            </w:pPr>
+            <w:r>
+              <w:t xml:space="preserve">direction_probability</w:t>
+            </w:r>
+          </w:p>
+        </w:tc>
+        <w:tc>
+          <w:p>
+            <w:pPr>
+              <w:pStyle w:val="Compact"/>
+              <w:jc w:val="left"/>
+            </w:pPr>
+            <w:r>
+              <w:t xml:space="preserve">interpretation</w:t>
+            </w:r>
+          </w:p>
+        </w:tc>
+      </w:tr>
+      <w:tr>
+        <w:tc>
+          <w:p>
+            <w:pPr>
+              <w:pStyle w:val="Compact"/>
+              <w:jc w:val="left"/>
+            </w:pPr>
+            <w:r>
+              <w:t xml:space="preserve">houston</w:t>
+            </w:r>
+          </w:p>
+        </w:tc>
+        <w:tc>
+          <w:p>
+            <w:pPr>
+              <w:pStyle w:val="Compact"/>
+              <w:jc w:val="left"/>
+            </w:pPr>
+            <w:r>
+              <w:t xml:space="preserve">nola</w:t>
+            </w:r>
+          </w:p>
+        </w:tc>
+        <w:tc>
+          <w:p>
+            <w:pPr>
+              <w:pStyle w:val="Compact"/>
+              <w:jc w:val="left"/>
+            </w:pPr>
+            <w:r>
+              <w:t xml:space="preserve">hgbt</w:t>
+            </w:r>
+          </w:p>
+        </w:tc>
+        <w:tc>
+          <w:p>
+            <w:pPr>
+              <w:pStyle w:val="Compact"/>
+              <w:jc w:val="left"/>
+            </w:pPr>
+            <w:r>
+              <w:t xml:space="preserve">-0.1383</w:t>
+            </w:r>
+          </w:p>
+        </w:tc>
+        <w:tc>
+          <w:p>
+            <w:pPr>
+              <w:pStyle w:val="Compact"/>
+              <w:jc w:val="left"/>
+            </w:pPr>
+            <w:r>
+              <w:t xml:space="preserve">[-0.1634, -0.1152]</w:t>
+            </w:r>
+          </w:p>
+        </w:tc>
+        <w:tc>
+          <w:p>
+            <w:pPr>
+              <w:pStyle w:val="Compact"/>
+              <w:jc w:val="left"/>
+            </w:pPr>
+            <w:r>
+              <w:t xml:space="preserve">0.0000</w:t>
+            </w:r>
+          </w:p>
+        </w:tc>
+        <w:tc>
+          <w:p>
+            <w:pPr>
+              <w:pStyle w:val="Compact"/>
+              <w:jc w:val="left"/>
+            </w:pPr>
+            <w:r>
+              <w:t xml:space="preserve">1.0000</w:t>
+            </w:r>
+          </w:p>
+        </w:tc>
+        <w:tc>
+          <w:p>
+            <w:pPr>
+              <w:pStyle w:val="Compact"/>
+              <w:jc w:val="left"/>
+            </w:pPr>
+            <w:r>
+              <w:t xml:space="preserve">statistically_supported_negative_transfer</w:t>
+            </w:r>
+          </w:p>
+        </w:tc>
+      </w:tr>
+      <w:tr>
+        <w:tc>
+          <w:p>
+            <w:pPr>
+              <w:pStyle w:val="Compact"/>
+              <w:jc w:val="left"/>
+            </w:pPr>
+            <w:r>
+              <w:t xml:space="preserve">houston</w:t>
+            </w:r>
+          </w:p>
+        </w:tc>
+        <w:tc>
+          <w:p>
+            <w:pPr>
+              <w:pStyle w:val="Compact"/>
+              <w:jc w:val="left"/>
+            </w:pPr>
+            <w:r>
+              <w:t xml:space="preserve">seattle</w:t>
+            </w:r>
+          </w:p>
+        </w:tc>
+        <w:tc>
+          <w:p>
+            <w:pPr>
+              <w:pStyle w:val="Compact"/>
+              <w:jc w:val="left"/>
+            </w:pPr>
+            <w:r>
+              <w:t xml:space="preserve">hgbt</w:t>
+            </w:r>
+          </w:p>
+        </w:tc>
+        <w:tc>
+          <w:p>
+            <w:pPr>
+              <w:pStyle w:val="Compact"/>
+              <w:jc w:val="left"/>
+            </w:pPr>
+            <w:r>
+              <w:t xml:space="preserve">-0.2103</w:t>
+            </w:r>
+          </w:p>
+        </w:tc>
+        <w:tc>
+          <w:p>
+            <w:pPr>
+              <w:pStyle w:val="Compact"/>
+              <w:jc w:val="left"/>
+            </w:pPr>
+            <w:r>
+              <w:t xml:space="preserve">[-0.2413, -0.1767]</w:t>
+            </w:r>
+          </w:p>
+        </w:tc>
+        <w:tc>
+          <w:p>
+            <w:pPr>
+              <w:pStyle w:val="Compact"/>
+              <w:jc w:val="left"/>
+            </w:pPr>
+            <w:r>
+              <w:t xml:space="preserve">0.0000</w:t>
+            </w:r>
+          </w:p>
+        </w:tc>
+        <w:tc>
+          <w:p>
+            <w:pPr>
+              <w:pStyle w:val="Compact"/>
+              <w:jc w:val="left"/>
+            </w:pPr>
+            <w:r>
+              <w:t xml:space="preserve">1.0000</w:t>
+            </w:r>
+          </w:p>
+        </w:tc>
+        <w:tc>
+          <w:p>
+            <w:pPr>
+              <w:pStyle w:val="Compact"/>
+              <w:jc w:val="left"/>
+            </w:pPr>
+            <w:r>
+              <w:t xml:space="preserve">statistically_supported_negative_transfer</w:t>
+            </w:r>
+          </w:p>
+        </w:tc>
+      </w:tr>
+      <w:tr>
+        <w:tc>
+          <w:p>
+            <w:pPr>
+              <w:pStyle w:val="Compact"/>
+              <w:jc w:val="left"/>
+            </w:pPr>
+            <w:r>
+              <w:t xml:space="preserve">nola</w:t>
+            </w:r>
+          </w:p>
+        </w:tc>
+        <w:tc>
+          <w:p>
+            <w:pPr>
+              <w:pStyle w:val="Compact"/>
+              <w:jc w:val="left"/>
+            </w:pPr>
+            <w:r>
+              <w:t xml:space="preserve">houston</w:t>
+            </w:r>
+          </w:p>
+        </w:tc>
+        <w:tc>
+          <w:p>
+            <w:pPr>
+              <w:pStyle w:val="Compact"/>
+              <w:jc w:val="left"/>
+            </w:pPr>
+            <w:r>
+              <w:t xml:space="preserve">hgbt</w:t>
+            </w:r>
+          </w:p>
+        </w:tc>
+        <w:tc>
+          <w:p>
+            <w:pPr>
+              <w:pStyle w:val="Compact"/>
+              <w:jc w:val="left"/>
+            </w:pPr>
+            <w:r>
+              <w:t xml:space="preserve">+0.3213</w:t>
+            </w:r>
+          </w:p>
+        </w:tc>
+        <w:tc>
+          <w:p>
+            <w:pPr>
+              <w:pStyle w:val="Compact"/>
+              <w:jc w:val="left"/>
+            </w:pPr>
+            <w:r>
+              <w:t xml:space="preserve">[+0.2332, +0.3986]</w:t>
+            </w:r>
+          </w:p>
+        </w:tc>
+        <w:tc>
+          <w:p>
+            <w:pPr>
+              <w:pStyle w:val="Compact"/>
+              <w:jc w:val="left"/>
+            </w:pPr>
+            <w:r>
+              <w:t xml:space="preserve">0.0000</w:t>
+            </w:r>
+          </w:p>
+        </w:tc>
+        <w:tc>
+          <w:p>
+            <w:pPr>
+              <w:pStyle w:val="Compact"/>
+              <w:jc w:val="left"/>
+            </w:pPr>
+            <w:r>
+              <w:t xml:space="preserve">1.0000</w:t>
+            </w:r>
+          </w:p>
+        </w:tc>
+        <w:tc>
+          <w:p>
+            <w:pPr>
+              <w:pStyle w:val="Compact"/>
+              <w:jc w:val="left"/>
+            </w:pPr>
+            <w:r>
+              <w:t xml:space="preserve">statistically_supported_positive_transfer</w:t>
+            </w:r>
+          </w:p>
+        </w:tc>
+      </w:tr>
+      <w:tr>
+        <w:tc>
+          <w:p>
+            <w:pPr>
+              <w:pStyle w:val="Compact"/>
+              <w:jc w:val="left"/>
+            </w:pPr>
+            <w:r>
+              <w:t xml:space="preserve">nola</w:t>
+            </w:r>
+          </w:p>
+        </w:tc>
+        <w:tc>
+          <w:p>
+            <w:pPr>
+              <w:pStyle w:val="Compact"/>
+              <w:jc w:val="left"/>
+            </w:pPr>
+            <w:r>
+              <w:t xml:space="preserve">seattle</w:t>
+            </w:r>
+          </w:p>
+        </w:tc>
+        <w:tc>
+          <w:p>
+            <w:pPr>
+              <w:pStyle w:val="Compact"/>
+              <w:jc w:val="left"/>
+            </w:pPr>
+            <w:r>
+              <w:t xml:space="preserve">hgbt</w:t>
+            </w:r>
+          </w:p>
+        </w:tc>
+        <w:tc>
+          <w:p>
+            <w:pPr>
+              <w:pStyle w:val="Compact"/>
+              <w:jc w:val="left"/>
+            </w:pPr>
+            <w:r>
+              <w:t xml:space="preserve">+0.4439</w:t>
+            </w:r>
+          </w:p>
+        </w:tc>
+        <w:tc>
+          <w:p>
+            <w:pPr>
+              <w:pStyle w:val="Compact"/>
+              <w:jc w:val="left"/>
+            </w:pPr>
+            <w:r>
+              <w:t xml:space="preserve">[+0.3545, +0.5174]</w:t>
+            </w:r>
+          </w:p>
+        </w:tc>
+        <w:tc>
+          <w:p>
+            <w:pPr>
+              <w:pStyle w:val="Compact"/>
+              <w:jc w:val="left"/>
+            </w:pPr>
+            <w:r>
+              <w:t xml:space="preserve">0.0000</w:t>
+            </w:r>
+          </w:p>
+        </w:tc>
+        <w:tc>
+          <w:p>
+            <w:pPr>
+              <w:pStyle w:val="Compact"/>
+              <w:jc w:val="left"/>
+            </w:pPr>
+            <w:r>
+              <w:t xml:space="preserve">1.0000</w:t>
+            </w:r>
+          </w:p>
+        </w:tc>
+        <w:tc>
+          <w:p>
+            <w:pPr>
+              <w:pStyle w:val="Compact"/>
+              <w:jc w:val="left"/>
+            </w:pPr>
+            <w:r>
+              <w:t xml:space="preserve">statistically_supported_positive_transfer</w:t>
+            </w:r>
+          </w:p>
+        </w:tc>
+      </w:tr>
+      <w:tr>
+        <w:tc>
+          <w:p>
+            <w:pPr>
+              <w:pStyle w:val="Compact"/>
+              <w:jc w:val="left"/>
+            </w:pPr>
+            <w:r>
+              <w:t xml:space="preserve">seattle</w:t>
+            </w:r>
+          </w:p>
+        </w:tc>
+        <w:tc>
+          <w:p>
+            <w:pPr>
+              <w:pStyle w:val="Compact"/>
+              <w:jc w:val="left"/>
+            </w:pPr>
+            <w:r>
+              <w:t xml:space="preserve">houston</w:t>
+            </w:r>
+          </w:p>
+        </w:tc>
+        <w:tc>
+          <w:p>
+            <w:pPr>
+              <w:pStyle w:val="Compact"/>
+              <w:jc w:val="left"/>
+            </w:pPr>
+            <w:r>
+              <w:t xml:space="preserve">extra_trees</w:t>
+            </w:r>
+          </w:p>
+        </w:tc>
+        <w:tc>
+          <w:p>
+            <w:pPr>
+              <w:pStyle w:val="Compact"/>
+              <w:jc w:val="left"/>
+            </w:pPr>
+            <w:r>
+              <w:t xml:space="preserve">+0.0021</w:t>
+            </w:r>
+          </w:p>
+        </w:tc>
+        <w:tc>
+          <w:p>
+            <w:pPr>
+              <w:pStyle w:val="Compact"/>
+              <w:jc w:val="left"/>
+            </w:pPr>
+            <w:r>
+              <w:t xml:space="preserve">[-0.0977, +0.1154]</w:t>
+            </w:r>
+          </w:p>
+        </w:tc>
+        <w:tc>
+          <w:p>
+            <w:pPr>
+              <w:pStyle w:val="Compact"/>
+              <w:jc w:val="left"/>
+            </w:pPr>
+            <w:r>
+              <w:t xml:space="preserve">0.9670</w:t>
+            </w:r>
+          </w:p>
+        </w:tc>
+        <w:tc>
+          <w:p>
+            <w:pPr>
+              <w:pStyle w:val="Compact"/>
+              <w:jc w:val="left"/>
+            </w:pPr>
+            <w:r>
+              <w:t xml:space="preserve">0.5165</w:t>
+            </w:r>
+          </w:p>
+        </w:tc>
+        <w:tc>
+          <w:p>
+            <w:pPr>
+              <w:pStyle w:val="Compact"/>
+              <w:jc w:val="left"/>
+            </w:pPr>
+            <w:r>
+              <w:t xml:space="preserve">not_conclusive</w:t>
+            </w:r>
+          </w:p>
+        </w:tc>
+      </w:tr>
+      <w:tr>
+        <w:tc>
+          <w:p>
+            <w:pPr>
+              <w:pStyle w:val="Compact"/>
+              <w:jc w:val="left"/>
+            </w:pPr>
+            <w:r>
+              <w:t xml:space="preserve">seattle</w:t>
+            </w:r>
+          </w:p>
+        </w:tc>
+        <w:tc>
+          <w:p>
+            <w:pPr>
+              <w:pStyle w:val="Compact"/>
+              <w:jc w:val="left"/>
+            </w:pPr>
+            <w:r>
+              <w:t xml:space="preserve">nola</w:t>
+            </w:r>
+          </w:p>
+        </w:tc>
+        <w:tc>
+          <w:p>
+            <w:pPr>
+              <w:pStyle w:val="Compact"/>
+              <w:jc w:val="left"/>
+            </w:pPr>
+            <w:r>
+              <w:t xml:space="preserve">extra_trees</w:t>
+            </w:r>
+          </w:p>
+        </w:tc>
+        <w:tc>
+          <w:p>
+            <w:pPr>
+              <w:pStyle w:val="Compact"/>
+              <w:jc w:val="left"/>
+            </w:pPr>
+            <w:r>
+              <w:t xml:space="preserve">+0.0488</w:t>
+            </w:r>
+          </w:p>
+        </w:tc>
+        <w:tc>
+          <w:p>
+            <w:pPr>
+              <w:pStyle w:val="Compact"/>
+              <w:jc w:val="left"/>
+            </w:pPr>
+            <w:r>
+              <w:t xml:space="preserve">[-0.0393, +0.1521]</w:t>
+            </w:r>
+          </w:p>
+        </w:tc>
+        <w:tc>
+          <w:p>
+            <w:pPr>
+              <w:pStyle w:val="Compact"/>
+              <w:jc w:val="left"/>
+            </w:pPr>
+            <w:r>
+              <w:t xml:space="preserve">0.2960</w:t>
+            </w:r>
+          </w:p>
+        </w:tc>
+        <w:tc>
+          <w:p>
+            <w:pPr>
+              <w:pStyle w:val="Compact"/>
+              <w:jc w:val="left"/>
+            </w:pPr>
+            <w:r>
+              <w:t xml:space="preserve">0.8520</w:t>
+            </w:r>
+          </w:p>
+        </w:tc>
+        <w:tc>
+          <w:p>
+            <w:pPr>
+              <w:pStyle w:val="Compact"/>
+              <w:jc w:val="left"/>
+            </w:pPr>
+            <w:r>
+              <w:t xml:space="preserve">not_conclusive</w:t>
+            </w:r>
+          </w:p>
+        </w:tc>
+      </w:tr>
+    </w:tbl>
+    <w:p>
+      <w:pPr>
+        <w:pStyle w:val="BodyText"/>
+      </w:pPr>
+      <w:r>
+        <w:t xml:space="preserve">핵심 해석:</w:t>
+      </w:r>
+      <w:r>
+        <w:t xml:space="preserve"> </w:t>
+      </w:r>
+      <w:r>
+        <w:t xml:space="preserve">- houston-&gt;nola: ΔF1=-0.1383, bootstrap p=0.0000, direction_prob=1.0000</w:t>
+      </w:r>
+      <w:r>
+        <w:t xml:space="preserve"> </w:t>
+      </w:r>
+      <w:r>
+        <w:t xml:space="preserve">- houston-&gt;seattle: ΔF1=-0.2103, bootstrap p=0.0000, direction_prob=1.0000</w:t>
+      </w:r>
+      <w:r>
+        <w:t xml:space="preserve"> </w:t>
+      </w:r>
+      <w:r>
+        <w:t xml:space="preserve">- nola-&gt;houston: ΔF1=+0.3213, bootstrap p=0.0000, direction_prob=1.0000</w:t>
+      </w:r>
+      <w:r>
+        <w:t xml:space="preserve"> </w:t>
+      </w:r>
+      <w:r>
+        <w:t xml:space="preserve">- nola-&gt;seattle: ΔF1=+0.4439, bootstrap p=0.0000, direction_prob=1.0000</w:t>
+      </w:r>
+      <w:r>
+        <w:t xml:space="preserve"> </w:t>
+      </w:r>
+      <w:r>
+        <w:t xml:space="preserve">- seattle-&gt;houston: ΔF1=+0.0021, bootstrap p=0.9670, direction_prob=0.5165</w:t>
+      </w:r>
+      <w:r>
+        <w:t xml:space="preserve"> </w:t>
+      </w:r>
+      <w:r>
+        <w:t xml:space="preserve">- seattle-&gt;nola: ΔF1=+0.0488, bootstrap p=0.2960, direction_prob=0.8520</w:t>
+      </w:r>
+    </w:p>
     <w:bookmarkEnd w:id="42"/>
+    <w:bookmarkEnd w:id="43"/>
     <w:sectPr/>
   </w:body>
 </w:document>
@@ -4680,6 +5423,9 @@
     <w:abstractNumId w:val="991"/>
   </w:num>
   <w:num w:numId="1014">
+    <w:abstractNumId w:val="991"/>
+  </w:num>
+  <w:num w:numId="1015">
     <w:abstractNumId w:val="991"/>
   </w:num>
 </w:numbering>

--- a/docs/manuscript/v0.2_2026-04-09/manuscript_draft_v0.2_2026-04-09_ko.docx
+++ b/docs/manuscript/v0.2_2026-04-09/manuscript_draft_v0.2_2026-04-09_ko.docx
@@ -2,7 +2,7 @@
 <file path=word/document.xml><?xml version="1.0" encoding="utf-8"?>
 <w:document xmlns:w="http://schemas.openxmlformats.org/wordprocessingml/2006/main" xmlns:m="http://schemas.openxmlformats.org/officeDocument/2006/math" xmlns:r="http://schemas.openxmlformats.org/officeDocument/2006/relationships" xmlns:o="urn:schemas-microsoft-com:office:office" xmlns:v="urn:schemas-microsoft-com:vml" xmlns:w10="urn:schemas-microsoft-com:office:word" xmlns:a="http://schemas.openxmlformats.org/drawingml/2006/main" xmlns:pic="http://schemas.openxmlformats.org/drawingml/2006/picture" xmlns:wp="http://schemas.openxmlformats.org/drawingml/2006/wordprocessingDrawing">
   <w:body>
-    <w:bookmarkStart w:id="43" w:name="ais-기반-충돌위험-히트맵-논문-초안-v0.2-korean"/>
+    <w:bookmarkStart w:id="45" w:name="ais-기반-충돌위험-히트맵-논문-초안-v0.2-korean"/>
     <w:p>
       <w:pPr>
         <w:pStyle w:val="Heading1"/>
@@ -2877,7 +2877,7 @@
       </w:r>
     </w:p>
     <w:bookmarkEnd w:id="29"/>
-    <w:bookmarkStart w:id="33" w:name="그림-도식-구성"/>
+    <w:bookmarkStart w:id="34" w:name="그림-도식-구성"/>
     <w:p>
       <w:pPr>
         <w:pStyle w:val="Heading2"/>
@@ -3057,8 +3057,65 @@
         </w:drawing>
       </w:r>
     </w:p>
-    <w:bookmarkEnd w:id="33"/>
-    <w:bookmarkStart w:id="34" w:name="용어-매핑-koreng"/>
+    <w:p>
+      <w:pPr>
+        <w:numPr>
+          <w:ilvl w:val="0"/>
+          <w:numId w:val="1007"/>
+        </w:numPr>
+        <w:pStyle w:val="Compact"/>
+      </w:pPr>
+      <w:r>
+        <w:t xml:space="preserve">Figure 4:</w:t>
+      </w:r>
+      <w:r>
+        <w:t xml:space="preserve"> </w:t>
+      </w:r>
+      <w:r>
+        <w:drawing>
+          <wp:inline>
+            <wp:extent cx="5334000" cy="3048000"/>
+            <wp:effectExtent b="0" l="0" r="0" t="0"/>
+            <wp:docPr descr="threshold-utility" title="" id="1" name="Picture"/>
+            <a:graphic>
+              <a:graphicData uri="http://schemas.openxmlformats.org/drawingml/2006/picture">
+                <pic:pic>
+                  <pic:nvPicPr>
+                    <pic:cNvPr descr="figure_4_threshold_utility_curve.svg" id="0" name="Picture"/>
+                    <pic:cNvPicPr>
+                      <a:picLocks noChangeArrowheads="1" noChangeAspect="1"/>
+                    </pic:cNvPicPr>
+                  </pic:nvPicPr>
+                  <pic:blipFill>
+                    <a:blip r:embed="rId33"/>
+                    <a:stretch>
+                      <a:fillRect/>
+                    </a:stretch>
+                  </pic:blipFill>
+                  <pic:spPr bwMode="auto">
+                    <a:xfrm>
+                      <a:off x="0" y="0"/>
+                      <a:ext cx="5334000" cy="3048000"/>
+                    </a:xfrm>
+                    <a:prstGeom prst="rect">
+                      <a:avLst/>
+                    </a:prstGeom>
+                    <a:noFill/>
+                    <a:ln w="9525">
+                      <a:noFill/>
+                      <a:headEnd/>
+                      <a:tailEnd/>
+                    </a:ln>
+                  </pic:spPr>
+                </pic:pic>
+              </a:graphicData>
+            </a:graphic>
+          </wp:inline>
+        </w:drawing>
+      </w:r>
+    </w:p>
+    <w:bookmarkEnd w:id="34"/>
+    <w:bookmarkStart w:id="35" w:name="용어-매핑-koreng"/>
     <w:p>
       <w:pPr>
         <w:pStyle w:val="Heading2"/>
@@ -3614,8 +3671,8 @@
         <w:t xml:space="preserve">를 따른다.</w:t>
       </w:r>
     </w:p>
-    <w:bookmarkEnd w:id="34"/>
-    <w:bookmarkStart w:id="35" w:name="이중언어-그림-캡션"/>
+    <w:bookmarkEnd w:id="35"/>
+    <w:bookmarkStart w:id="36" w:name="이중언어-그림-캡션"/>
     <w:p>
       <w:pPr>
         <w:pStyle w:val="Heading2"/>
@@ -3645,8 +3702,8 @@
         <w:t xml:space="preserve">figure_captions_bilingual_v0.2_2026-04-09.md</w:t>
       </w:r>
     </w:p>
-    <w:bookmarkEnd w:id="35"/>
-    <w:bookmarkStart w:id="36" w:name="시나리오-시각화-근거"/>
+    <w:bookmarkEnd w:id="36"/>
+    <w:bookmarkStart w:id="37" w:name="시나리오-시각화-근거"/>
     <w:p>
       <w:pPr>
         <w:pStyle w:val="Heading2"/>
@@ -3718,8 +3775,8 @@
         <w:t xml:space="preserve">../../results/2026-04-04-expanded-10seed/seattle_report_figure.svg</w:t>
       </w:r>
     </w:p>
-    <w:bookmarkEnd w:id="36"/>
-    <w:bookmarkStart w:id="37" w:name="제출-포맷-메모"/>
+    <w:bookmarkEnd w:id="37"/>
+    <w:bookmarkStart w:id="38" w:name="제출-포맷-메모"/>
     <w:p>
       <w:pPr>
         <w:pStyle w:val="Heading2"/>
@@ -3776,8 +3833,8 @@
         <w:t xml:space="preserve">를 single source로 유지한다.</w:t>
       </w:r>
     </w:p>
-    <w:bookmarkEnd w:id="37"/>
-    <w:bookmarkStart w:id="38" w:name="제출-준비-산출물"/>
+    <w:bookmarkEnd w:id="38"/>
+    <w:bookmarkStart w:id="39" w:name="제출-준비-산출물"/>
     <w:p>
       <w:pPr>
         <w:pStyle w:val="Heading2"/>
@@ -3852,11 +3909,11 @@
         <w:t xml:space="preserve"> </w:t>
       </w:r>
       <w:r>
-        <w:t xml:space="preserve">(5/5)</w:t>
-      </w:r>
-    </w:p>
-    <w:bookmarkEnd w:id="38"/>
-    <w:bookmarkStart w:id="39" w:name="선행연구-근거-매트릭스"/>
+        <w:t xml:space="preserve">(6/6)</w:t>
+      </w:r>
+    </w:p>
+    <w:bookmarkEnd w:id="39"/>
+    <w:bookmarkStart w:id="40" w:name="선행연구-근거-매트릭스"/>
     <w:p>
       <w:pPr>
         <w:pStyle w:val="Heading2"/>
@@ -3898,8 +3955,8 @@
         <w:t xml:space="preserve">심사관 관점에서 핵심 claim별 문헌 근거/빈틈/보완 action을 연결했다.</w:t>
       </w:r>
     </w:p>
-    <w:bookmarkEnd w:id="39"/>
-    <w:bookmarkStart w:id="40" w:name="심사관-관점-우선-todo"/>
+    <w:bookmarkEnd w:id="40"/>
+    <w:bookmarkStart w:id="41" w:name="심사관-관점-우선-todo"/>
     <w:p>
       <w:pPr>
         <w:pStyle w:val="Heading2"/>
@@ -3941,8 +3998,8 @@
         <w:t xml:space="preserve">이 TODO는 novelty 서술, 통계 검정, 외부 검증 범위, 운영 임계값 해석을 우선 보완 대상으로 정의한다.</w:t>
       </w:r>
     </w:p>
-    <w:bookmarkEnd w:id="40"/>
-    <w:bookmarkStart w:id="41" w:name="통계-유의성-부록"/>
+    <w:bookmarkEnd w:id="41"/>
+    <w:bookmarkStart w:id="42" w:name="통계-유의성-부록"/>
     <w:p>
       <w:pPr>
         <w:pStyle w:val="Heading2"/>
@@ -4453,8 +4510,8 @@
         <w:t xml:space="preserve">- seattle: ΔF1=+0.0136 (Holm p=0.0117), ΔECE=-0.2572 (Holm p=0.0060)</w:t>
       </w:r>
     </w:p>
-    <w:bookmarkEnd w:id="41"/>
-    <w:bookmarkStart w:id="42" w:name="전이-경로-통계-부록bootstrap"/>
+    <w:bookmarkEnd w:id="42"/>
+    <w:bookmarkStart w:id="43" w:name="전이-경로-통계-부록bootstrap"/>
     <w:p>
       <w:pPr>
         <w:pStyle w:val="Heading2"/>
@@ -5196,8 +5253,664 @@
         <w:t xml:space="preserve">- seattle-&gt;nola: ΔF1=+0.0488, bootstrap p=0.2960, direction_prob=0.8520</w:t>
       </w:r>
     </w:p>
-    <w:bookmarkEnd w:id="42"/>
     <w:bookmarkEnd w:id="43"/>
+    <w:bookmarkStart w:id="44" w:name="임계값-유틸리티-부록-운영-비용-프로파일"/>
+    <w:p>
+      <w:pPr>
+        <w:pStyle w:val="Heading2"/>
+      </w:pPr>
+      <w:r>
+        <w:t xml:space="preserve">16. 임계값 유틸리티 부록 (운영 비용 프로파일)</w:t>
+      </w:r>
+    </w:p>
+    <w:p>
+      <w:pPr>
+        <w:numPr>
+          <w:ilvl w:val="0"/>
+          <w:numId w:val="1016"/>
+        </w:numPr>
+        <w:pStyle w:val="Compact"/>
+      </w:pPr>
+      <w:r>
+        <w:t xml:space="preserve">유틸리티 곡선 CSV:</w:t>
+      </w:r>
+      <w:r>
+        <w:t xml:space="preserve"> </w:t>
+      </w:r>
+      <w:r>
+        <w:rPr>
+          <w:rStyle w:val="VerbatimChar"/>
+        </w:rPr>
+        <w:t xml:space="preserve">threshold_utility_curve_summary.csv</w:t>
+      </w:r>
+    </w:p>
+    <w:p>
+      <w:pPr>
+        <w:numPr>
+          <w:ilvl w:val="0"/>
+          <w:numId w:val="1016"/>
+        </w:numPr>
+        <w:pStyle w:val="Compact"/>
+      </w:pPr>
+      <w:r>
+        <w:t xml:space="preserve">운영점 요약 CSV:</w:t>
+      </w:r>
+      <w:r>
+        <w:t xml:space="preserve"> </w:t>
+      </w:r>
+      <w:r>
+        <w:rPr>
+          <w:rStyle w:val="VerbatimChar"/>
+        </w:rPr>
+        <w:t xml:space="preserve">threshold_utility_operating_points.csv</w:t>
+      </w:r>
+    </w:p>
+    <w:p>
+      <w:pPr>
+        <w:numPr>
+          <w:ilvl w:val="0"/>
+          <w:numId w:val="1016"/>
+        </w:numPr>
+        <w:pStyle w:val="Compact"/>
+      </w:pPr>
+      <w:r>
+        <w:t xml:space="preserve">유틸리티 부록 문서:</w:t>
+      </w:r>
+      <w:r>
+        <w:t xml:space="preserve"> </w:t>
+      </w:r>
+      <w:r>
+        <w:rPr>
+          <w:rStyle w:val="VerbatimChar"/>
+        </w:rPr>
+        <w:t xml:space="preserve">threshold_utility_appendix_v0.2_2026-04-09.md</w:t>
+      </w:r>
+    </w:p>
+    <w:tbl>
+      <w:tblPr>
+        <w:tblStyle w:val="Table"/>
+        <w:tblW w:type="pct" w:w="5000.0"/>
+        <w:tblLook w:firstRow="1" w:lastRow="0" w:firstColumn="0" w:lastColumn="0" w:noHBand="0" w:noVBand="0" w:val="0020"/>
+      </w:tblPr>
+      <w:tblGrid>
+        <w:gridCol w:w="660"/>
+        <w:gridCol w:w="660"/>
+        <w:gridCol w:w="660"/>
+        <w:gridCol w:w="660"/>
+        <w:gridCol w:w="660"/>
+        <w:gridCol w:w="660"/>
+        <w:gridCol w:w="660"/>
+        <w:gridCol w:w="660"/>
+        <w:gridCol w:w="660"/>
+        <w:gridCol w:w="660"/>
+        <w:gridCol w:w="660"/>
+        <w:gridCol w:w="660"/>
+      </w:tblGrid>
+      <w:tr>
+        <w:tc>
+          <w:p>
+            <w:pPr>
+              <w:pStyle w:val="Compact"/>
+              <w:jc w:val="left"/>
+            </w:pPr>
+            <w:r>
+              <w:t xml:space="preserve">region</w:t>
+            </w:r>
+          </w:p>
+        </w:tc>
+        <w:tc>
+          <w:p>
+            <w:pPr>
+              <w:pStyle w:val="Compact"/>
+              <w:jc w:val="left"/>
+            </w:pPr>
+            <w:r>
+              <w:t xml:space="preserve">model_name</w:t>
+            </w:r>
+          </w:p>
+        </w:tc>
+        <w:tc>
+          <w:p>
+            <w:pPr>
+              <w:pStyle w:val="Compact"/>
+              <w:jc w:val="left"/>
+            </w:pPr>
+            <w:r>
+              <w:t xml:space="preserve">governed_threshold</w:t>
+            </w:r>
+          </w:p>
+        </w:tc>
+        <w:tc>
+          <w:p>
+            <w:pPr>
+              <w:pStyle w:val="Compact"/>
+              <w:jc w:val="left"/>
+            </w:pPr>
+            <w:r>
+              <w:t xml:space="preserve">utility_opt_threshold</w:t>
+            </w:r>
+          </w:p>
+        </w:tc>
+        <w:tc>
+          <w:p>
+            <w:pPr>
+              <w:pStyle w:val="Compact"/>
+              <w:jc w:val="left"/>
+            </w:pPr>
+            <w:r>
+              <w:t xml:space="preserve">threshold_shift</w:t>
+            </w:r>
+          </w:p>
+        </w:tc>
+        <w:tc>
+          <w:p>
+            <w:pPr>
+              <w:pStyle w:val="Compact"/>
+              <w:jc w:val="left"/>
+            </w:pPr>
+            <w:r>
+              <w:t xml:space="preserve">governed_f1</w:t>
+            </w:r>
+          </w:p>
+        </w:tc>
+        <w:tc>
+          <w:p>
+            <w:pPr>
+              <w:pStyle w:val="Compact"/>
+              <w:jc w:val="left"/>
+            </w:pPr>
+            <w:r>
+              <w:t xml:space="preserve">opt_f1</w:t>
+            </w:r>
+          </w:p>
+        </w:tc>
+        <w:tc>
+          <w:p>
+            <w:pPr>
+              <w:pStyle w:val="Compact"/>
+              <w:jc w:val="left"/>
+            </w:pPr>
+            <w:r>
+              <w:t xml:space="preserve">cost_reduction_pct</w:t>
+            </w:r>
+          </w:p>
+        </w:tc>
+        <w:tc>
+          <w:p>
+            <w:pPr>
+              <w:pStyle w:val="Compact"/>
+              <w:jc w:val="left"/>
+            </w:pPr>
+            <w:r>
+              <w:t xml:space="preserve">governed_fp</w:t>
+            </w:r>
+          </w:p>
+        </w:tc>
+        <w:tc>
+          <w:p>
+            <w:pPr>
+              <w:pStyle w:val="Compact"/>
+              <w:jc w:val="left"/>
+            </w:pPr>
+            <w:r>
+              <w:t xml:space="preserve">governed_fn</w:t>
+            </w:r>
+          </w:p>
+        </w:tc>
+        <w:tc>
+          <w:p>
+            <w:pPr>
+              <w:pStyle w:val="Compact"/>
+              <w:jc w:val="left"/>
+            </w:pPr>
+            <w:r>
+              <w:t xml:space="preserve">opt_fp</w:t>
+            </w:r>
+          </w:p>
+        </w:tc>
+        <w:tc>
+          <w:p>
+            <w:pPr>
+              <w:pStyle w:val="Compact"/>
+              <w:jc w:val="left"/>
+            </w:pPr>
+            <w:r>
+              <w:t xml:space="preserve">opt_fn</w:t>
+            </w:r>
+          </w:p>
+        </w:tc>
+      </w:tr>
+      <w:tr>
+        <w:tc>
+          <w:p>
+            <w:pPr>
+              <w:pStyle w:val="Compact"/>
+              <w:jc w:val="left"/>
+            </w:pPr>
+            <w:r>
+              <w:t xml:space="preserve">houston</w:t>
+            </w:r>
+          </w:p>
+        </w:tc>
+        <w:tc>
+          <w:p>
+            <w:pPr>
+              <w:pStyle w:val="Compact"/>
+              <w:jc w:val="left"/>
+            </w:pPr>
+            <w:r>
+              <w:t xml:space="preserve">hgbt</w:t>
+            </w:r>
+          </w:p>
+        </w:tc>
+        <w:tc>
+          <w:p>
+            <w:pPr>
+              <w:pStyle w:val="Compact"/>
+              <w:jc w:val="left"/>
+            </w:pPr>
+            <w:r>
+              <w:t xml:space="preserve">0.95</w:t>
+            </w:r>
+          </w:p>
+        </w:tc>
+        <w:tc>
+          <w:p>
+            <w:pPr>
+              <w:pStyle w:val="Compact"/>
+              <w:jc w:val="left"/>
+            </w:pPr>
+            <w:r>
+              <w:t xml:space="preserve">0.05</w:t>
+            </w:r>
+          </w:p>
+        </w:tc>
+        <w:tc>
+          <w:p>
+            <w:pPr>
+              <w:pStyle w:val="Compact"/>
+              <w:jc w:val="left"/>
+            </w:pPr>
+            <w:r>
+              <w:t xml:space="preserve">-0.90</w:t>
+            </w:r>
+          </w:p>
+        </w:tc>
+        <w:tc>
+          <w:p>
+            <w:pPr>
+              <w:pStyle w:val="Compact"/>
+              <w:jc w:val="left"/>
+            </w:pPr>
+            <w:r>
+              <w:t xml:space="preserve">0.8286</w:t>
+            </w:r>
+          </w:p>
+        </w:tc>
+        <w:tc>
+          <w:p>
+            <w:pPr>
+              <w:pStyle w:val="Compact"/>
+              <w:jc w:val="left"/>
+            </w:pPr>
+            <w:r>
+              <w:t xml:space="preserve">0.8372</w:t>
+            </w:r>
+          </w:p>
+        </w:tc>
+        <w:tc>
+          <w:p>
+            <w:pPr>
+              <w:pStyle w:val="Compact"/>
+              <w:jc w:val="left"/>
+            </w:pPr>
+            <w:r>
+              <w:t xml:space="preserve">+46.43</w:t>
+            </w:r>
+          </w:p>
+        </w:tc>
+        <w:tc>
+          <w:p>
+            <w:pPr>
+              <w:pStyle w:val="Compact"/>
+              <w:jc w:val="left"/>
+            </w:pPr>
+            <w:r>
+              <w:t xml:space="preserve">1</w:t>
+            </w:r>
+          </w:p>
+        </w:tc>
+        <w:tc>
+          <w:p>
+            <w:pPr>
+              <w:pStyle w:val="Compact"/>
+              <w:jc w:val="left"/>
+            </w:pPr>
+            <w:r>
+              <w:t xml:space="preserve">11</w:t>
+            </w:r>
+          </w:p>
+        </w:tc>
+        <w:tc>
+          <w:p>
+            <w:pPr>
+              <w:pStyle w:val="Compact"/>
+              <w:jc w:val="left"/>
+            </w:pPr>
+            <w:r>
+              <w:t xml:space="preserve">10</w:t>
+            </w:r>
+          </w:p>
+        </w:tc>
+        <w:tc>
+          <w:p>
+            <w:pPr>
+              <w:pStyle w:val="Compact"/>
+              <w:jc w:val="left"/>
+            </w:pPr>
+            <w:r>
+              <w:t xml:space="preserve">4</w:t>
+            </w:r>
+          </w:p>
+        </w:tc>
+      </w:tr>
+      <w:tr>
+        <w:tc>
+          <w:p>
+            <w:pPr>
+              <w:pStyle w:val="Compact"/>
+              <w:jc w:val="left"/>
+            </w:pPr>
+            <w:r>
+              <w:t xml:space="preserve">nola</w:t>
+            </w:r>
+          </w:p>
+        </w:tc>
+        <w:tc>
+          <w:p>
+            <w:pPr>
+              <w:pStyle w:val="Compact"/>
+              <w:jc w:val="left"/>
+            </w:pPr>
+            <w:r>
+              <w:t xml:space="preserve">hgbt</w:t>
+            </w:r>
+          </w:p>
+        </w:tc>
+        <w:tc>
+          <w:p>
+            <w:pPr>
+              <w:pStyle w:val="Compact"/>
+              <w:jc w:val="left"/>
+            </w:pPr>
+            <w:r>
+              <w:t xml:space="preserve">0.35</w:t>
+            </w:r>
+          </w:p>
+        </w:tc>
+        <w:tc>
+          <w:p>
+            <w:pPr>
+              <w:pStyle w:val="Compact"/>
+              <w:jc w:val="left"/>
+            </w:pPr>
+            <w:r>
+              <w:t xml:space="preserve">0.38</w:t>
+            </w:r>
+          </w:p>
+        </w:tc>
+        <w:tc>
+          <w:p>
+            <w:pPr>
+              <w:pStyle w:val="Compact"/>
+              <w:jc w:val="left"/>
+            </w:pPr>
+            <w:r>
+              <w:t xml:space="preserve">+0.03</w:t>
+            </w:r>
+          </w:p>
+        </w:tc>
+        <w:tc>
+          <w:p>
+            <w:pPr>
+              <w:pStyle w:val="Compact"/>
+              <w:jc w:val="left"/>
+            </w:pPr>
+            <w:r>
+              <w:t xml:space="preserve">0.6015</w:t>
+            </w:r>
+          </w:p>
+        </w:tc>
+        <w:tc>
+          <w:p>
+            <w:pPr>
+              <w:pStyle w:val="Compact"/>
+              <w:jc w:val="left"/>
+            </w:pPr>
+            <w:r>
+              <w:t xml:space="preserve">0.6250</w:t>
+            </w:r>
+          </w:p>
+        </w:tc>
+        <w:tc>
+          <w:p>
+            <w:pPr>
+              <w:pStyle w:val="Compact"/>
+              <w:jc w:val="left"/>
+            </w:pPr>
+            <w:r>
+              <w:t xml:space="preserve">+5.38</w:t>
+            </w:r>
+          </w:p>
+        </w:tc>
+        <w:tc>
+          <w:p>
+            <w:pPr>
+              <w:pStyle w:val="Compact"/>
+              <w:jc w:val="left"/>
+            </w:pPr>
+            <w:r>
+              <w:t xml:space="preserve">43</w:t>
+            </w:r>
+          </w:p>
+        </w:tc>
+        <w:tc>
+          <w:p>
+            <w:pPr>
+              <w:pStyle w:val="Compact"/>
+              <w:jc w:val="left"/>
+            </w:pPr>
+            <w:r>
+              <w:t xml:space="preserve">10</w:t>
+            </w:r>
+          </w:p>
+        </w:tc>
+        <w:tc>
+          <w:p>
+            <w:pPr>
+              <w:pStyle w:val="Compact"/>
+              <w:jc w:val="left"/>
+            </w:pPr>
+            <w:r>
+              <w:t xml:space="preserve">38</w:t>
+            </w:r>
+          </w:p>
+        </w:tc>
+        <w:tc>
+          <w:p>
+            <w:pPr>
+              <w:pStyle w:val="Compact"/>
+              <w:jc w:val="left"/>
+            </w:pPr>
+            <w:r>
+              <w:t xml:space="preserve">10</w:t>
+            </w:r>
+          </w:p>
+        </w:tc>
+      </w:tr>
+      <w:tr>
+        <w:tc>
+          <w:p>
+            <w:pPr>
+              <w:pStyle w:val="Compact"/>
+              <w:jc w:val="left"/>
+            </w:pPr>
+            <w:r>
+              <w:t xml:space="preserve">seattle</w:t>
+            </w:r>
+          </w:p>
+        </w:tc>
+        <w:tc>
+          <w:p>
+            <w:pPr>
+              <w:pStyle w:val="Compact"/>
+              <w:jc w:val="left"/>
+            </w:pPr>
+            <w:r>
+              <w:t xml:space="preserve">extra_trees</w:t>
+            </w:r>
+          </w:p>
+        </w:tc>
+        <w:tc>
+          <w:p>
+            <w:pPr>
+              <w:pStyle w:val="Compact"/>
+              <w:jc w:val="left"/>
+            </w:pPr>
+            <w:r>
+              <w:t xml:space="preserve">0.60</w:t>
+            </w:r>
+          </w:p>
+        </w:tc>
+        <w:tc>
+          <w:p>
+            <w:pPr>
+              <w:pStyle w:val="Compact"/>
+              <w:jc w:val="left"/>
+            </w:pPr>
+            <w:r>
+              <w:t xml:space="preserve">0.36</w:t>
+            </w:r>
+          </w:p>
+        </w:tc>
+        <w:tc>
+          <w:p>
+            <w:pPr>
+              <w:pStyle w:val="Compact"/>
+              <w:jc w:val="left"/>
+            </w:pPr>
+            <w:r>
+              <w:t xml:space="preserve">-0.24</w:t>
+            </w:r>
+          </w:p>
+        </w:tc>
+        <w:tc>
+          <w:p>
+            <w:pPr>
+              <w:pStyle w:val="Compact"/>
+              <w:jc w:val="left"/>
+            </w:pPr>
+            <w:r>
+              <w:t xml:space="preserve">0.8148</w:t>
+            </w:r>
+          </w:p>
+        </w:tc>
+        <w:tc>
+          <w:p>
+            <w:pPr>
+              <w:pStyle w:val="Compact"/>
+              <w:jc w:val="left"/>
+            </w:pPr>
+            <w:r>
+              <w:t xml:space="preserve">0.8308</w:t>
+            </w:r>
+          </w:p>
+        </w:tc>
+        <w:tc>
+          <w:p>
+            <w:pPr>
+              <w:pStyle w:val="Compact"/>
+              <w:jc w:val="left"/>
+            </w:pPr>
+            <w:r>
+              <w:t xml:space="preserve">+47.50</w:t>
+            </w:r>
+          </w:p>
+        </w:tc>
+        <w:tc>
+          <w:p>
+            <w:pPr>
+              <w:pStyle w:val="Compact"/>
+              <w:jc w:val="left"/>
+            </w:pPr>
+            <w:r>
+              <w:t xml:space="preserve">5</w:t>
+            </w:r>
+          </w:p>
+        </w:tc>
+        <w:tc>
+          <w:p>
+            <w:pPr>
+              <w:pStyle w:val="Compact"/>
+              <w:jc w:val="left"/>
+            </w:pPr>
+            <w:r>
+              <w:t xml:space="preserve">15</w:t>
+            </w:r>
+          </w:p>
+        </w:tc>
+        <w:tc>
+          <w:p>
+            <w:pPr>
+              <w:pStyle w:val="Compact"/>
+              <w:jc w:val="left"/>
+            </w:pPr>
+            <w:r>
+              <w:t xml:space="preserve">17</w:t>
+            </w:r>
+          </w:p>
+        </w:tc>
+        <w:tc>
+          <w:p>
+            <w:pPr>
+              <w:pStyle w:val="Compact"/>
+              <w:jc w:val="left"/>
+            </w:pPr>
+            <w:r>
+              <w:t xml:space="preserve">5</w:t>
+            </w:r>
+          </w:p>
+        </w:tc>
+      </w:tr>
+    </w:tbl>
+    <w:p>
+      <w:pPr>
+        <w:pStyle w:val="BodyText"/>
+      </w:pPr>
+      <w:r>
+        <w:t xml:space="preserve">핵심 해석:</w:t>
+      </w:r>
+      <w:r>
+        <w:t xml:space="preserve"> </w:t>
+      </w:r>
+      <w:r>
+        <w:t xml:space="preserve">- houston: governed=0.95 -&gt; utility-opt=0.05, 비용절감=+46.43%, F1변화=+0.0086</w:t>
+      </w:r>
+      <w:r>
+        <w:t xml:space="preserve"> </w:t>
+      </w:r>
+      <w:r>
+        <w:t xml:space="preserve">- nola: governed=0.35 -&gt; utility-opt=0.38, 비용절감=+5.38%, F1변화=+0.0235</w:t>
+      </w:r>
+      <w:r>
+        <w:t xml:space="preserve"> </w:t>
+      </w:r>
+      <w:r>
+        <w:t xml:space="preserve">- seattle: governed=0.60 -&gt; utility-opt=0.36, 비용절감=+47.50%, F1변화=+0.0160</w:t>
+      </w:r>
+    </w:p>
+    <w:bookmarkEnd w:id="44"/>
+    <w:bookmarkEnd w:id="45"/>
     <w:sectPr/>
   </w:body>
 </w:document>
@@ -5426,6 +6139,9 @@
     <w:abstractNumId w:val="991"/>
   </w:num>
   <w:num w:numId="1015">
+    <w:abstractNumId w:val="991"/>
+  </w:num>
+  <w:num w:numId="1016">
     <w:abstractNumId w:val="991"/>
   </w:num>
 </w:numbering>

--- a/docs/manuscript/v0.2_2026-04-09/manuscript_draft_v0.2_2026-04-09_ko.docx
+++ b/docs/manuscript/v0.2_2026-04-09/manuscript_draft_v0.2_2026-04-09_ko.docx
@@ -3883,6 +3883,27 @@
           <w:rStyle w:val="VerbatimChar"/>
         </w:rPr>
         <w:t xml:space="preserve">manuscript_consistency_report_v0.2_2026-04-09.md</w:t>
+      </w:r>
+    </w:p>
+    <w:p>
+      <w:pPr>
+        <w:numPr>
+          <w:ilvl w:val="0"/>
+          <w:numId w:val="1011"/>
+        </w:numPr>
+        <w:pStyle w:val="Compact"/>
+      </w:pPr>
+      <w:r>
+        <w:t xml:space="preserve">이중언어 패리티 리포트:</w:t>
+      </w:r>
+      <w:r>
+        <w:t xml:space="preserve"> </w:t>
+      </w:r>
+      <w:r>
+        <w:rPr>
+          <w:rStyle w:val="VerbatimChar"/>
+        </w:rPr>
+        <w:t xml:space="preserve">bilingual_parity_report_v0.2_2026-04-09.md</w:t>
       </w:r>
     </w:p>
     <w:p>

--- a/docs/manuscript/v0.2_2026-04-09/manuscript_draft_v0.2_2026-04-09_ko.docx
+++ b/docs/manuscript/v0.2_2026-04-09/manuscript_draft_v0.2_2026-04-09_ko.docx
@@ -2,7 +2,7 @@
 <file path=word/document.xml><?xml version="1.0" encoding="utf-8"?>
 <w:document xmlns:w="http://schemas.openxmlformats.org/wordprocessingml/2006/main" xmlns:m="http://schemas.openxmlformats.org/officeDocument/2006/math" xmlns:r="http://schemas.openxmlformats.org/officeDocument/2006/relationships" xmlns:o="urn:schemas-microsoft-com:office:office" xmlns:v="urn:schemas-microsoft-com:vml" xmlns:w10="urn:schemas-microsoft-com:office:word" xmlns:a="http://schemas.openxmlformats.org/drawingml/2006/main" xmlns:pic="http://schemas.openxmlformats.org/drawingml/2006/picture" xmlns:wp="http://schemas.openxmlformats.org/drawingml/2006/wordprocessingDrawing">
   <w:body>
-    <w:bookmarkStart w:id="45" w:name="ais-기반-충돌위험-히트맵-논문-초안-v0.2-korean"/>
+    <w:bookmarkStart w:id="46" w:name="ais-기반-충돌위험-히트맵-논문-초안-v0.2-korean"/>
     <w:p>
       <w:pPr>
         <w:pStyle w:val="Heading1"/>
@@ -1262,7 +1262,7 @@
     </w:p>
     <w:bookmarkEnd w:id="25"/>
     <w:bookmarkEnd w:id="26"/>
-    <w:bookmarkStart w:id="28" w:name="전이-성능-핵심-결과"/>
+    <w:bookmarkStart w:id="29" w:name="전이-성능-핵심-결과"/>
     <w:p>
       <w:pPr>
         <w:pStyle w:val="Heading2"/>
@@ -2373,14 +2373,55 @@
       </w:r>
     </w:p>
     <w:bookmarkEnd w:id="27"/>
-    <w:bookmarkEnd w:id="28"/>
-    <w:bookmarkStart w:id="29" w:name="절제분석-tabular-vs-raster-cnn"/>
-    <w:p>
-      <w:pPr>
-        <w:pStyle w:val="Heading2"/>
-      </w:pPr>
-      <w:r>
-        <w:t xml:space="preserve">5. 절제분석: tabular vs raster-CNN</w:t>
+    <w:bookmarkStart w:id="28" w:name="out-of-domain-검증-확장-추가-해역연도-전이"/>
+    <w:p>
+      <w:pPr>
+        <w:pStyle w:val="Heading3"/>
+      </w:pPr>
+      <w:r>
+        <w:t xml:space="preserve">4.2 Out-of-domain 검증 확장 (추가 해역/연도 전이)</w:t>
+      </w:r>
+    </w:p>
+    <w:p>
+      <w:pPr>
+        <w:numPr>
+          <w:ilvl w:val="0"/>
+          <w:numId w:val="1007"/>
+        </w:numPr>
+        <w:pStyle w:val="Compact"/>
+      </w:pPr>
+      <w:r>
+        <w:t xml:space="preserve">상세 CSV:</w:t>
+      </w:r>
+      <w:r>
+        <w:t xml:space="preserve"> </w:t>
+      </w:r>
+      <w:r>
+        <w:rPr>
+          <w:rStyle w:val="VerbatimChar"/>
+        </w:rPr>
+        <w:t xml:space="preserve">out_of_domain_validation_detail_summary.csv</w:t>
+      </w:r>
+    </w:p>
+    <w:p>
+      <w:pPr>
+        <w:numPr>
+          <w:ilvl w:val="0"/>
+          <w:numId w:val="1007"/>
+        </w:numPr>
+        <w:pStyle w:val="Compact"/>
+      </w:pPr>
+      <w:r>
+        <w:t xml:space="preserve">요약 CSV:</w:t>
+      </w:r>
+      <w:r>
+        <w:t xml:space="preserve"> </w:t>
+      </w:r>
+      <w:r>
+        <w:rPr>
+          <w:rStyle w:val="VerbatimChar"/>
+        </w:rPr>
+        <w:t xml:space="preserve">out_of_domain_validation_summary.csv</w:t>
       </w:r>
     </w:p>
     <w:tbl>
@@ -2409,106 +2450,106 @@
               <w:jc w:val="left"/>
             </w:pPr>
             <w:r>
-              <w:t xml:space="preserve">region</w:t>
-            </w:r>
-          </w:p>
-        </w:tc>
-        <w:tc>
-          <w:p>
-            <w:pPr>
-              <w:pStyle w:val="Compact"/>
-              <w:jc w:val="left"/>
-            </w:pPr>
-            <w:r>
-              <w:t xml:space="preserve">tabular_model</w:t>
-            </w:r>
-          </w:p>
-        </w:tc>
-        <w:tc>
-          <w:p>
-            <w:pPr>
-              <w:pStyle w:val="Compact"/>
-              <w:jc w:val="left"/>
-            </w:pPr>
-            <w:r>
-              <w:t xml:space="preserve">tabular_f1</w:t>
-            </w:r>
-          </w:p>
-        </w:tc>
-        <w:tc>
-          <w:p>
-            <w:pPr>
-              <w:pStyle w:val="Compact"/>
-              <w:jc w:val="left"/>
-            </w:pPr>
-            <w:r>
-              <w:t xml:space="preserve">raster_cnn_model</w:t>
-            </w:r>
-          </w:p>
-        </w:tc>
-        <w:tc>
-          <w:p>
-            <w:pPr>
-              <w:pStyle w:val="Compact"/>
-              <w:jc w:val="left"/>
-            </w:pPr>
-            <w:r>
-              <w:t xml:space="preserve">raster_cnn_f1</w:t>
-            </w:r>
-          </w:p>
-        </w:tc>
-        <w:tc>
-          <w:p>
-            <w:pPr>
-              <w:pStyle w:val="Compact"/>
-              <w:jc w:val="left"/>
-            </w:pPr>
-            <w:r>
-              <w:t xml:space="preserve">delta_f1_tabular_minus_cnn</w:t>
-            </w:r>
-          </w:p>
-        </w:tc>
-        <w:tc>
-          <w:p>
-            <w:pPr>
-              <w:pStyle w:val="Compact"/>
-              <w:jc w:val="left"/>
-            </w:pPr>
-            <w:r>
-              <w:t xml:space="preserve">tabular_ece</w:t>
-            </w:r>
-          </w:p>
-        </w:tc>
-        <w:tc>
-          <w:p>
-            <w:pPr>
-              <w:pStyle w:val="Compact"/>
-              <w:jc w:val="left"/>
-            </w:pPr>
-            <w:r>
-              <w:t xml:space="preserve">raster_cnn_ece</w:t>
-            </w:r>
-          </w:p>
-        </w:tc>
-        <w:tc>
-          <w:p>
-            <w:pPr>
-              <w:pStyle w:val="Compact"/>
-              <w:jc w:val="left"/>
-            </w:pPr>
-            <w:r>
-              <w:t xml:space="preserve">delta_ece_tabular_minus_cnn</w:t>
-            </w:r>
-          </w:p>
-        </w:tc>
-        <w:tc>
-          <w:p>
-            <w:pPr>
-              <w:pStyle w:val="Compact"/>
-              <w:jc w:val="left"/>
-            </w:pPr>
-            <w:r>
-              <w:t xml:space="preserve">interpretation</w:t>
+              <w:t xml:space="preserve">evidence_type</w:t>
+            </w:r>
+          </w:p>
+        </w:tc>
+        <w:tc>
+          <w:p>
+            <w:pPr>
+              <w:pStyle w:val="Compact"/>
+              <w:jc w:val="left"/>
+            </w:pPr>
+            <w:r>
+              <w:t xml:space="preserve">split</w:t>
+            </w:r>
+          </w:p>
+        </w:tc>
+        <w:tc>
+          <w:p>
+            <w:pPr>
+              <w:pStyle w:val="Compact"/>
+              <w:jc w:val="left"/>
+            </w:pPr>
+            <w:r>
+              <w:t xml:space="preserve">row_count</w:t>
+            </w:r>
+          </w:p>
+        </w:tc>
+        <w:tc>
+          <w:p>
+            <w:pPr>
+              <w:pStyle w:val="Compact"/>
+              <w:jc w:val="left"/>
+            </w:pPr>
+            <w:r>
+              <w:t xml:space="preserve">region_count</w:t>
+            </w:r>
+          </w:p>
+        </w:tc>
+        <w:tc>
+          <w:p>
+            <w:pPr>
+              <w:pStyle w:val="Compact"/>
+              <w:jc w:val="left"/>
+            </w:pPr>
+            <w:r>
+              <w:t xml:space="preserve">hgbt_f1_mean</w:t>
+            </w:r>
+          </w:p>
+        </w:tc>
+        <w:tc>
+          <w:p>
+            <w:pPr>
+              <w:pStyle w:val="Compact"/>
+              <w:jc w:val="left"/>
+            </w:pPr>
+            <w:r>
+              <w:t xml:space="preserve">hgbt_f1_min</w:t>
+            </w:r>
+          </w:p>
+        </w:tc>
+        <w:tc>
+          <w:p>
+            <w:pPr>
+              <w:pStyle w:val="Compact"/>
+              <w:jc w:val="left"/>
+            </w:pPr>
+            <w:r>
+              <w:t xml:space="preserve">hgbt_f1_max</w:t>
+            </w:r>
+          </w:p>
+        </w:tc>
+        <w:tc>
+          <w:p>
+            <w:pPr>
+              <w:pStyle w:val="Compact"/>
+              <w:jc w:val="left"/>
+            </w:pPr>
+            <w:r>
+              <w:t xml:space="preserve">hgbt_minus_logreg_f1_mean</w:t>
+            </w:r>
+          </w:p>
+        </w:tc>
+        <w:tc>
+          <w:p>
+            <w:pPr>
+              <w:pStyle w:val="Compact"/>
+              <w:jc w:val="left"/>
+            </w:pPr>
+            <w:r>
+              <w:t xml:space="preserve">negative_delta_count</w:t>
+            </w:r>
+          </w:p>
+        </w:tc>
+        <w:tc>
+          <w:p>
+            <w:pPr>
+              <w:pStyle w:val="Compact"/>
+              <w:jc w:val="left"/>
+            </w:pPr>
+            <w:r>
+              <w:t xml:space="preserve">support_low_count</w:t>
             </w:r>
           </w:p>
         </w:tc>
@@ -2521,106 +2562,106 @@
               <w:jc w:val="left"/>
             </w:pPr>
             <w:r>
-              <w:t xml:space="preserve">houston</w:t>
-            </w:r>
-          </w:p>
-        </w:tc>
-        <w:tc>
-          <w:p>
-            <w:pPr>
-              <w:pStyle w:val="Compact"/>
-              <w:jc w:val="left"/>
-            </w:pPr>
-            <w:r>
-              <w:t xml:space="preserve">hgbt</w:t>
-            </w:r>
-          </w:p>
-        </w:tc>
-        <w:tc>
-          <w:p>
-            <w:pPr>
-              <w:pStyle w:val="Compact"/>
-              <w:jc w:val="left"/>
-            </w:pPr>
-            <w:r>
-              <w:t xml:space="preserve">0.8286</w:t>
-            </w:r>
-          </w:p>
-        </w:tc>
-        <w:tc>
-          <w:p>
-            <w:pPr>
-              <w:pStyle w:val="Compact"/>
-              <w:jc w:val="left"/>
-            </w:pPr>
-            <w:r>
-              <w:t xml:space="preserve">cnn_focal_temp</w:t>
-            </w:r>
-          </w:p>
-        </w:tc>
-        <w:tc>
-          <w:p>
-            <w:pPr>
-              <w:pStyle w:val="Compact"/>
-              <w:jc w:val="left"/>
-            </w:pPr>
-            <w:r>
-              <w:t xml:space="preserve">0.8315</w:t>
-            </w:r>
-          </w:p>
-        </w:tc>
-        <w:tc>
-          <w:p>
-            <w:pPr>
-              <w:pStyle w:val="Compact"/>
-              <w:jc w:val="left"/>
-            </w:pPr>
-            <w:r>
-              <w:t xml:space="preserve">-0.0029</w:t>
-            </w:r>
-          </w:p>
-        </w:tc>
-        <w:tc>
-          <w:p>
-            <w:pPr>
-              <w:pStyle w:val="Compact"/>
-              <w:jc w:val="left"/>
-            </w:pPr>
-            <w:r>
-              <w:t xml:space="preserve">0.0229</w:t>
-            </w:r>
-          </w:p>
-        </w:tc>
-        <w:tc>
-          <w:p>
-            <w:pPr>
-              <w:pStyle w:val="Compact"/>
-              <w:jc w:val="left"/>
-            </w:pPr>
-            <w:r>
-              <w:t xml:space="preserve">0.1458</w:t>
-            </w:r>
-          </w:p>
-        </w:tc>
-        <w:tc>
-          <w:p>
-            <w:pPr>
-              <w:pStyle w:val="Compact"/>
-              <w:jc w:val="left"/>
-            </w:pPr>
-            <w:r>
-              <w:t xml:space="preserve">-0.1229</w:t>
-            </w:r>
-          </w:p>
-        </w:tc>
-        <w:tc>
-          <w:p>
-            <w:pPr>
-              <w:pStyle w:val="Compact"/>
-              <w:jc w:val="left"/>
-            </w:pPr>
-            <w:r>
-              <w:t xml:space="preserve">trade-off or near-tie between families</w:t>
+              <w:t xml:space="preserve">cross_year_transfer</w:t>
+            </w:r>
+          </w:p>
+        </w:tc>
+        <w:tc>
+          <w:p>
+            <w:pPr>
+              <w:pStyle w:val="Compact"/>
+              <w:jc w:val="left"/>
+            </w:pPr>
+            <w:r>
+              <w:t xml:space="preserve">own_ship</w:t>
+            </w:r>
+          </w:p>
+        </w:tc>
+        <w:tc>
+          <w:p>
+            <w:pPr>
+              <w:pStyle w:val="Compact"/>
+              <w:jc w:val="left"/>
+            </w:pPr>
+            <w:r>
+              <w:t xml:space="preserve">6</w:t>
+            </w:r>
+          </w:p>
+        </w:tc>
+        <w:tc>
+          <w:p>
+            <w:pPr>
+              <w:pStyle w:val="Compact"/>
+              <w:jc w:val="left"/>
+            </w:pPr>
+            <w:r>
+              <w:t xml:space="preserve">3</w:t>
+            </w:r>
+          </w:p>
+        </w:tc>
+        <w:tc>
+          <w:p>
+            <w:pPr>
+              <w:pStyle w:val="Compact"/>
+              <w:jc w:val="left"/>
+            </w:pPr>
+            <w:r>
+              <w:t xml:space="preserve">0.7479</w:t>
+            </w:r>
+          </w:p>
+        </w:tc>
+        <w:tc>
+          <w:p>
+            <w:pPr>
+              <w:pStyle w:val="Compact"/>
+              <w:jc w:val="left"/>
+            </w:pPr>
+            <w:r>
+              <w:t xml:space="preserve">0.6281</w:t>
+            </w:r>
+          </w:p>
+        </w:tc>
+        <w:tc>
+          <w:p>
+            <w:pPr>
+              <w:pStyle w:val="Compact"/>
+              <w:jc w:val="left"/>
+            </w:pPr>
+            <w:r>
+              <w:t xml:space="preserve">0.8830</w:t>
+            </w:r>
+          </w:p>
+        </w:tc>
+        <w:tc>
+          <w:p>
+            <w:pPr>
+              <w:pStyle w:val="Compact"/>
+              <w:jc w:val="left"/>
+            </w:pPr>
+            <w:r>
+              <w:t xml:space="preserve">+0.1378</w:t>
+            </w:r>
+          </w:p>
+        </w:tc>
+        <w:tc>
+          <w:p>
+            <w:pPr>
+              <w:pStyle w:val="Compact"/>
+              <w:jc w:val="left"/>
+            </w:pPr>
+            <w:r>
+              <w:t xml:space="preserve">1</w:t>
+            </w:r>
+          </w:p>
+        </w:tc>
+        <w:tc>
+          <w:p>
+            <w:pPr>
+              <w:pStyle w:val="Compact"/>
+              <w:jc w:val="left"/>
+            </w:pPr>
+            <w:r>
+              <w:t xml:space="preserve">0</w:t>
             </w:r>
           </w:p>
         </w:tc>
@@ -2633,106 +2674,106 @@
               <w:jc w:val="left"/>
             </w:pPr>
             <w:r>
-              <w:t xml:space="preserve">nola</w:t>
-            </w:r>
-          </w:p>
-        </w:tc>
-        <w:tc>
-          <w:p>
-            <w:pPr>
-              <w:pStyle w:val="Compact"/>
-              <w:jc w:val="left"/>
-            </w:pPr>
-            <w:r>
-              <w:t xml:space="preserve">hgbt</w:t>
-            </w:r>
-          </w:p>
-        </w:tc>
-        <w:tc>
-          <w:p>
-            <w:pPr>
-              <w:pStyle w:val="Compact"/>
-              <w:jc w:val="left"/>
-            </w:pPr>
-            <w:r>
-              <w:t xml:space="preserve">0.6015</w:t>
-            </w:r>
-          </w:p>
-        </w:tc>
-        <w:tc>
-          <w:p>
-            <w:pPr>
-              <w:pStyle w:val="Compact"/>
-              <w:jc w:val="left"/>
-            </w:pPr>
-            <w:r>
-              <w:t xml:space="preserve">cnn_weighted</w:t>
-            </w:r>
-          </w:p>
-        </w:tc>
-        <w:tc>
-          <w:p>
-            <w:pPr>
-              <w:pStyle w:val="Compact"/>
-              <w:jc w:val="left"/>
-            </w:pPr>
-            <w:r>
-              <w:t xml:space="preserve">0.4432</w:t>
-            </w:r>
-          </w:p>
-        </w:tc>
-        <w:tc>
-          <w:p>
-            <w:pPr>
-              <w:pStyle w:val="Compact"/>
-              <w:jc w:val="left"/>
-            </w:pPr>
-            <w:r>
-              <w:t xml:space="preserve">+0.1583</w:t>
-            </w:r>
-          </w:p>
-        </w:tc>
-        <w:tc>
-          <w:p>
-            <w:pPr>
-              <w:pStyle w:val="Compact"/>
-              <w:jc w:val="left"/>
-            </w:pPr>
-            <w:r>
-              <w:t xml:space="preserve">0.0237</w:t>
-            </w:r>
-          </w:p>
-        </w:tc>
-        <w:tc>
-          <w:p>
-            <w:pPr>
-              <w:pStyle w:val="Compact"/>
-              <w:jc w:val="left"/>
-            </w:pPr>
-            <w:r>
-              <w:t xml:space="preserve">0.1019</w:t>
-            </w:r>
-          </w:p>
-        </w:tc>
-        <w:tc>
-          <w:p>
-            <w:pPr>
-              <w:pStyle w:val="Compact"/>
-              <w:jc w:val="left"/>
-            </w:pPr>
-            <w:r>
-              <w:t xml:space="preserve">-0.0783</w:t>
-            </w:r>
-          </w:p>
-        </w:tc>
-        <w:tc>
-          <w:p>
-            <w:pPr>
-              <w:pStyle w:val="Compact"/>
-              <w:jc w:val="left"/>
-            </w:pPr>
-            <w:r>
-              <w:t xml:space="preserve">tabular dominates both discrimination and calibration</w:t>
+              <w:t xml:space="preserve">true_unseen_area</w:t>
+            </w:r>
+          </w:p>
+        </w:tc>
+        <w:tc>
+          <w:p>
+            <w:pPr>
+              <w:pStyle w:val="Compact"/>
+              <w:jc w:val="left"/>
+            </w:pPr>
+            <w:r>
+              <w:t xml:space="preserve">own_ship</w:t>
+            </w:r>
+          </w:p>
+        </w:tc>
+        <w:tc>
+          <w:p>
+            <w:pPr>
+              <w:pStyle w:val="Compact"/>
+              <w:jc w:val="left"/>
+            </w:pPr>
+            <w:r>
+              <w:t xml:space="preserve">4</w:t>
+            </w:r>
+          </w:p>
+        </w:tc>
+        <w:tc>
+          <w:p>
+            <w:pPr>
+              <w:pStyle w:val="Compact"/>
+              <w:jc w:val="left"/>
+            </w:pPr>
+            <w:r>
+              <w:t xml:space="preserve">4</w:t>
+            </w:r>
+          </w:p>
+        </w:tc>
+        <w:tc>
+          <w:p>
+            <w:pPr>
+              <w:pStyle w:val="Compact"/>
+              <w:jc w:val="left"/>
+            </w:pPr>
+            <w:r>
+              <w:t xml:space="preserve">0.7293</w:t>
+            </w:r>
+          </w:p>
+        </w:tc>
+        <w:tc>
+          <w:p>
+            <w:pPr>
+              <w:pStyle w:val="Compact"/>
+              <w:jc w:val="left"/>
+            </w:pPr>
+            <w:r>
+              <w:t xml:space="preserve">0.6667</w:t>
+            </w:r>
+          </w:p>
+        </w:tc>
+        <w:tc>
+          <w:p>
+            <w:pPr>
+              <w:pStyle w:val="Compact"/>
+              <w:jc w:val="left"/>
+            </w:pPr>
+            <w:r>
+              <w:t xml:space="preserve">0.7789</w:t>
+            </w:r>
+          </w:p>
+        </w:tc>
+        <w:tc>
+          <w:p>
+            <w:pPr>
+              <w:pStyle w:val="Compact"/>
+              <w:jc w:val="left"/>
+            </w:pPr>
+            <w:r>
+              <w:t xml:space="preserve">+0.1460</w:t>
+            </w:r>
+          </w:p>
+        </w:tc>
+        <w:tc>
+          <w:p>
+            <w:pPr>
+              <w:pStyle w:val="Compact"/>
+              <w:jc w:val="left"/>
+            </w:pPr>
+            <w:r>
+              <w:t xml:space="preserve">0</w:t>
+            </w:r>
+          </w:p>
+        </w:tc>
+        <w:tc>
+          <w:p>
+            <w:pPr>
+              <w:pStyle w:val="Compact"/>
+              <w:jc w:val="left"/>
+            </w:pPr>
+            <w:r>
+              <w:t xml:space="preserve">0</w:t>
             </w:r>
           </w:p>
         </w:tc>
@@ -2745,106 +2786,106 @@
               <w:jc w:val="left"/>
             </w:pPr>
             <w:r>
-              <w:t xml:space="preserve">seattle</w:t>
-            </w:r>
-          </w:p>
-        </w:tc>
-        <w:tc>
-          <w:p>
-            <w:pPr>
-              <w:pStyle w:val="Compact"/>
-              <w:jc w:val="left"/>
-            </w:pPr>
-            <w:r>
-              <w:t xml:space="preserve">logreg</w:t>
-            </w:r>
-          </w:p>
-        </w:tc>
-        <w:tc>
-          <w:p>
-            <w:pPr>
-              <w:pStyle w:val="Compact"/>
-              <w:jc w:val="left"/>
-            </w:pPr>
-            <w:r>
-              <w:t xml:space="preserve">0.8214</w:t>
-            </w:r>
-          </w:p>
-        </w:tc>
-        <w:tc>
-          <w:p>
-            <w:pPr>
-              <w:pStyle w:val="Compact"/>
-              <w:jc w:val="left"/>
-            </w:pPr>
-            <w:r>
-              <w:t xml:space="preserve">cnn_focal</w:t>
-            </w:r>
-          </w:p>
-        </w:tc>
-        <w:tc>
-          <w:p>
-            <w:pPr>
-              <w:pStyle w:val="Compact"/>
-              <w:jc w:val="left"/>
-            </w:pPr>
-            <w:r>
-              <w:t xml:space="preserve">0.8364</w:t>
-            </w:r>
-          </w:p>
-        </w:tc>
-        <w:tc>
-          <w:p>
-            <w:pPr>
-              <w:pStyle w:val="Compact"/>
-              <w:jc w:val="left"/>
-            </w:pPr>
-            <w:r>
-              <w:t xml:space="preserve">-0.0149</w:t>
-            </w:r>
-          </w:p>
-        </w:tc>
-        <w:tc>
-          <w:p>
-            <w:pPr>
-              <w:pStyle w:val="Compact"/>
-              <w:jc w:val="left"/>
-            </w:pPr>
-            <w:r>
-              <w:t xml:space="preserve">0.0482</w:t>
-            </w:r>
-          </w:p>
-        </w:tc>
-        <w:tc>
-          <w:p>
-            <w:pPr>
-              <w:pStyle w:val="Compact"/>
-              <w:jc w:val="left"/>
-            </w:pPr>
-            <w:r>
-              <w:t xml:space="preserve">0.2791</w:t>
-            </w:r>
-          </w:p>
-        </w:tc>
-        <w:tc>
-          <w:p>
-            <w:pPr>
-              <w:pStyle w:val="Compact"/>
-              <w:jc w:val="left"/>
-            </w:pPr>
-            <w:r>
-              <w:t xml:space="preserve">-0.2310</w:t>
-            </w:r>
-          </w:p>
-        </w:tc>
-        <w:tc>
-          <w:p>
-            <w:pPr>
-              <w:pStyle w:val="Compact"/>
-              <w:jc w:val="left"/>
-            </w:pPr>
-            <w:r>
-              <w:t xml:space="preserve">trade-off or near-tie between families</w:t>
+              <w:t xml:space="preserve">true_unseen_area</w:t>
+            </w:r>
+          </w:p>
+        </w:tc>
+        <w:tc>
+          <w:p>
+            <w:pPr>
+              <w:pStyle w:val="Compact"/>
+              <w:jc w:val="left"/>
+            </w:pPr>
+            <w:r>
+              <w:t xml:space="preserve">timestamp</w:t>
+            </w:r>
+          </w:p>
+        </w:tc>
+        <w:tc>
+          <w:p>
+            <w:pPr>
+              <w:pStyle w:val="Compact"/>
+              <w:jc w:val="left"/>
+            </w:pPr>
+            <w:r>
+              <w:t xml:space="preserve">4</w:t>
+            </w:r>
+          </w:p>
+        </w:tc>
+        <w:tc>
+          <w:p>
+            <w:pPr>
+              <w:pStyle w:val="Compact"/>
+              <w:jc w:val="left"/>
+            </w:pPr>
+            <w:r>
+              <w:t xml:space="preserve">4</w:t>
+            </w:r>
+          </w:p>
+        </w:tc>
+        <w:tc>
+          <w:p>
+            <w:pPr>
+              <w:pStyle w:val="Compact"/>
+              <w:jc w:val="left"/>
+            </w:pPr>
+            <w:r>
+              <w:t xml:space="preserve">0.6357</w:t>
+            </w:r>
+          </w:p>
+        </w:tc>
+        <w:tc>
+          <w:p>
+            <w:pPr>
+              <w:pStyle w:val="Compact"/>
+              <w:jc w:val="left"/>
+            </w:pPr>
+            <w:r>
+              <w:t xml:space="preserve">0.3333</w:t>
+            </w:r>
+          </w:p>
+        </w:tc>
+        <w:tc>
+          <w:p>
+            <w:pPr>
+              <w:pStyle w:val="Compact"/>
+              <w:jc w:val="left"/>
+            </w:pPr>
+            <w:r>
+              <w:t xml:space="preserve">0.8462</w:t>
+            </w:r>
+          </w:p>
+        </w:tc>
+        <w:tc>
+          <w:p>
+            <w:pPr>
+              <w:pStyle w:val="Compact"/>
+              <w:jc w:val="left"/>
+            </w:pPr>
+            <w:r>
+              <w:t xml:space="preserve">-0.0521</w:t>
+            </w:r>
+          </w:p>
+        </w:tc>
+        <w:tc>
+          <w:p>
+            <w:pPr>
+              <w:pStyle w:val="Compact"/>
+              <w:jc w:val="left"/>
+            </w:pPr>
+            <w:r>
+              <w:t xml:space="preserve">0</w:t>
+            </w:r>
+          </w:p>
+        </w:tc>
+        <w:tc>
+          <w:p>
+            <w:pPr>
+              <w:pStyle w:val="Compact"/>
+              <w:jc w:val="left"/>
+            </w:pPr>
+            <w:r>
+              <w:t xml:space="preserve">0</w:t>
             </w:r>
           </w:p>
         </w:tc>
@@ -2855,6 +2896,516 @@
         <w:pStyle w:val="BodyText"/>
       </w:pPr>
       <w:r>
+        <w:t xml:space="preserve">핵심 해석:</w:t>
+      </w:r>
+      <w:r>
+        <w:t xml:space="preserve"> </w:t>
+      </w:r>
+      <w:r>
+        <w:t xml:space="preserve">- cross_year_transfer / own_ship: 평균 F1=0.7479, 모델간 평균Δ=+0.1378, 음수Δ 건수=1, low-support=0</w:t>
+      </w:r>
+      <w:r>
+        <w:t xml:space="preserve"> </w:t>
+      </w:r>
+      <w:r>
+        <w:t xml:space="preserve">- true_unseen_area / own_ship: 평균 F1=0.7293, 모델간 평균Δ=+0.1460, 음수Δ 건수=0, low-support=0</w:t>
+      </w:r>
+      <w:r>
+        <w:t xml:space="preserve"> </w:t>
+      </w:r>
+      <w:r>
+        <w:t xml:space="preserve">- true_unseen_area / timestamp: 평균 F1=0.6357, 모델간 평균Δ=-0.0521, 음수Δ 건수=0, low-support=0</w:t>
+      </w:r>
+      <w:r>
+        <w:t xml:space="preserve"> </w:t>
+      </w:r>
+      <w:r>
+        <w:t xml:space="preserve">- 원본 요약 교차점검: true_area_row_count=8, transfer_row_count=6, true_area_low_support_count=0</w:t>
+      </w:r>
+    </w:p>
+    <w:bookmarkEnd w:id="28"/>
+    <w:bookmarkEnd w:id="29"/>
+    <w:bookmarkStart w:id="30" w:name="절제분석-tabular-vs-raster-cnn"/>
+    <w:p>
+      <w:pPr>
+        <w:pStyle w:val="Heading2"/>
+      </w:pPr>
+      <w:r>
+        <w:t xml:space="preserve">5. 절제분석: tabular vs raster-CNN</w:t>
+      </w:r>
+    </w:p>
+    <w:tbl>
+      <w:tblPr>
+        <w:tblStyle w:val="Table"/>
+        <w:tblW w:type="pct" w:w="4999.999999999999"/>
+        <w:tblLook w:firstRow="1" w:lastRow="0" w:firstColumn="0" w:lastColumn="0" w:noHBand="0" w:noVBand="0" w:val="0020"/>
+      </w:tblPr>
+      <w:tblGrid>
+        <w:gridCol w:w="792"/>
+        <w:gridCol w:w="792"/>
+        <w:gridCol w:w="792"/>
+        <w:gridCol w:w="792"/>
+        <w:gridCol w:w="792"/>
+        <w:gridCol w:w="792"/>
+        <w:gridCol w:w="792"/>
+        <w:gridCol w:w="792"/>
+        <w:gridCol w:w="792"/>
+        <w:gridCol w:w="792"/>
+      </w:tblGrid>
+      <w:tr>
+        <w:tc>
+          <w:p>
+            <w:pPr>
+              <w:pStyle w:val="Compact"/>
+              <w:jc w:val="left"/>
+            </w:pPr>
+            <w:r>
+              <w:t xml:space="preserve">region</w:t>
+            </w:r>
+          </w:p>
+        </w:tc>
+        <w:tc>
+          <w:p>
+            <w:pPr>
+              <w:pStyle w:val="Compact"/>
+              <w:jc w:val="left"/>
+            </w:pPr>
+            <w:r>
+              <w:t xml:space="preserve">tabular_model</w:t>
+            </w:r>
+          </w:p>
+        </w:tc>
+        <w:tc>
+          <w:p>
+            <w:pPr>
+              <w:pStyle w:val="Compact"/>
+              <w:jc w:val="left"/>
+            </w:pPr>
+            <w:r>
+              <w:t xml:space="preserve">tabular_f1</w:t>
+            </w:r>
+          </w:p>
+        </w:tc>
+        <w:tc>
+          <w:p>
+            <w:pPr>
+              <w:pStyle w:val="Compact"/>
+              <w:jc w:val="left"/>
+            </w:pPr>
+            <w:r>
+              <w:t xml:space="preserve">raster_cnn_model</w:t>
+            </w:r>
+          </w:p>
+        </w:tc>
+        <w:tc>
+          <w:p>
+            <w:pPr>
+              <w:pStyle w:val="Compact"/>
+              <w:jc w:val="left"/>
+            </w:pPr>
+            <w:r>
+              <w:t xml:space="preserve">raster_cnn_f1</w:t>
+            </w:r>
+          </w:p>
+        </w:tc>
+        <w:tc>
+          <w:p>
+            <w:pPr>
+              <w:pStyle w:val="Compact"/>
+              <w:jc w:val="left"/>
+            </w:pPr>
+            <w:r>
+              <w:t xml:space="preserve">delta_f1_tabular_minus_cnn</w:t>
+            </w:r>
+          </w:p>
+        </w:tc>
+        <w:tc>
+          <w:p>
+            <w:pPr>
+              <w:pStyle w:val="Compact"/>
+              <w:jc w:val="left"/>
+            </w:pPr>
+            <w:r>
+              <w:t xml:space="preserve">tabular_ece</w:t>
+            </w:r>
+          </w:p>
+        </w:tc>
+        <w:tc>
+          <w:p>
+            <w:pPr>
+              <w:pStyle w:val="Compact"/>
+              <w:jc w:val="left"/>
+            </w:pPr>
+            <w:r>
+              <w:t xml:space="preserve">raster_cnn_ece</w:t>
+            </w:r>
+          </w:p>
+        </w:tc>
+        <w:tc>
+          <w:p>
+            <w:pPr>
+              <w:pStyle w:val="Compact"/>
+              <w:jc w:val="left"/>
+            </w:pPr>
+            <w:r>
+              <w:t xml:space="preserve">delta_ece_tabular_minus_cnn</w:t>
+            </w:r>
+          </w:p>
+        </w:tc>
+        <w:tc>
+          <w:p>
+            <w:pPr>
+              <w:pStyle w:val="Compact"/>
+              <w:jc w:val="left"/>
+            </w:pPr>
+            <w:r>
+              <w:t xml:space="preserve">interpretation</w:t>
+            </w:r>
+          </w:p>
+        </w:tc>
+      </w:tr>
+      <w:tr>
+        <w:tc>
+          <w:p>
+            <w:pPr>
+              <w:pStyle w:val="Compact"/>
+              <w:jc w:val="left"/>
+            </w:pPr>
+            <w:r>
+              <w:t xml:space="preserve">houston</w:t>
+            </w:r>
+          </w:p>
+        </w:tc>
+        <w:tc>
+          <w:p>
+            <w:pPr>
+              <w:pStyle w:val="Compact"/>
+              <w:jc w:val="left"/>
+            </w:pPr>
+            <w:r>
+              <w:t xml:space="preserve">hgbt</w:t>
+            </w:r>
+          </w:p>
+        </w:tc>
+        <w:tc>
+          <w:p>
+            <w:pPr>
+              <w:pStyle w:val="Compact"/>
+              <w:jc w:val="left"/>
+            </w:pPr>
+            <w:r>
+              <w:t xml:space="preserve">0.8286</w:t>
+            </w:r>
+          </w:p>
+        </w:tc>
+        <w:tc>
+          <w:p>
+            <w:pPr>
+              <w:pStyle w:val="Compact"/>
+              <w:jc w:val="left"/>
+            </w:pPr>
+            <w:r>
+              <w:t xml:space="preserve">cnn_focal_temp</w:t>
+            </w:r>
+          </w:p>
+        </w:tc>
+        <w:tc>
+          <w:p>
+            <w:pPr>
+              <w:pStyle w:val="Compact"/>
+              <w:jc w:val="left"/>
+            </w:pPr>
+            <w:r>
+              <w:t xml:space="preserve">0.8315</w:t>
+            </w:r>
+          </w:p>
+        </w:tc>
+        <w:tc>
+          <w:p>
+            <w:pPr>
+              <w:pStyle w:val="Compact"/>
+              <w:jc w:val="left"/>
+            </w:pPr>
+            <w:r>
+              <w:t xml:space="preserve">-0.0029</w:t>
+            </w:r>
+          </w:p>
+        </w:tc>
+        <w:tc>
+          <w:p>
+            <w:pPr>
+              <w:pStyle w:val="Compact"/>
+              <w:jc w:val="left"/>
+            </w:pPr>
+            <w:r>
+              <w:t xml:space="preserve">0.0229</w:t>
+            </w:r>
+          </w:p>
+        </w:tc>
+        <w:tc>
+          <w:p>
+            <w:pPr>
+              <w:pStyle w:val="Compact"/>
+              <w:jc w:val="left"/>
+            </w:pPr>
+            <w:r>
+              <w:t xml:space="preserve">0.1458</w:t>
+            </w:r>
+          </w:p>
+        </w:tc>
+        <w:tc>
+          <w:p>
+            <w:pPr>
+              <w:pStyle w:val="Compact"/>
+              <w:jc w:val="left"/>
+            </w:pPr>
+            <w:r>
+              <w:t xml:space="preserve">-0.1229</w:t>
+            </w:r>
+          </w:p>
+        </w:tc>
+        <w:tc>
+          <w:p>
+            <w:pPr>
+              <w:pStyle w:val="Compact"/>
+              <w:jc w:val="left"/>
+            </w:pPr>
+            <w:r>
+              <w:t xml:space="preserve">trade-off or near-tie between families</w:t>
+            </w:r>
+          </w:p>
+        </w:tc>
+      </w:tr>
+      <w:tr>
+        <w:tc>
+          <w:p>
+            <w:pPr>
+              <w:pStyle w:val="Compact"/>
+              <w:jc w:val="left"/>
+            </w:pPr>
+            <w:r>
+              <w:t xml:space="preserve">nola</w:t>
+            </w:r>
+          </w:p>
+        </w:tc>
+        <w:tc>
+          <w:p>
+            <w:pPr>
+              <w:pStyle w:val="Compact"/>
+              <w:jc w:val="left"/>
+            </w:pPr>
+            <w:r>
+              <w:t xml:space="preserve">hgbt</w:t>
+            </w:r>
+          </w:p>
+        </w:tc>
+        <w:tc>
+          <w:p>
+            <w:pPr>
+              <w:pStyle w:val="Compact"/>
+              <w:jc w:val="left"/>
+            </w:pPr>
+            <w:r>
+              <w:t xml:space="preserve">0.6015</w:t>
+            </w:r>
+          </w:p>
+        </w:tc>
+        <w:tc>
+          <w:p>
+            <w:pPr>
+              <w:pStyle w:val="Compact"/>
+              <w:jc w:val="left"/>
+            </w:pPr>
+            <w:r>
+              <w:t xml:space="preserve">cnn_weighted</w:t>
+            </w:r>
+          </w:p>
+        </w:tc>
+        <w:tc>
+          <w:p>
+            <w:pPr>
+              <w:pStyle w:val="Compact"/>
+              <w:jc w:val="left"/>
+            </w:pPr>
+            <w:r>
+              <w:t xml:space="preserve">0.4432</w:t>
+            </w:r>
+          </w:p>
+        </w:tc>
+        <w:tc>
+          <w:p>
+            <w:pPr>
+              <w:pStyle w:val="Compact"/>
+              <w:jc w:val="left"/>
+            </w:pPr>
+            <w:r>
+              <w:t xml:space="preserve">+0.1583</w:t>
+            </w:r>
+          </w:p>
+        </w:tc>
+        <w:tc>
+          <w:p>
+            <w:pPr>
+              <w:pStyle w:val="Compact"/>
+              <w:jc w:val="left"/>
+            </w:pPr>
+            <w:r>
+              <w:t xml:space="preserve">0.0237</w:t>
+            </w:r>
+          </w:p>
+        </w:tc>
+        <w:tc>
+          <w:p>
+            <w:pPr>
+              <w:pStyle w:val="Compact"/>
+              <w:jc w:val="left"/>
+            </w:pPr>
+            <w:r>
+              <w:t xml:space="preserve">0.1019</w:t>
+            </w:r>
+          </w:p>
+        </w:tc>
+        <w:tc>
+          <w:p>
+            <w:pPr>
+              <w:pStyle w:val="Compact"/>
+              <w:jc w:val="left"/>
+            </w:pPr>
+            <w:r>
+              <w:t xml:space="preserve">-0.0783</w:t>
+            </w:r>
+          </w:p>
+        </w:tc>
+        <w:tc>
+          <w:p>
+            <w:pPr>
+              <w:pStyle w:val="Compact"/>
+              <w:jc w:val="left"/>
+            </w:pPr>
+            <w:r>
+              <w:t xml:space="preserve">tabular dominates both discrimination and calibration</w:t>
+            </w:r>
+          </w:p>
+        </w:tc>
+      </w:tr>
+      <w:tr>
+        <w:tc>
+          <w:p>
+            <w:pPr>
+              <w:pStyle w:val="Compact"/>
+              <w:jc w:val="left"/>
+            </w:pPr>
+            <w:r>
+              <w:t xml:space="preserve">seattle</w:t>
+            </w:r>
+          </w:p>
+        </w:tc>
+        <w:tc>
+          <w:p>
+            <w:pPr>
+              <w:pStyle w:val="Compact"/>
+              <w:jc w:val="left"/>
+            </w:pPr>
+            <w:r>
+              <w:t xml:space="preserve">logreg</w:t>
+            </w:r>
+          </w:p>
+        </w:tc>
+        <w:tc>
+          <w:p>
+            <w:pPr>
+              <w:pStyle w:val="Compact"/>
+              <w:jc w:val="left"/>
+            </w:pPr>
+            <w:r>
+              <w:t xml:space="preserve">0.8214</w:t>
+            </w:r>
+          </w:p>
+        </w:tc>
+        <w:tc>
+          <w:p>
+            <w:pPr>
+              <w:pStyle w:val="Compact"/>
+              <w:jc w:val="left"/>
+            </w:pPr>
+            <w:r>
+              <w:t xml:space="preserve">cnn_focal</w:t>
+            </w:r>
+          </w:p>
+        </w:tc>
+        <w:tc>
+          <w:p>
+            <w:pPr>
+              <w:pStyle w:val="Compact"/>
+              <w:jc w:val="left"/>
+            </w:pPr>
+            <w:r>
+              <w:t xml:space="preserve">0.8364</w:t>
+            </w:r>
+          </w:p>
+        </w:tc>
+        <w:tc>
+          <w:p>
+            <w:pPr>
+              <w:pStyle w:val="Compact"/>
+              <w:jc w:val="left"/>
+            </w:pPr>
+            <w:r>
+              <w:t xml:space="preserve">-0.0149</w:t>
+            </w:r>
+          </w:p>
+        </w:tc>
+        <w:tc>
+          <w:p>
+            <w:pPr>
+              <w:pStyle w:val="Compact"/>
+              <w:jc w:val="left"/>
+            </w:pPr>
+            <w:r>
+              <w:t xml:space="preserve">0.0482</w:t>
+            </w:r>
+          </w:p>
+        </w:tc>
+        <w:tc>
+          <w:p>
+            <w:pPr>
+              <w:pStyle w:val="Compact"/>
+              <w:jc w:val="left"/>
+            </w:pPr>
+            <w:r>
+              <w:t xml:space="preserve">0.2791</w:t>
+            </w:r>
+          </w:p>
+        </w:tc>
+        <w:tc>
+          <w:p>
+            <w:pPr>
+              <w:pStyle w:val="Compact"/>
+              <w:jc w:val="left"/>
+            </w:pPr>
+            <w:r>
+              <w:t xml:space="preserve">-0.2310</w:t>
+            </w:r>
+          </w:p>
+        </w:tc>
+        <w:tc>
+          <w:p>
+            <w:pPr>
+              <w:pStyle w:val="Compact"/>
+              <w:jc w:val="left"/>
+            </w:pPr>
+            <w:r>
+              <w:t xml:space="preserve">trade-off or near-tie between families</w:t>
+            </w:r>
+          </w:p>
+        </w:tc>
+      </w:tr>
+    </w:tbl>
+    <w:p>
+      <w:pPr>
+        <w:pStyle w:val="BodyText"/>
+      </w:pPr>
+      <w:r>
         <w:t xml:space="preserve">요약 해석:</w:t>
       </w:r>
       <w:r>
@@ -2876,8 +3427,8 @@
         <w:t xml:space="preserve">- seattle: ΔF1(tabular-cnn)=-0.0149 (raster-CNN 우세), ΔECE(tabular-cnn)=-0.2310 (tabular 보정 우세).</w:t>
       </w:r>
     </w:p>
-    <w:bookmarkEnd w:id="29"/>
-    <w:bookmarkStart w:id="34" w:name="그림-도식-구성"/>
+    <w:bookmarkEnd w:id="30"/>
+    <w:bookmarkStart w:id="35" w:name="그림-도식-구성"/>
     <w:p>
       <w:pPr>
         <w:pStyle w:val="Heading2"/>
@@ -2890,7 +3441,7 @@
       <w:pPr>
         <w:numPr>
           <w:ilvl w:val="0"/>
-          <w:numId w:val="1007"/>
+          <w:numId w:val="1008"/>
         </w:numPr>
         <w:pStyle w:val="Compact"/>
       </w:pPr>
@@ -2916,7 +3467,7 @@
                     </pic:cNvPicPr>
                   </pic:nvPicPr>
                   <pic:blipFill>
-                    <a:blip r:embed="rId30"/>
+                    <a:blip r:embed="rId31"/>
                     <a:stretch>
                       <a:fillRect/>
                     </a:stretch>
@@ -2947,7 +3498,7 @@
       <w:pPr>
         <w:numPr>
           <w:ilvl w:val="0"/>
-          <w:numId w:val="1007"/>
+          <w:numId w:val="1008"/>
         </w:numPr>
         <w:pStyle w:val="Compact"/>
       </w:pPr>
@@ -2973,7 +3524,7 @@
                     </pic:cNvPicPr>
                   </pic:nvPicPr>
                   <pic:blipFill>
-                    <a:blip r:embed="rId31"/>
+                    <a:blip r:embed="rId32"/>
                     <a:stretch>
                       <a:fillRect/>
                     </a:stretch>
@@ -3004,7 +3555,7 @@
       <w:pPr>
         <w:numPr>
           <w:ilvl w:val="0"/>
-          <w:numId w:val="1007"/>
+          <w:numId w:val="1008"/>
         </w:numPr>
         <w:pStyle w:val="Compact"/>
       </w:pPr>
@@ -3030,7 +3581,7 @@
                     </pic:cNvPicPr>
                   </pic:nvPicPr>
                   <pic:blipFill>
-                    <a:blip r:embed="rId32"/>
+                    <a:blip r:embed="rId33"/>
                     <a:stretch>
                       <a:fillRect/>
                     </a:stretch>
@@ -3061,7 +3612,7 @@
       <w:pPr>
         <w:numPr>
           <w:ilvl w:val="0"/>
-          <w:numId w:val="1007"/>
+          <w:numId w:val="1008"/>
         </w:numPr>
         <w:pStyle w:val="Compact"/>
       </w:pPr>
@@ -3087,7 +3638,7 @@
                     </pic:cNvPicPr>
                   </pic:nvPicPr>
                   <pic:blipFill>
-                    <a:blip r:embed="rId33"/>
+                    <a:blip r:embed="rId34"/>
                     <a:stretch>
                       <a:fillRect/>
                     </a:stretch>
@@ -3114,8 +3665,8 @@
         </w:drawing>
       </w:r>
     </w:p>
-    <w:bookmarkEnd w:id="34"/>
-    <w:bookmarkStart w:id="35" w:name="용어-매핑-koreng"/>
+    <w:bookmarkEnd w:id="35"/>
+    <w:bookmarkStart w:id="36" w:name="용어-매핑-koreng"/>
     <w:p>
       <w:pPr>
         <w:pStyle w:val="Heading2"/>
@@ -3671,45 +4222,14 @@
         <w:t xml:space="preserve">를 따른다.</w:t>
       </w:r>
     </w:p>
-    <w:bookmarkEnd w:id="35"/>
-    <w:bookmarkStart w:id="36" w:name="이중언어-그림-캡션"/>
+    <w:bookmarkEnd w:id="36"/>
+    <w:bookmarkStart w:id="37" w:name="이중언어-그림-캡션"/>
     <w:p>
       <w:pPr>
         <w:pStyle w:val="Heading2"/>
       </w:pPr>
       <w:r>
         <w:t xml:space="preserve">8. 이중언어 그림 캡션</w:t>
-      </w:r>
-    </w:p>
-    <w:p>
-      <w:pPr>
-        <w:numPr>
-          <w:ilvl w:val="0"/>
-          <w:numId w:val="1008"/>
-        </w:numPr>
-        <w:pStyle w:val="Compact"/>
-      </w:pPr>
-      <w:r>
-        <w:t xml:space="preserve">KOR/ENG 캡션 세트:</w:t>
-      </w:r>
-      <w:r>
-        <w:t xml:space="preserve"> </w:t>
-      </w:r>
-      <w:r>
-        <w:rPr>
-          <w:rStyle w:val="VerbatimChar"/>
-        </w:rPr>
-        <w:t xml:space="preserve">figure_captions_bilingual_v0.2_2026-04-09.md</w:t>
-      </w:r>
-    </w:p>
-    <w:bookmarkEnd w:id="36"/>
-    <w:bookmarkStart w:id="37" w:name="시나리오-시각화-근거"/>
-    <w:p>
-      <w:pPr>
-        <w:pStyle w:val="Heading2"/>
-      </w:pPr>
-      <w:r>
-        <w:t xml:space="preserve">9. 시나리오 시각화 근거</w:t>
       </w:r>
     </w:p>
     <w:p>
@@ -3721,7 +4241,7 @@
         <w:pStyle w:val="Compact"/>
       </w:pPr>
       <w:r>
-        <w:t xml:space="preserve">Houston scenario:</w:t>
+        <w:t xml:space="preserve">KOR/ENG 캡션 세트:</w:t>
       </w:r>
       <w:r>
         <w:t xml:space="preserve"> </w:t>
@@ -3730,59 +4250,17 @@
         <w:rPr>
           <w:rStyle w:val="VerbatimChar"/>
         </w:rPr>
-        <w:t xml:space="preserve">../../results/2026-04-04-expanded-10seed/houston_report_figure.svg</w:t>
-      </w:r>
-    </w:p>
-    <w:p>
-      <w:pPr>
-        <w:numPr>
-          <w:ilvl w:val="0"/>
-          <w:numId w:val="1009"/>
-        </w:numPr>
-        <w:pStyle w:val="Compact"/>
-      </w:pPr>
-      <w:r>
-        <w:t xml:space="preserve">NOLA scenario:</w:t>
-      </w:r>
-      <w:r>
-        <w:t xml:space="preserve"> </w:t>
-      </w:r>
-      <w:r>
-        <w:rPr>
-          <w:rStyle w:val="VerbatimChar"/>
-        </w:rPr>
-        <w:t xml:space="preserve">../../results/2026-04-04-expanded-10seed/nola_report_figure.svg</w:t>
-      </w:r>
-    </w:p>
-    <w:p>
-      <w:pPr>
-        <w:numPr>
-          <w:ilvl w:val="0"/>
-          <w:numId w:val="1009"/>
-        </w:numPr>
-        <w:pStyle w:val="Compact"/>
-      </w:pPr>
-      <w:r>
-        <w:t xml:space="preserve">Seattle scenario:</w:t>
-      </w:r>
-      <w:r>
-        <w:t xml:space="preserve"> </w:t>
-      </w:r>
-      <w:r>
-        <w:rPr>
-          <w:rStyle w:val="VerbatimChar"/>
-        </w:rPr>
-        <w:t xml:space="preserve">../../results/2026-04-04-expanded-10seed/seattle_report_figure.svg</w:t>
+        <w:t xml:space="preserve">figure_captions_bilingual_v0.2_2026-04-09.md</w:t>
       </w:r>
     </w:p>
     <w:bookmarkEnd w:id="37"/>
-    <w:bookmarkStart w:id="38" w:name="제출-포맷-메모"/>
+    <w:bookmarkStart w:id="38" w:name="시나리오-시각화-근거"/>
     <w:p>
       <w:pPr>
         <w:pStyle w:val="Heading2"/>
       </w:pPr>
       <w:r>
-        <w:t xml:space="preserve">10. 제출 포맷 메모</w:t>
+        <w:t xml:space="preserve">9. 시나리오 시각화 근거</w:t>
       </w:r>
     </w:p>
     <w:p>
@@ -3794,7 +4272,7 @@
         <w:pStyle w:val="Compact"/>
       </w:pPr>
       <w:r>
-        <w:t xml:space="preserve">현 단계에서는</w:t>
+        <w:t xml:space="preserve">Houston scenario:</w:t>
       </w:r>
       <w:r>
         <w:t xml:space="preserve"> </w:t>
@@ -3803,10 +4281,7 @@
         <w:rPr>
           <w:rStyle w:val="VerbatimChar"/>
         </w:rPr>
-        <w:t xml:space="preserve">docs</w:t>
-      </w:r>
-      <w:r>
-        <w:t xml:space="preserve">에 원고를 작성/버전관리하는 방식이 적합하다.</w:t>
+        <w:t xml:space="preserve">../../results/2026-04-04-expanded-10seed/houston_report_figure.svg</w:t>
       </w:r>
     </w:p>
     <w:p>
@@ -3818,7 +4293,7 @@
         <w:pStyle w:val="Compact"/>
       </w:pPr>
       <w:r>
-        <w:t xml:space="preserve">최종 제출은 저널/학회 템플릿(Word/LaTeX)으로 변환하되, 내용 원천은</w:t>
+        <w:t xml:space="preserve">NOLA scenario:</w:t>
       </w:r>
       <w:r>
         <w:t xml:space="preserve"> </w:t>
@@ -3827,20 +4302,38 @@
         <w:rPr>
           <w:rStyle w:val="VerbatimChar"/>
         </w:rPr>
-        <w:t xml:space="preserve">docs/manuscript</w:t>
-      </w:r>
-      <w:r>
-        <w:t xml:space="preserve">를 single source로 유지한다.</w:t>
+        <w:t xml:space="preserve">../../results/2026-04-04-expanded-10seed/nola_report_figure.svg</w:t>
+      </w:r>
+    </w:p>
+    <w:p>
+      <w:pPr>
+        <w:numPr>
+          <w:ilvl w:val="0"/>
+          <w:numId w:val="1010"/>
+        </w:numPr>
+        <w:pStyle w:val="Compact"/>
+      </w:pPr>
+      <w:r>
+        <w:t xml:space="preserve">Seattle scenario:</w:t>
+      </w:r>
+      <w:r>
+        <w:t xml:space="preserve"> </w:t>
+      </w:r>
+      <w:r>
+        <w:rPr>
+          <w:rStyle w:val="VerbatimChar"/>
+        </w:rPr>
+        <w:t xml:space="preserve">../../results/2026-04-04-expanded-10seed/seattle_report_figure.svg</w:t>
       </w:r>
     </w:p>
     <w:bookmarkEnd w:id="38"/>
-    <w:bookmarkStart w:id="39" w:name="제출-준비-산출물"/>
+    <w:bookmarkStart w:id="39" w:name="제출-포맷-메모"/>
     <w:p>
       <w:pPr>
         <w:pStyle w:val="Heading2"/>
       </w:pPr>
       <w:r>
-        <w:t xml:space="preserve">11. 제출 준비 산출물</w:t>
+        <w:t xml:space="preserve">10. 제출 포맷 메모</w:t>
       </w:r>
     </w:p>
     <w:p>
@@ -3852,7 +4345,7 @@
         <w:pStyle w:val="Compact"/>
       </w:pPr>
       <w:r>
-        <w:t xml:space="preserve">LaTeX 제출 템플릿:</w:t>
+        <w:t xml:space="preserve">현 단계에서는</w:t>
       </w:r>
       <w:r>
         <w:t xml:space="preserve"> </w:t>
@@ -3861,7 +4354,10 @@
         <w:rPr>
           <w:rStyle w:val="VerbatimChar"/>
         </w:rPr>
-        <w:t xml:space="preserve">manuscript_submission_template_v0.2_2026-04-09.tex</w:t>
+        <w:t xml:space="preserve">docs</w:t>
+      </w:r>
+      <w:r>
+        <w:t xml:space="preserve">에 원고를 작성/버전관리하는 방식이 적합하다.</w:t>
       </w:r>
     </w:p>
     <w:p>
@@ -3873,7 +4369,7 @@
         <w:pStyle w:val="Compact"/>
       </w:pPr>
       <w:r>
-        <w:t xml:space="preserve">정합성 점검 리포트:</w:t>
+        <w:t xml:space="preserve">최종 제출은 저널/학회 템플릿(Word/LaTeX)으로 변환하되, 내용 원천은</w:t>
       </w:r>
       <w:r>
         <w:t xml:space="preserve"> </w:t>
@@ -3882,65 +4378,20 @@
         <w:rPr>
           <w:rStyle w:val="VerbatimChar"/>
         </w:rPr>
-        <w:t xml:space="preserve">manuscript_consistency_report_v0.2_2026-04-09.md</w:t>
-      </w:r>
-    </w:p>
-    <w:p>
-      <w:pPr>
-        <w:numPr>
-          <w:ilvl w:val="0"/>
-          <w:numId w:val="1011"/>
-        </w:numPr>
-        <w:pStyle w:val="Compact"/>
-      </w:pPr>
-      <w:r>
-        <w:t xml:space="preserve">이중언어 패리티 리포트:</w:t>
-      </w:r>
-      <w:r>
-        <w:t xml:space="preserve"> </w:t>
-      </w:r>
-      <w:r>
-        <w:rPr>
-          <w:rStyle w:val="VerbatimChar"/>
-        </w:rPr>
-        <w:t xml:space="preserve">bilingual_parity_report_v0.2_2026-04-09.md</w:t>
-      </w:r>
-    </w:p>
-    <w:p>
-      <w:pPr>
-        <w:numPr>
-          <w:ilvl w:val="0"/>
-          <w:numId w:val="1011"/>
-        </w:numPr>
-        <w:pStyle w:val="Compact"/>
-      </w:pPr>
-      <w:r>
-        <w:t xml:space="preserve">정합성 자동 점검 결과:</w:t>
-      </w:r>
-      <w:r>
-        <w:t xml:space="preserve"> </w:t>
-      </w:r>
-      <w:r>
-        <w:rPr>
-          <w:rStyle w:val="VerbatimChar"/>
-        </w:rPr>
-        <w:t xml:space="preserve">PASS</w:t>
-      </w:r>
-      <w:r>
-        <w:t xml:space="preserve"> </w:t>
-      </w:r>
-      <w:r>
-        <w:t xml:space="preserve">(6/6)</w:t>
+        <w:t xml:space="preserve">docs/manuscript</w:t>
+      </w:r>
+      <w:r>
+        <w:t xml:space="preserve">를 single source로 유지한다.</w:t>
       </w:r>
     </w:p>
     <w:bookmarkEnd w:id="39"/>
-    <w:bookmarkStart w:id="40" w:name="선행연구-근거-매트릭스"/>
+    <w:bookmarkStart w:id="40" w:name="제출-준비-산출물"/>
     <w:p>
       <w:pPr>
         <w:pStyle w:val="Heading2"/>
       </w:pPr>
       <w:r>
-        <w:t xml:space="preserve">12. 선행연구 근거 매트릭스</w:t>
+        <w:t xml:space="preserve">11. 제출 준비 산출물</w:t>
       </w:r>
     </w:p>
     <w:p>
@@ -3952,7 +4403,7 @@
         <w:pStyle w:val="Compact"/>
       </w:pPr>
       <w:r>
-        <w:t xml:space="preserve">근거 매트릭스:</w:t>
+        <w:t xml:space="preserve">LaTeX 제출 템플릿:</w:t>
       </w:r>
       <w:r>
         <w:t xml:space="preserve"> </w:t>
@@ -3961,7 +4412,7 @@
         <w:rPr>
           <w:rStyle w:val="VerbatimChar"/>
         </w:rPr>
-        <w:t xml:space="preserve">prior_work_evidence_matrix_v0.2_2026-04-09.md</w:t>
+        <w:t xml:space="preserve">manuscript_submission_template_v0.2_2026-04-09.tex</w:t>
       </w:r>
     </w:p>
     <w:p>
@@ -3973,17 +4424,95 @@
         <w:pStyle w:val="Compact"/>
       </w:pPr>
       <w:r>
-        <w:t xml:space="preserve">심사관 관점에서 핵심 claim별 문헌 근거/빈틈/보완 action을 연결했다.</w:t>
+        <w:t xml:space="preserve">정합성 점검 리포트:</w:t>
+      </w:r>
+      <w:r>
+        <w:t xml:space="preserve"> </w:t>
+      </w:r>
+      <w:r>
+        <w:rPr>
+          <w:rStyle w:val="VerbatimChar"/>
+        </w:rPr>
+        <w:t xml:space="preserve">manuscript_consistency_report_v0.2_2026-04-09.md</w:t>
+      </w:r>
+    </w:p>
+    <w:p>
+      <w:pPr>
+        <w:numPr>
+          <w:ilvl w:val="0"/>
+          <w:numId w:val="1012"/>
+        </w:numPr>
+        <w:pStyle w:val="Compact"/>
+      </w:pPr>
+      <w:r>
+        <w:t xml:space="preserve">이중언어 패리티 리포트:</w:t>
+      </w:r>
+      <w:r>
+        <w:t xml:space="preserve"> </w:t>
+      </w:r>
+      <w:r>
+        <w:rPr>
+          <w:rStyle w:val="VerbatimChar"/>
+        </w:rPr>
+        <w:t xml:space="preserve">bilingual_parity_report_v0.2_2026-04-09.md</w:t>
+      </w:r>
+    </w:p>
+    <w:p>
+      <w:pPr>
+        <w:numPr>
+          <w:ilvl w:val="0"/>
+          <w:numId w:val="1012"/>
+        </w:numPr>
+        <w:pStyle w:val="Compact"/>
+      </w:pPr>
+      <w:r>
+        <w:t xml:space="preserve">Out-of-domain 검증 부록:</w:t>
+      </w:r>
+      <w:r>
+        <w:t xml:space="preserve"> </w:t>
+      </w:r>
+      <w:r>
+        <w:rPr>
+          <w:rStyle w:val="VerbatimChar"/>
+        </w:rPr>
+        <w:t xml:space="preserve">out_of_domain_validation_appendix_v0.2_2026-04-09.md</w:t>
+      </w:r>
+    </w:p>
+    <w:p>
+      <w:pPr>
+        <w:numPr>
+          <w:ilvl w:val="0"/>
+          <w:numId w:val="1012"/>
+        </w:numPr>
+        <w:pStyle w:val="Compact"/>
+      </w:pPr>
+      <w:r>
+        <w:t xml:space="preserve">정합성 자동 점검 결과:</w:t>
+      </w:r>
+      <w:r>
+        <w:t xml:space="preserve"> </w:t>
+      </w:r>
+      <w:r>
+        <w:rPr>
+          <w:rStyle w:val="VerbatimChar"/>
+        </w:rPr>
+        <w:t xml:space="preserve">PASS</w:t>
+      </w:r>
+      <w:r>
+        <w:t xml:space="preserve"> </w:t>
+      </w:r>
+      <w:r>
+        <w:t xml:space="preserve">(6/6)</w:t>
       </w:r>
     </w:p>
     <w:bookmarkEnd w:id="40"/>
-    <w:bookmarkStart w:id="41" w:name="심사관-관점-우선-todo"/>
+    <w:bookmarkStart w:id="41" w:name="선행연구-근거-매트릭스"/>
     <w:p>
       <w:pPr>
         <w:pStyle w:val="Heading2"/>
       </w:pPr>
       <w:r>
-        <w:t xml:space="preserve">13. 심사관 관점 우선 TODO</w:t>
+        <w:t xml:space="preserve">12. 선행연구 근거 매트릭스</w:t>
       </w:r>
     </w:p>
     <w:p>
@@ -3995,7 +4524,7 @@
         <w:pStyle w:val="Compact"/>
       </w:pPr>
       <w:r>
-        <w:t xml:space="preserve">상세 TODO:</w:t>
+        <w:t xml:space="preserve">근거 매트릭스:</w:t>
       </w:r>
       <w:r>
         <w:t xml:space="preserve"> </w:t>
@@ -4004,7 +4533,7 @@
         <w:rPr>
           <w:rStyle w:val="VerbatimChar"/>
         </w:rPr>
-        <w:t xml:space="preserve">examiner_critical_todo_v0.2_2026-04-09.md</w:t>
+        <w:t xml:space="preserve">prior_work_evidence_matrix_v0.2_2026-04-09.md</w:t>
       </w:r>
     </w:p>
     <w:p>
@@ -4016,17 +4545,17 @@
         <w:pStyle w:val="Compact"/>
       </w:pPr>
       <w:r>
-        <w:t xml:space="preserve">이 TODO는 novelty 서술, 통계 검정, 외부 검증 범위, 운영 임계값 해석을 우선 보완 대상으로 정의한다.</w:t>
+        <w:t xml:space="preserve">심사관 관점에서 핵심 claim별 문헌 근거/빈틈/보완 action을 연결했다.</w:t>
       </w:r>
     </w:p>
     <w:bookmarkEnd w:id="41"/>
-    <w:bookmarkStart w:id="42" w:name="통계-유의성-부록"/>
+    <w:bookmarkStart w:id="42" w:name="심사관-관점-우선-todo"/>
     <w:p>
       <w:pPr>
         <w:pStyle w:val="Heading2"/>
       </w:pPr>
       <w:r>
-        <w:t xml:space="preserve">14. 통계 유의성 부록</w:t>
+        <w:t xml:space="preserve">13. 심사관 관점 우선 TODO</w:t>
       </w:r>
     </w:p>
     <w:p>
@@ -4038,7 +4567,7 @@
         <w:pStyle w:val="Compact"/>
       </w:pPr>
       <w:r>
-        <w:t xml:space="preserve">유의성 요약 CSV:</w:t>
+        <w:t xml:space="preserve">상세 TODO:</w:t>
       </w:r>
       <w:r>
         <w:t xml:space="preserve"> </w:t>
@@ -4047,7 +4576,7 @@
         <w:rPr>
           <w:rStyle w:val="VerbatimChar"/>
         </w:rPr>
-        <w:t xml:space="preserve">model_family_significance_summary.csv</w:t>
+        <w:t xml:space="preserve">examiner_critical_todo_v0.2_2026-04-09.md</w:t>
       </w:r>
     </w:p>
     <w:p>
@@ -4059,6 +4588,49 @@
         <w:pStyle w:val="Compact"/>
       </w:pPr>
       <w:r>
+        <w:t xml:space="preserve">이 TODO는 novelty 서술, 통계 검정, 외부 검증 범위, 운영 임계값 해석을 우선 보완 대상으로 정의한다.</w:t>
+      </w:r>
+    </w:p>
+    <w:bookmarkEnd w:id="42"/>
+    <w:bookmarkStart w:id="43" w:name="통계-유의성-부록"/>
+    <w:p>
+      <w:pPr>
+        <w:pStyle w:val="Heading2"/>
+      </w:pPr>
+      <w:r>
+        <w:t xml:space="preserve">14. 통계 유의성 부록</w:t>
+      </w:r>
+    </w:p>
+    <w:p>
+      <w:pPr>
+        <w:numPr>
+          <w:ilvl w:val="0"/>
+          <w:numId w:val="1015"/>
+        </w:numPr>
+        <w:pStyle w:val="Compact"/>
+      </w:pPr>
+      <w:r>
+        <w:t xml:space="preserve">유의성 요약 CSV:</w:t>
+      </w:r>
+      <w:r>
+        <w:t xml:space="preserve"> </w:t>
+      </w:r>
+      <w:r>
+        <w:rPr>
+          <w:rStyle w:val="VerbatimChar"/>
+        </w:rPr>
+        <w:t xml:space="preserve">model_family_significance_summary.csv</w:t>
+      </w:r>
+    </w:p>
+    <w:p>
+      <w:pPr>
+        <w:numPr>
+          <w:ilvl w:val="0"/>
+          <w:numId w:val="1015"/>
+        </w:numPr>
+        <w:pStyle w:val="Compact"/>
+      </w:pPr>
+      <w:r>
         <w:t xml:space="preserve">부록 문서:</w:t>
       </w:r>
       <w:r>
@@ -4075,7 +4647,7 @@
       <w:pPr>
         <w:numPr>
           <w:ilvl w:val="0"/>
-          <w:numId w:val="1014"/>
+          <w:numId w:val="1015"/>
         </w:numPr>
         <w:pStyle w:val="Compact"/>
       </w:pPr>
@@ -4531,8 +5103,8 @@
         <w:t xml:space="preserve">- seattle: ΔF1=+0.0136 (Holm p=0.0117), ΔECE=-0.2572 (Holm p=0.0060)</w:t>
       </w:r>
     </w:p>
-    <w:bookmarkEnd w:id="42"/>
-    <w:bookmarkStart w:id="43" w:name="전이-경로-통계-부록bootstrap"/>
+    <w:bookmarkEnd w:id="43"/>
+    <w:bookmarkStart w:id="44" w:name="전이-경로-통계-부록bootstrap"/>
     <w:p>
       <w:pPr>
         <w:pStyle w:val="Heading2"/>
@@ -4545,7 +5117,7 @@
       <w:pPr>
         <w:numPr>
           <w:ilvl w:val="0"/>
-          <w:numId w:val="1015"/>
+          <w:numId w:val="1016"/>
         </w:numPr>
         <w:pStyle w:val="Compact"/>
       </w:pPr>
@@ -4566,7 +5138,7 @@
       <w:pPr>
         <w:numPr>
           <w:ilvl w:val="0"/>
-          <w:numId w:val="1015"/>
+          <w:numId w:val="1016"/>
         </w:numPr>
         <w:pStyle w:val="Compact"/>
       </w:pPr>
@@ -5274,8 +5846,8 @@
         <w:t xml:space="preserve">- seattle-&gt;nola: ΔF1=+0.0488, bootstrap p=0.2960, direction_prob=0.8520</w:t>
       </w:r>
     </w:p>
-    <w:bookmarkEnd w:id="43"/>
-    <w:bookmarkStart w:id="44" w:name="임계값-유틸리티-부록-운영-비용-프로파일"/>
+    <w:bookmarkEnd w:id="44"/>
+    <w:bookmarkStart w:id="45" w:name="임계값-유틸리티-부록-운영-비용-프로파일"/>
     <w:p>
       <w:pPr>
         <w:pStyle w:val="Heading2"/>
@@ -5288,7 +5860,7 @@
       <w:pPr>
         <w:numPr>
           <w:ilvl w:val="0"/>
-          <w:numId w:val="1016"/>
+          <w:numId w:val="1017"/>
         </w:numPr>
         <w:pStyle w:val="Compact"/>
       </w:pPr>
@@ -5309,7 +5881,7 @@
       <w:pPr>
         <w:numPr>
           <w:ilvl w:val="0"/>
-          <w:numId w:val="1016"/>
+          <w:numId w:val="1017"/>
         </w:numPr>
         <w:pStyle w:val="Compact"/>
       </w:pPr>
@@ -5330,7 +5902,7 @@
       <w:pPr>
         <w:numPr>
           <w:ilvl w:val="0"/>
-          <w:numId w:val="1016"/>
+          <w:numId w:val="1017"/>
         </w:numPr>
         <w:pStyle w:val="Compact"/>
       </w:pPr>
@@ -5930,8 +6502,8 @@
         <w:t xml:space="preserve">- seattle: governed=0.60 -&gt; utility-opt=0.36, 비용절감=+47.50%, F1변화=+0.0160</w:t>
       </w:r>
     </w:p>
-    <w:bookmarkEnd w:id="44"/>
     <w:bookmarkEnd w:id="45"/>
+    <w:bookmarkEnd w:id="46"/>
     <w:sectPr/>
   </w:body>
 </w:document>
@@ -6163,6 +6735,9 @@
     <w:abstractNumId w:val="991"/>
   </w:num>
   <w:num w:numId="1016">
+    <w:abstractNumId w:val="991"/>
+  </w:num>
+  <w:num w:numId="1017">
     <w:abstractNumId w:val="991"/>
   </w:num>
 </w:numbering>

--- a/docs/manuscript/v0.2_2026-04-09/manuscript_draft_v0.2_2026-04-09_ko.docx
+++ b/docs/manuscript/v0.2_2026-04-09/manuscript_draft_v0.2_2026-04-09_ko.docx
@@ -2,7 +2,7 @@
 <file path=word/document.xml><?xml version="1.0" encoding="utf-8"?>
 <w:document xmlns:w="http://schemas.openxmlformats.org/wordprocessingml/2006/main" xmlns:m="http://schemas.openxmlformats.org/officeDocument/2006/math" xmlns:r="http://schemas.openxmlformats.org/officeDocument/2006/relationships" xmlns:o="urn:schemas-microsoft-com:office:office" xmlns:v="urn:schemas-microsoft-com:vml" xmlns:w10="urn:schemas-microsoft-com:office:word" xmlns:a="http://schemas.openxmlformats.org/drawingml/2006/main" xmlns:pic="http://schemas.openxmlformats.org/drawingml/2006/picture" xmlns:wp="http://schemas.openxmlformats.org/drawingml/2006/wordprocessingDrawing">
   <w:body>
-    <w:bookmarkStart w:id="46" w:name="ais-기반-충돌위험-히트맵-논문-초안-v0.2-korean"/>
+    <w:bookmarkStart w:id="47" w:name="ais-기반-충돌위험-히트맵-논문-초안-v0.2-korean"/>
     <w:p>
       <w:pPr>
         <w:pStyle w:val="Heading1"/>
@@ -4466,6 +4466,27 @@
         <w:pStyle w:val="Compact"/>
       </w:pPr>
       <w:r>
+        <w:t xml:space="preserve">전이 반복-무작위화 부록:</w:t>
+      </w:r>
+      <w:r>
+        <w:t xml:space="preserve"> </w:t>
+      </w:r>
+      <w:r>
+        <w:rPr>
+          <w:rStyle w:val="VerbatimChar"/>
+        </w:rPr>
+        <w:t xml:space="preserve">transfer_route_repeated_randomization_appendix_v0.2_2026-04-09.md</w:t>
+      </w:r>
+    </w:p>
+    <w:p>
+      <w:pPr>
+        <w:numPr>
+          <w:ilvl w:val="0"/>
+          <w:numId w:val="1012"/>
+        </w:numPr>
+        <w:pStyle w:val="Compact"/>
+      </w:pPr>
+      <w:r>
         <w:t xml:space="preserve">Out-of-domain 검증 부록:</w:t>
       </w:r>
       <w:r>
@@ -5847,13 +5868,13 @@
       </w:r>
     </w:p>
     <w:bookmarkEnd w:id="44"/>
-    <w:bookmarkStart w:id="45" w:name="임계값-유틸리티-부록-운영-비용-프로파일"/>
+    <w:bookmarkStart w:id="45" w:name="전이-경로-반복-무작위화-통계-부록"/>
     <w:p>
       <w:pPr>
         <w:pStyle w:val="Heading2"/>
       </w:pPr>
       <w:r>
-        <w:t xml:space="preserve">16. 임계값 유틸리티 부록 (운영 비용 프로파일)</w:t>
+        <w:t xml:space="preserve">16. 전이 경로 반복-무작위화 통계 부록</w:t>
       </w:r>
     </w:p>
     <w:p>
@@ -5865,7 +5886,7 @@
         <w:pStyle w:val="Compact"/>
       </w:pPr>
       <w:r>
-        <w:t xml:space="preserve">유틸리티 곡선 CSV:</w:t>
+        <w:t xml:space="preserve">반복-무작위화 유의성 CSV:</w:t>
       </w:r>
       <w:r>
         <w:t xml:space="preserve"> </w:t>
@@ -5874,7 +5895,7 @@
         <w:rPr>
           <w:rStyle w:val="VerbatimChar"/>
         </w:rPr>
-        <w:t xml:space="preserve">threshold_utility_curve_summary.csv</w:t>
+        <w:t xml:space="preserve">transfer_route_repeated_randomization_significance_summary.csv</w:t>
       </w:r>
     </w:p>
     <w:p>
@@ -5886,7 +5907,7 @@
         <w:pStyle w:val="Compact"/>
       </w:pPr>
       <w:r>
-        <w:t xml:space="preserve">운영점 요약 CSV:</w:t>
+        <w:t xml:space="preserve">부록 문서:</w:t>
       </w:r>
       <w:r>
         <w:t xml:space="preserve"> </w:t>
@@ -5895,28 +5916,7 @@
         <w:rPr>
           <w:rStyle w:val="VerbatimChar"/>
         </w:rPr>
-        <w:t xml:space="preserve">threshold_utility_operating_points.csv</w:t>
-      </w:r>
-    </w:p>
-    <w:p>
-      <w:pPr>
-        <w:numPr>
-          <w:ilvl w:val="0"/>
-          <w:numId w:val="1017"/>
-        </w:numPr>
-        <w:pStyle w:val="Compact"/>
-      </w:pPr>
-      <w:r>
-        <w:t xml:space="preserve">유틸리티 부록 문서:</w:t>
-      </w:r>
-      <w:r>
-        <w:t xml:space="preserve"> </w:t>
-      </w:r>
-      <w:r>
-        <w:rPr>
-          <w:rStyle w:val="VerbatimChar"/>
-        </w:rPr>
-        <w:t xml:space="preserve">threshold_utility_appendix_v0.2_2026-04-09.md</w:t>
+        <w:t xml:space="preserve">transfer_route_repeated_randomization_appendix_v0.2_2026-04-09.md</w:t>
       </w:r>
     </w:p>
     <w:tbl>
@@ -5947,128 +5947,128 @@
               <w:jc w:val="left"/>
             </w:pPr>
             <w:r>
-              <w:t xml:space="preserve">region</w:t>
-            </w:r>
-          </w:p>
-        </w:tc>
-        <w:tc>
-          <w:p>
-            <w:pPr>
-              <w:pStyle w:val="Compact"/>
-              <w:jc w:val="left"/>
-            </w:pPr>
-            <w:r>
-              <w:t xml:space="preserve">model_name</w:t>
-            </w:r>
-          </w:p>
-        </w:tc>
-        <w:tc>
-          <w:p>
-            <w:pPr>
-              <w:pStyle w:val="Compact"/>
-              <w:jc w:val="left"/>
-            </w:pPr>
-            <w:r>
-              <w:t xml:space="preserve">governed_threshold</w:t>
-            </w:r>
-          </w:p>
-        </w:tc>
-        <w:tc>
-          <w:p>
-            <w:pPr>
-              <w:pStyle w:val="Compact"/>
-              <w:jc w:val="left"/>
-            </w:pPr>
-            <w:r>
-              <w:t xml:space="preserve">utility_opt_threshold</w:t>
-            </w:r>
-          </w:p>
-        </w:tc>
-        <w:tc>
-          <w:p>
-            <w:pPr>
-              <w:pStyle w:val="Compact"/>
-              <w:jc w:val="left"/>
-            </w:pPr>
-            <w:r>
-              <w:t xml:space="preserve">threshold_shift</w:t>
-            </w:r>
-          </w:p>
-        </w:tc>
-        <w:tc>
-          <w:p>
-            <w:pPr>
-              <w:pStyle w:val="Compact"/>
-              <w:jc w:val="left"/>
-            </w:pPr>
-            <w:r>
-              <w:t xml:space="preserve">governed_f1</w:t>
-            </w:r>
-          </w:p>
-        </w:tc>
-        <w:tc>
-          <w:p>
-            <w:pPr>
-              <w:pStyle w:val="Compact"/>
-              <w:jc w:val="left"/>
-            </w:pPr>
-            <w:r>
-              <w:t xml:space="preserve">opt_f1</w:t>
-            </w:r>
-          </w:p>
-        </w:tc>
-        <w:tc>
-          <w:p>
-            <w:pPr>
-              <w:pStyle w:val="Compact"/>
-              <w:jc w:val="left"/>
-            </w:pPr>
-            <w:r>
-              <w:t xml:space="preserve">cost_reduction_pct</w:t>
-            </w:r>
-          </w:p>
-        </w:tc>
-        <w:tc>
-          <w:p>
-            <w:pPr>
-              <w:pStyle w:val="Compact"/>
-              <w:jc w:val="left"/>
-            </w:pPr>
-            <w:r>
-              <w:t xml:space="preserve">governed_fp</w:t>
-            </w:r>
-          </w:p>
-        </w:tc>
-        <w:tc>
-          <w:p>
-            <w:pPr>
-              <w:pStyle w:val="Compact"/>
-              <w:jc w:val="left"/>
-            </w:pPr>
-            <w:r>
-              <w:t xml:space="preserve">governed_fn</w:t>
-            </w:r>
-          </w:p>
-        </w:tc>
-        <w:tc>
-          <w:p>
-            <w:pPr>
-              <w:pStyle w:val="Compact"/>
-              <w:jc w:val="left"/>
-            </w:pPr>
-            <w:r>
-              <w:t xml:space="preserve">opt_fp</w:t>
-            </w:r>
-          </w:p>
-        </w:tc>
-        <w:tc>
-          <w:p>
-            <w:pPr>
-              <w:pStyle w:val="Compact"/>
-              <w:jc w:val="left"/>
-            </w:pPr>
-            <w:r>
-              <w:t xml:space="preserve">opt_fn</w:t>
+              <w:t xml:space="preserve">source_region</w:t>
+            </w:r>
+          </w:p>
+        </w:tc>
+        <w:tc>
+          <w:p>
+            <w:pPr>
+              <w:pStyle w:val="Compact"/>
+              <w:jc w:val="left"/>
+            </w:pPr>
+            <w:r>
+              <w:t xml:space="preserve">target_region</w:t>
+            </w:r>
+          </w:p>
+        </w:tc>
+        <w:tc>
+          <w:p>
+            <w:pPr>
+              <w:pStyle w:val="Compact"/>
+              <w:jc w:val="left"/>
+            </w:pPr>
+            <w:r>
+              <w:t xml:space="preserve">recommended_model</w:t>
+            </w:r>
+          </w:p>
+        </w:tc>
+        <w:tc>
+          <w:p>
+            <w:pPr>
+              <w:pStyle w:val="Compact"/>
+              <w:jc w:val="left"/>
+            </w:pPr>
+            <w:r>
+              <w:t xml:space="preserve">observed_delta_f1</w:t>
+            </w:r>
+          </w:p>
+        </w:tc>
+        <w:tc>
+          <w:p>
+            <w:pPr>
+              <w:pStyle w:val="Compact"/>
+              <w:jc w:val="left"/>
+            </w:pPr>
+            <w:r>
+              <w:t xml:space="preserve">randomization_runs</w:t>
+            </w:r>
+          </w:p>
+        </w:tc>
+        <w:tc>
+          <w:p>
+            <w:pPr>
+              <w:pStyle w:val="Compact"/>
+              <w:jc w:val="left"/>
+            </w:pPr>
+            <w:r>
+              <w:t xml:space="preserve">delta_mean_across_runs</w:t>
+            </w:r>
+          </w:p>
+        </w:tc>
+        <w:tc>
+          <w:p>
+            <w:pPr>
+              <w:pStyle w:val="Compact"/>
+              <w:jc w:val="left"/>
+            </w:pPr>
+            <w:r>
+              <w:t xml:space="preserve">delta_ci95_pooled</w:t>
+            </w:r>
+          </w:p>
+        </w:tc>
+        <w:tc>
+          <w:p>
+            <w:pPr>
+              <w:pStyle w:val="Compact"/>
+              <w:jc w:val="left"/>
+            </w:pPr>
+            <w:r>
+              <w:t xml:space="preserve">p_two_sided_median</w:t>
+            </w:r>
+          </w:p>
+        </w:tc>
+        <w:tc>
+          <w:p>
+            <w:pPr>
+              <w:pStyle w:val="Compact"/>
+              <w:jc w:val="left"/>
+            </w:pPr>
+            <w:r>
+              <w:t xml:space="preserve">p_two_sided_median_holm</w:t>
+            </w:r>
+          </w:p>
+        </w:tc>
+        <w:tc>
+          <w:p>
+            <w:pPr>
+              <w:pStyle w:val="Compact"/>
+              <w:jc w:val="left"/>
+            </w:pPr>
+            <w:r>
+              <w:t xml:space="preserve">direction_consistency</w:t>
+            </w:r>
+          </w:p>
+        </w:tc>
+        <w:tc>
+          <w:p>
+            <w:pPr>
+              <w:pStyle w:val="Compact"/>
+              <w:jc w:val="left"/>
+            </w:pPr>
+            <w:r>
+              <w:t xml:space="preserve">significant_runs</w:t>
+            </w:r>
+          </w:p>
+        </w:tc>
+        <w:tc>
+          <w:p>
+            <w:pPr>
+              <w:pStyle w:val="Compact"/>
+              <w:jc w:val="left"/>
+            </w:pPr>
+            <w:r>
+              <w:t xml:space="preserve">interpretation</w:t>
             </w:r>
           </w:p>
         </w:tc>
@@ -6092,6 +6092,17 @@
               <w:jc w:val="left"/>
             </w:pPr>
             <w:r>
+              <w:t xml:space="preserve">nola</w:t>
+            </w:r>
+          </w:p>
+        </w:tc>
+        <w:tc>
+          <w:p>
+            <w:pPr>
+              <w:pStyle w:val="Compact"/>
+              <w:jc w:val="left"/>
+            </w:pPr>
+            <w:r>
               <w:t xml:space="preserve">hgbt</w:t>
             </w:r>
           </w:p>
@@ -6103,106 +6114,95 @@
               <w:jc w:val="left"/>
             </w:pPr>
             <w:r>
-              <w:t xml:space="preserve">0.95</w:t>
-            </w:r>
-          </w:p>
-        </w:tc>
-        <w:tc>
-          <w:p>
-            <w:pPr>
-              <w:pStyle w:val="Compact"/>
-              <w:jc w:val="left"/>
-            </w:pPr>
-            <w:r>
-              <w:t xml:space="preserve">0.05</w:t>
-            </w:r>
-          </w:p>
-        </w:tc>
-        <w:tc>
-          <w:p>
-            <w:pPr>
-              <w:pStyle w:val="Compact"/>
-              <w:jc w:val="left"/>
-            </w:pPr>
-            <w:r>
-              <w:t xml:space="preserve">-0.90</w:t>
-            </w:r>
-          </w:p>
-        </w:tc>
-        <w:tc>
-          <w:p>
-            <w:pPr>
-              <w:pStyle w:val="Compact"/>
-              <w:jc w:val="left"/>
-            </w:pPr>
-            <w:r>
-              <w:t xml:space="preserve">0.8286</w:t>
-            </w:r>
-          </w:p>
-        </w:tc>
-        <w:tc>
-          <w:p>
-            <w:pPr>
-              <w:pStyle w:val="Compact"/>
-              <w:jc w:val="left"/>
-            </w:pPr>
-            <w:r>
-              <w:t xml:space="preserve">0.8372</w:t>
-            </w:r>
-          </w:p>
-        </w:tc>
-        <w:tc>
-          <w:p>
-            <w:pPr>
-              <w:pStyle w:val="Compact"/>
-              <w:jc w:val="left"/>
-            </w:pPr>
-            <w:r>
-              <w:t xml:space="preserve">+46.43</w:t>
-            </w:r>
-          </w:p>
-        </w:tc>
-        <w:tc>
-          <w:p>
-            <w:pPr>
-              <w:pStyle w:val="Compact"/>
-              <w:jc w:val="left"/>
-            </w:pPr>
-            <w:r>
-              <w:t xml:space="preserve">1</w:t>
-            </w:r>
-          </w:p>
-        </w:tc>
-        <w:tc>
-          <w:p>
-            <w:pPr>
-              <w:pStyle w:val="Compact"/>
-              <w:jc w:val="left"/>
-            </w:pPr>
-            <w:r>
-              <w:t xml:space="preserve">11</w:t>
-            </w:r>
-          </w:p>
-        </w:tc>
-        <w:tc>
-          <w:p>
-            <w:pPr>
-              <w:pStyle w:val="Compact"/>
-              <w:jc w:val="left"/>
-            </w:pPr>
-            <w:r>
-              <w:t xml:space="preserve">10</w:t>
-            </w:r>
-          </w:p>
-        </w:tc>
-        <w:tc>
-          <w:p>
-            <w:pPr>
-              <w:pStyle w:val="Compact"/>
-              <w:jc w:val="left"/>
-            </w:pPr>
-            <w:r>
-              <w:t xml:space="preserve">4</w:t>
+              <w:t xml:space="preserve">-0.1383</w:t>
+            </w:r>
+          </w:p>
+        </w:tc>
+        <w:tc>
+          <w:p>
+            <w:pPr>
+              <w:pStyle w:val="Compact"/>
+              <w:jc w:val="left"/>
+            </w:pPr>
+            <w:r>
+              <w:t xml:space="preserve">25</w:t>
+            </w:r>
+          </w:p>
+        </w:tc>
+        <w:tc>
+          <w:p>
+            <w:pPr>
+              <w:pStyle w:val="Compact"/>
+              <w:jc w:val="left"/>
+            </w:pPr>
+            <w:r>
+              <w:t xml:space="preserve">-0.1383</w:t>
+            </w:r>
+          </w:p>
+        </w:tc>
+        <w:tc>
+          <w:p>
+            <w:pPr>
+              <w:pStyle w:val="Compact"/>
+              <w:jc w:val="left"/>
+            </w:pPr>
+            <w:r>
+              <w:t xml:space="preserve">[-0.1630, -0.1149]</w:t>
+            </w:r>
+          </w:p>
+        </w:tc>
+        <w:tc>
+          <w:p>
+            <w:pPr>
+              <w:pStyle w:val="Compact"/>
+              <w:jc w:val="left"/>
+            </w:pPr>
+            <w:r>
+              <w:t xml:space="preserve">0.0000</w:t>
+            </w:r>
+          </w:p>
+        </w:tc>
+        <w:tc>
+          <w:p>
+            <w:pPr>
+              <w:pStyle w:val="Compact"/>
+              <w:jc w:val="left"/>
+            </w:pPr>
+            <w:r>
+              <w:t xml:space="preserve">0.0000</w:t>
+            </w:r>
+          </w:p>
+        </w:tc>
+        <w:tc>
+          <w:p>
+            <w:pPr>
+              <w:pStyle w:val="Compact"/>
+              <w:jc w:val="left"/>
+            </w:pPr>
+            <w:r>
+              <w:t xml:space="preserve">1.0000</w:t>
+            </w:r>
+          </w:p>
+        </w:tc>
+        <w:tc>
+          <w:p>
+            <w:pPr>
+              <w:pStyle w:val="Compact"/>
+              <w:jc w:val="left"/>
+            </w:pPr>
+            <w:r>
+              <w:t xml:space="preserve">25</w:t>
+            </w:r>
+          </w:p>
+        </w:tc>
+        <w:tc>
+          <w:p>
+            <w:pPr>
+              <w:pStyle w:val="Compact"/>
+              <w:jc w:val="left"/>
+            </w:pPr>
+            <w:r>
+              <w:t xml:space="preserve">statistically_supported_after_holm</w:t>
             </w:r>
           </w:p>
         </w:tc>
@@ -6215,7 +6215,18 @@
               <w:jc w:val="left"/>
             </w:pPr>
             <w:r>
-              <w:t xml:space="preserve">nola</w:t>
+              <w:t xml:space="preserve">houston</w:t>
+            </w:r>
+          </w:p>
+        </w:tc>
+        <w:tc>
+          <w:p>
+            <w:pPr>
+              <w:pStyle w:val="Compact"/>
+              <w:jc w:val="left"/>
+            </w:pPr>
+            <w:r>
+              <w:t xml:space="preserve">seattle</w:t>
             </w:r>
           </w:p>
         </w:tc>
@@ -6237,106 +6248,95 @@
               <w:jc w:val="left"/>
             </w:pPr>
             <w:r>
-              <w:t xml:space="preserve">0.35</w:t>
-            </w:r>
-          </w:p>
-        </w:tc>
-        <w:tc>
-          <w:p>
-            <w:pPr>
-              <w:pStyle w:val="Compact"/>
-              <w:jc w:val="left"/>
-            </w:pPr>
-            <w:r>
-              <w:t xml:space="preserve">0.38</w:t>
-            </w:r>
-          </w:p>
-        </w:tc>
-        <w:tc>
-          <w:p>
-            <w:pPr>
-              <w:pStyle w:val="Compact"/>
-              <w:jc w:val="left"/>
-            </w:pPr>
-            <w:r>
-              <w:t xml:space="preserve">+0.03</w:t>
-            </w:r>
-          </w:p>
-        </w:tc>
-        <w:tc>
-          <w:p>
-            <w:pPr>
-              <w:pStyle w:val="Compact"/>
-              <w:jc w:val="left"/>
-            </w:pPr>
-            <w:r>
-              <w:t xml:space="preserve">0.6015</w:t>
-            </w:r>
-          </w:p>
-        </w:tc>
-        <w:tc>
-          <w:p>
-            <w:pPr>
-              <w:pStyle w:val="Compact"/>
-              <w:jc w:val="left"/>
-            </w:pPr>
-            <w:r>
-              <w:t xml:space="preserve">0.6250</w:t>
-            </w:r>
-          </w:p>
-        </w:tc>
-        <w:tc>
-          <w:p>
-            <w:pPr>
-              <w:pStyle w:val="Compact"/>
-              <w:jc w:val="left"/>
-            </w:pPr>
-            <w:r>
-              <w:t xml:space="preserve">+5.38</w:t>
-            </w:r>
-          </w:p>
-        </w:tc>
-        <w:tc>
-          <w:p>
-            <w:pPr>
-              <w:pStyle w:val="Compact"/>
-              <w:jc w:val="left"/>
-            </w:pPr>
-            <w:r>
-              <w:t xml:space="preserve">43</w:t>
-            </w:r>
-          </w:p>
-        </w:tc>
-        <w:tc>
-          <w:p>
-            <w:pPr>
-              <w:pStyle w:val="Compact"/>
-              <w:jc w:val="left"/>
-            </w:pPr>
-            <w:r>
-              <w:t xml:space="preserve">10</w:t>
-            </w:r>
-          </w:p>
-        </w:tc>
-        <w:tc>
-          <w:p>
-            <w:pPr>
-              <w:pStyle w:val="Compact"/>
-              <w:jc w:val="left"/>
-            </w:pPr>
-            <w:r>
-              <w:t xml:space="preserve">38</w:t>
-            </w:r>
-          </w:p>
-        </w:tc>
-        <w:tc>
-          <w:p>
-            <w:pPr>
-              <w:pStyle w:val="Compact"/>
-              <w:jc w:val="left"/>
-            </w:pPr>
-            <w:r>
-              <w:t xml:space="preserve">10</w:t>
+              <w:t xml:space="preserve">-0.2103</w:t>
+            </w:r>
+          </w:p>
+        </w:tc>
+        <w:tc>
+          <w:p>
+            <w:pPr>
+              <w:pStyle w:val="Compact"/>
+              <w:jc w:val="left"/>
+            </w:pPr>
+            <w:r>
+              <w:t xml:space="preserve">25</w:t>
+            </w:r>
+          </w:p>
+        </w:tc>
+        <w:tc>
+          <w:p>
+            <w:pPr>
+              <w:pStyle w:val="Compact"/>
+              <w:jc w:val="left"/>
+            </w:pPr>
+            <w:r>
+              <w:t xml:space="preserve">-0.2103</w:t>
+            </w:r>
+          </w:p>
+        </w:tc>
+        <w:tc>
+          <w:p>
+            <w:pPr>
+              <w:pStyle w:val="Compact"/>
+              <w:jc w:val="left"/>
+            </w:pPr>
+            <w:r>
+              <w:t xml:space="preserve">[-0.2429, -0.1783]</w:t>
+            </w:r>
+          </w:p>
+        </w:tc>
+        <w:tc>
+          <w:p>
+            <w:pPr>
+              <w:pStyle w:val="Compact"/>
+              <w:jc w:val="left"/>
+            </w:pPr>
+            <w:r>
+              <w:t xml:space="preserve">0.0000</w:t>
+            </w:r>
+          </w:p>
+        </w:tc>
+        <w:tc>
+          <w:p>
+            <w:pPr>
+              <w:pStyle w:val="Compact"/>
+              <w:jc w:val="left"/>
+            </w:pPr>
+            <w:r>
+              <w:t xml:space="preserve">0.0000</w:t>
+            </w:r>
+          </w:p>
+        </w:tc>
+        <w:tc>
+          <w:p>
+            <w:pPr>
+              <w:pStyle w:val="Compact"/>
+              <w:jc w:val="left"/>
+            </w:pPr>
+            <w:r>
+              <w:t xml:space="preserve">1.0000</w:t>
+            </w:r>
+          </w:p>
+        </w:tc>
+        <w:tc>
+          <w:p>
+            <w:pPr>
+              <w:pStyle w:val="Compact"/>
+              <w:jc w:val="left"/>
+            </w:pPr>
+            <w:r>
+              <w:t xml:space="preserve">25</w:t>
+            </w:r>
+          </w:p>
+        </w:tc>
+        <w:tc>
+          <w:p>
+            <w:pPr>
+              <w:pStyle w:val="Compact"/>
+              <w:jc w:val="left"/>
+            </w:pPr>
+            <w:r>
+              <w:t xml:space="preserve">statistically_supported_after_holm</w:t>
             </w:r>
           </w:p>
         </w:tc>
@@ -6349,6 +6349,151 @@
               <w:jc w:val="left"/>
             </w:pPr>
             <w:r>
+              <w:t xml:space="preserve">nola</w:t>
+            </w:r>
+          </w:p>
+        </w:tc>
+        <w:tc>
+          <w:p>
+            <w:pPr>
+              <w:pStyle w:val="Compact"/>
+              <w:jc w:val="left"/>
+            </w:pPr>
+            <w:r>
+              <w:t xml:space="preserve">houston</w:t>
+            </w:r>
+          </w:p>
+        </w:tc>
+        <w:tc>
+          <w:p>
+            <w:pPr>
+              <w:pStyle w:val="Compact"/>
+              <w:jc w:val="left"/>
+            </w:pPr>
+            <w:r>
+              <w:t xml:space="preserve">hgbt</w:t>
+            </w:r>
+          </w:p>
+        </w:tc>
+        <w:tc>
+          <w:p>
+            <w:pPr>
+              <w:pStyle w:val="Compact"/>
+              <w:jc w:val="left"/>
+            </w:pPr>
+            <w:r>
+              <w:t xml:space="preserve">+0.3213</w:t>
+            </w:r>
+          </w:p>
+        </w:tc>
+        <w:tc>
+          <w:p>
+            <w:pPr>
+              <w:pStyle w:val="Compact"/>
+              <w:jc w:val="left"/>
+            </w:pPr>
+            <w:r>
+              <w:t xml:space="preserve">25</w:t>
+            </w:r>
+          </w:p>
+        </w:tc>
+        <w:tc>
+          <w:p>
+            <w:pPr>
+              <w:pStyle w:val="Compact"/>
+              <w:jc w:val="left"/>
+            </w:pPr>
+            <w:r>
+              <w:t xml:space="preserve">+0.3197</w:t>
+            </w:r>
+          </w:p>
+        </w:tc>
+        <w:tc>
+          <w:p>
+            <w:pPr>
+              <w:pStyle w:val="Compact"/>
+              <w:jc w:val="left"/>
+            </w:pPr>
+            <w:r>
+              <w:t xml:space="preserve">[+0.2316, +0.4027]</w:t>
+            </w:r>
+          </w:p>
+        </w:tc>
+        <w:tc>
+          <w:p>
+            <w:pPr>
+              <w:pStyle w:val="Compact"/>
+              <w:jc w:val="left"/>
+            </w:pPr>
+            <w:r>
+              <w:t xml:space="preserve">0.0000</w:t>
+            </w:r>
+          </w:p>
+        </w:tc>
+        <w:tc>
+          <w:p>
+            <w:pPr>
+              <w:pStyle w:val="Compact"/>
+              <w:jc w:val="left"/>
+            </w:pPr>
+            <w:r>
+              <w:t xml:space="preserve">0.0000</w:t>
+            </w:r>
+          </w:p>
+        </w:tc>
+        <w:tc>
+          <w:p>
+            <w:pPr>
+              <w:pStyle w:val="Compact"/>
+              <w:jc w:val="left"/>
+            </w:pPr>
+            <w:r>
+              <w:t xml:space="preserve">1.0000</w:t>
+            </w:r>
+          </w:p>
+        </w:tc>
+        <w:tc>
+          <w:p>
+            <w:pPr>
+              <w:pStyle w:val="Compact"/>
+              <w:jc w:val="left"/>
+            </w:pPr>
+            <w:r>
+              <w:t xml:space="preserve">25</w:t>
+            </w:r>
+          </w:p>
+        </w:tc>
+        <w:tc>
+          <w:p>
+            <w:pPr>
+              <w:pStyle w:val="Compact"/>
+              <w:jc w:val="left"/>
+            </w:pPr>
+            <w:r>
+              <w:t xml:space="preserve">statistically_supported_after_holm</w:t>
+            </w:r>
+          </w:p>
+        </w:tc>
+      </w:tr>
+      <w:tr>
+        <w:tc>
+          <w:p>
+            <w:pPr>
+              <w:pStyle w:val="Compact"/>
+              <w:jc w:val="left"/>
+            </w:pPr>
+            <w:r>
+              <w:t xml:space="preserve">nola</w:t>
+            </w:r>
+          </w:p>
+        </w:tc>
+        <w:tc>
+          <w:p>
+            <w:pPr>
+              <w:pStyle w:val="Compact"/>
+              <w:jc w:val="left"/>
+            </w:pPr>
+            <w:r>
               <w:t xml:space="preserve">seattle</w:t>
             </w:r>
           </w:p>
@@ -6360,6 +6505,140 @@
               <w:jc w:val="left"/>
             </w:pPr>
             <w:r>
+              <w:t xml:space="preserve">hgbt</w:t>
+            </w:r>
+          </w:p>
+        </w:tc>
+        <w:tc>
+          <w:p>
+            <w:pPr>
+              <w:pStyle w:val="Compact"/>
+              <w:jc w:val="left"/>
+            </w:pPr>
+            <w:r>
+              <w:t xml:space="preserve">+0.4439</w:t>
+            </w:r>
+          </w:p>
+        </w:tc>
+        <w:tc>
+          <w:p>
+            <w:pPr>
+              <w:pStyle w:val="Compact"/>
+              <w:jc w:val="left"/>
+            </w:pPr>
+            <w:r>
+              <w:t xml:space="preserve">25</w:t>
+            </w:r>
+          </w:p>
+        </w:tc>
+        <w:tc>
+          <w:p>
+            <w:pPr>
+              <w:pStyle w:val="Compact"/>
+              <w:jc w:val="left"/>
+            </w:pPr>
+            <w:r>
+              <w:t xml:space="preserve">+0.4420</w:t>
+            </w:r>
+          </w:p>
+        </w:tc>
+        <w:tc>
+          <w:p>
+            <w:pPr>
+              <w:pStyle w:val="Compact"/>
+              <w:jc w:val="left"/>
+            </w:pPr>
+            <w:r>
+              <w:t xml:space="preserve">[+0.3588, +0.5199]</w:t>
+            </w:r>
+          </w:p>
+        </w:tc>
+        <w:tc>
+          <w:p>
+            <w:pPr>
+              <w:pStyle w:val="Compact"/>
+              <w:jc w:val="left"/>
+            </w:pPr>
+            <w:r>
+              <w:t xml:space="preserve">0.0000</w:t>
+            </w:r>
+          </w:p>
+        </w:tc>
+        <w:tc>
+          <w:p>
+            <w:pPr>
+              <w:pStyle w:val="Compact"/>
+              <w:jc w:val="left"/>
+            </w:pPr>
+            <w:r>
+              <w:t xml:space="preserve">0.0000</w:t>
+            </w:r>
+          </w:p>
+        </w:tc>
+        <w:tc>
+          <w:p>
+            <w:pPr>
+              <w:pStyle w:val="Compact"/>
+              <w:jc w:val="left"/>
+            </w:pPr>
+            <w:r>
+              <w:t xml:space="preserve">1.0000</w:t>
+            </w:r>
+          </w:p>
+        </w:tc>
+        <w:tc>
+          <w:p>
+            <w:pPr>
+              <w:pStyle w:val="Compact"/>
+              <w:jc w:val="left"/>
+            </w:pPr>
+            <w:r>
+              <w:t xml:space="preserve">25</w:t>
+            </w:r>
+          </w:p>
+        </w:tc>
+        <w:tc>
+          <w:p>
+            <w:pPr>
+              <w:pStyle w:val="Compact"/>
+              <w:jc w:val="left"/>
+            </w:pPr>
+            <w:r>
+              <w:t xml:space="preserve">statistically_supported_after_holm</w:t>
+            </w:r>
+          </w:p>
+        </w:tc>
+      </w:tr>
+      <w:tr>
+        <w:tc>
+          <w:p>
+            <w:pPr>
+              <w:pStyle w:val="Compact"/>
+              <w:jc w:val="left"/>
+            </w:pPr>
+            <w:r>
+              <w:t xml:space="preserve">seattle</w:t>
+            </w:r>
+          </w:p>
+        </w:tc>
+        <w:tc>
+          <w:p>
+            <w:pPr>
+              <w:pStyle w:val="Compact"/>
+              <w:jc w:val="left"/>
+            </w:pPr>
+            <w:r>
+              <w:t xml:space="preserve">houston</w:t>
+            </w:r>
+          </w:p>
+        </w:tc>
+        <w:tc>
+          <w:p>
+            <w:pPr>
+              <w:pStyle w:val="Compact"/>
+              <w:jc w:val="left"/>
+            </w:pPr>
+            <w:r>
               <w:t xml:space="preserve">extra_trees</w:t>
             </w:r>
           </w:p>
@@ -6371,106 +6650,229 @@
               <w:jc w:val="left"/>
             </w:pPr>
             <w:r>
-              <w:t xml:space="preserve">0.60</w:t>
-            </w:r>
-          </w:p>
-        </w:tc>
-        <w:tc>
-          <w:p>
-            <w:pPr>
-              <w:pStyle w:val="Compact"/>
-              <w:jc w:val="left"/>
-            </w:pPr>
-            <w:r>
-              <w:t xml:space="preserve">0.36</w:t>
-            </w:r>
-          </w:p>
-        </w:tc>
-        <w:tc>
-          <w:p>
-            <w:pPr>
-              <w:pStyle w:val="Compact"/>
-              <w:jc w:val="left"/>
-            </w:pPr>
-            <w:r>
-              <w:t xml:space="preserve">-0.24</w:t>
-            </w:r>
-          </w:p>
-        </w:tc>
-        <w:tc>
-          <w:p>
-            <w:pPr>
-              <w:pStyle w:val="Compact"/>
-              <w:jc w:val="left"/>
-            </w:pPr>
-            <w:r>
-              <w:t xml:space="preserve">0.8148</w:t>
-            </w:r>
-          </w:p>
-        </w:tc>
-        <w:tc>
-          <w:p>
-            <w:pPr>
-              <w:pStyle w:val="Compact"/>
-              <w:jc w:val="left"/>
-            </w:pPr>
-            <w:r>
-              <w:t xml:space="preserve">0.8308</w:t>
-            </w:r>
-          </w:p>
-        </w:tc>
-        <w:tc>
-          <w:p>
-            <w:pPr>
-              <w:pStyle w:val="Compact"/>
-              <w:jc w:val="left"/>
-            </w:pPr>
-            <w:r>
-              <w:t xml:space="preserve">+47.50</w:t>
-            </w:r>
-          </w:p>
-        </w:tc>
-        <w:tc>
-          <w:p>
-            <w:pPr>
-              <w:pStyle w:val="Compact"/>
-              <w:jc w:val="left"/>
-            </w:pPr>
-            <w:r>
-              <w:t xml:space="preserve">5</w:t>
-            </w:r>
-          </w:p>
-        </w:tc>
-        <w:tc>
-          <w:p>
-            <w:pPr>
-              <w:pStyle w:val="Compact"/>
-              <w:jc w:val="left"/>
-            </w:pPr>
-            <w:r>
-              <w:t xml:space="preserve">15</w:t>
-            </w:r>
-          </w:p>
-        </w:tc>
-        <w:tc>
-          <w:p>
-            <w:pPr>
-              <w:pStyle w:val="Compact"/>
-              <w:jc w:val="left"/>
-            </w:pPr>
-            <w:r>
-              <w:t xml:space="preserve">17</w:t>
-            </w:r>
-          </w:p>
-        </w:tc>
-        <w:tc>
-          <w:p>
-            <w:pPr>
-              <w:pStyle w:val="Compact"/>
-              <w:jc w:val="left"/>
-            </w:pPr>
-            <w:r>
-              <w:t xml:space="preserve">5</w:t>
+              <w:t xml:space="preserve">+0.0021</w:t>
+            </w:r>
+          </w:p>
+        </w:tc>
+        <w:tc>
+          <w:p>
+            <w:pPr>
+              <w:pStyle w:val="Compact"/>
+              <w:jc w:val="left"/>
+            </w:pPr>
+            <w:r>
+              <w:t xml:space="preserve">25</w:t>
+            </w:r>
+          </w:p>
+        </w:tc>
+        <w:tc>
+          <w:p>
+            <w:pPr>
+              <w:pStyle w:val="Compact"/>
+              <w:jc w:val="left"/>
+            </w:pPr>
+            <w:r>
+              <w:t xml:space="preserve">+0.0020</w:t>
+            </w:r>
+          </w:p>
+        </w:tc>
+        <w:tc>
+          <w:p>
+            <w:pPr>
+              <w:pStyle w:val="Compact"/>
+              <w:jc w:val="left"/>
+            </w:pPr>
+            <w:r>
+              <w:t xml:space="preserve">[-0.0971, +0.1092]</w:t>
+            </w:r>
+          </w:p>
+        </w:tc>
+        <w:tc>
+          <w:p>
+            <w:pPr>
+              <w:pStyle w:val="Compact"/>
+              <w:jc w:val="left"/>
+            </w:pPr>
+            <w:r>
+              <w:t xml:space="preserve">0.9750</w:t>
+            </w:r>
+          </w:p>
+        </w:tc>
+        <w:tc>
+          <w:p>
+            <w:pPr>
+              <w:pStyle w:val="Compact"/>
+              <w:jc w:val="left"/>
+            </w:pPr>
+            <w:r>
+              <w:t xml:space="preserve">0.9750</w:t>
+            </w:r>
+          </w:p>
+        </w:tc>
+        <w:tc>
+          <w:p>
+            <w:pPr>
+              <w:pStyle w:val="Compact"/>
+              <w:jc w:val="left"/>
+            </w:pPr>
+            <w:r>
+              <w:t xml:space="preserve">0.9600</w:t>
+            </w:r>
+          </w:p>
+        </w:tc>
+        <w:tc>
+          <w:p>
+            <w:pPr>
+              <w:pStyle w:val="Compact"/>
+              <w:jc w:val="left"/>
+            </w:pPr>
+            <w:r>
+              <w:t xml:space="preserve">0</w:t>
+            </w:r>
+          </w:p>
+        </w:tc>
+        <w:tc>
+          <w:p>
+            <w:pPr>
+              <w:pStyle w:val="Compact"/>
+              <w:jc w:val="left"/>
+            </w:pPr>
+            <w:r>
+              <w:t xml:space="preserve">not_conclusive_after_holm</w:t>
+            </w:r>
+          </w:p>
+        </w:tc>
+      </w:tr>
+      <w:tr>
+        <w:tc>
+          <w:p>
+            <w:pPr>
+              <w:pStyle w:val="Compact"/>
+              <w:jc w:val="left"/>
+            </w:pPr>
+            <w:r>
+              <w:t xml:space="preserve">seattle</w:t>
+            </w:r>
+          </w:p>
+        </w:tc>
+        <w:tc>
+          <w:p>
+            <w:pPr>
+              <w:pStyle w:val="Compact"/>
+              <w:jc w:val="left"/>
+            </w:pPr>
+            <w:r>
+              <w:t xml:space="preserve">nola</w:t>
+            </w:r>
+          </w:p>
+        </w:tc>
+        <w:tc>
+          <w:p>
+            <w:pPr>
+              <w:pStyle w:val="Compact"/>
+              <w:jc w:val="left"/>
+            </w:pPr>
+            <w:r>
+              <w:t xml:space="preserve">extra_trees</w:t>
+            </w:r>
+          </w:p>
+        </w:tc>
+        <w:tc>
+          <w:p>
+            <w:pPr>
+              <w:pStyle w:val="Compact"/>
+              <w:jc w:val="left"/>
+            </w:pPr>
+            <w:r>
+              <w:t xml:space="preserve">+0.0488</w:t>
+            </w:r>
+          </w:p>
+        </w:tc>
+        <w:tc>
+          <w:p>
+            <w:pPr>
+              <w:pStyle w:val="Compact"/>
+              <w:jc w:val="left"/>
+            </w:pPr>
+            <w:r>
+              <w:t xml:space="preserve">25</w:t>
+            </w:r>
+          </w:p>
+        </w:tc>
+        <w:tc>
+          <w:p>
+            <w:pPr>
+              <w:pStyle w:val="Compact"/>
+              <w:jc w:val="left"/>
+            </w:pPr>
+            <w:r>
+              <w:t xml:space="preserve">+0.0488</w:t>
+            </w:r>
+          </w:p>
+        </w:tc>
+        <w:tc>
+          <w:p>
+            <w:pPr>
+              <w:pStyle w:val="Compact"/>
+              <w:jc w:val="left"/>
+            </w:pPr>
+            <w:r>
+              <w:t xml:space="preserve">[-0.0404, +0.1489]</w:t>
+            </w:r>
+          </w:p>
+        </w:tc>
+        <w:tc>
+          <w:p>
+            <w:pPr>
+              <w:pStyle w:val="Compact"/>
+              <w:jc w:val="left"/>
+            </w:pPr>
+            <w:r>
+              <w:t xml:space="preserve">0.3100</w:t>
+            </w:r>
+          </w:p>
+        </w:tc>
+        <w:tc>
+          <w:p>
+            <w:pPr>
+              <w:pStyle w:val="Compact"/>
+              <w:jc w:val="left"/>
+            </w:pPr>
+            <w:r>
+              <w:t xml:space="preserve">0.6200</w:t>
+            </w:r>
+          </w:p>
+        </w:tc>
+        <w:tc>
+          <w:p>
+            <w:pPr>
+              <w:pStyle w:val="Compact"/>
+              <w:jc w:val="left"/>
+            </w:pPr>
+            <w:r>
+              <w:t xml:space="preserve">1.0000</w:t>
+            </w:r>
+          </w:p>
+        </w:tc>
+        <w:tc>
+          <w:p>
+            <w:pPr>
+              <w:pStyle w:val="Compact"/>
+              <w:jc w:val="left"/>
+            </w:pPr>
+            <w:r>
+              <w:t xml:space="preserve">0</w:t>
+            </w:r>
+          </w:p>
+        </w:tc>
+        <w:tc>
+          <w:p>
+            <w:pPr>
+              <w:pStyle w:val="Compact"/>
+              <w:jc w:val="left"/>
+            </w:pPr>
+            <w:r>
+              <w:t xml:space="preserve">not_conclusive_after_holm</w:t>
             </w:r>
           </w:p>
         </w:tc>
@@ -6487,23 +6889,697 @@
         <w:t xml:space="preserve"> </w:t>
       </w:r>
       <w:r>
-        <w:t xml:space="preserve">- houston: governed=0.95 -&gt; utility-opt=0.05, 비용절감=+46.43%, F1변화=+0.0086</w:t>
+        <w:t xml:space="preserve">- houston-&gt;nola: median p=0.0000, Holm p=0.0000, direction_consistency=1.0000, runs_sig=25/25</w:t>
       </w:r>
       <w:r>
         <w:t xml:space="preserve"> </w:t>
       </w:r>
       <w:r>
-        <w:t xml:space="preserve">- nola: governed=0.35 -&gt; utility-opt=0.38, 비용절감=+5.38%, F1변화=+0.0235</w:t>
+        <w:t xml:space="preserve">- houston-&gt;seattle: median p=0.0000, Holm p=0.0000, direction_consistency=1.0000, runs_sig=25/25</w:t>
       </w:r>
       <w:r>
         <w:t xml:space="preserve"> </w:t>
       </w:r>
       <w:r>
-        <w:t xml:space="preserve">- seattle: governed=0.60 -&gt; utility-opt=0.36, 비용절감=+47.50%, F1변화=+0.0160</w:t>
+        <w:t xml:space="preserve">- nola-&gt;houston: median p=0.0000, Holm p=0.0000, direction_consistency=1.0000, runs_sig=25/25</w:t>
+      </w:r>
+      <w:r>
+        <w:t xml:space="preserve"> </w:t>
+      </w:r>
+      <w:r>
+        <w:t xml:space="preserve">- nola-&gt;seattle: median p=0.0000, Holm p=0.0000, direction_consistency=1.0000, runs_sig=25/25</w:t>
+      </w:r>
+      <w:r>
+        <w:t xml:space="preserve"> </w:t>
+      </w:r>
+      <w:r>
+        <w:t xml:space="preserve">- seattle-&gt;houston: median p=0.9750, Holm p=0.9750, direction_consistency=0.9600, runs_sig=0/25</w:t>
+      </w:r>
+      <w:r>
+        <w:t xml:space="preserve"> </w:t>
+      </w:r>
+      <w:r>
+        <w:t xml:space="preserve">- seattle-&gt;nola: median p=0.3100, Holm p=0.6200, direction_consistency=1.0000, runs_sig=0/25</w:t>
       </w:r>
     </w:p>
     <w:bookmarkEnd w:id="45"/>
+    <w:bookmarkStart w:id="46" w:name="임계값-유틸리티-부록-운영-비용-프로파일"/>
+    <w:p>
+      <w:pPr>
+        <w:pStyle w:val="Heading2"/>
+      </w:pPr>
+      <w:r>
+        <w:t xml:space="preserve">17. 임계값 유틸리티 부록 (운영 비용 프로파일)</w:t>
+      </w:r>
+    </w:p>
+    <w:p>
+      <w:pPr>
+        <w:numPr>
+          <w:ilvl w:val="0"/>
+          <w:numId w:val="1018"/>
+        </w:numPr>
+        <w:pStyle w:val="Compact"/>
+      </w:pPr>
+      <w:r>
+        <w:t xml:space="preserve">유틸리티 곡선 CSV:</w:t>
+      </w:r>
+      <w:r>
+        <w:t xml:space="preserve"> </w:t>
+      </w:r>
+      <w:r>
+        <w:rPr>
+          <w:rStyle w:val="VerbatimChar"/>
+        </w:rPr>
+        <w:t xml:space="preserve">threshold_utility_curve_summary.csv</w:t>
+      </w:r>
+    </w:p>
+    <w:p>
+      <w:pPr>
+        <w:numPr>
+          <w:ilvl w:val="0"/>
+          <w:numId w:val="1018"/>
+        </w:numPr>
+        <w:pStyle w:val="Compact"/>
+      </w:pPr>
+      <w:r>
+        <w:t xml:space="preserve">운영점 요약 CSV:</w:t>
+      </w:r>
+      <w:r>
+        <w:t xml:space="preserve"> </w:t>
+      </w:r>
+      <w:r>
+        <w:rPr>
+          <w:rStyle w:val="VerbatimChar"/>
+        </w:rPr>
+        <w:t xml:space="preserve">threshold_utility_operating_points.csv</w:t>
+      </w:r>
+    </w:p>
+    <w:p>
+      <w:pPr>
+        <w:numPr>
+          <w:ilvl w:val="0"/>
+          <w:numId w:val="1018"/>
+        </w:numPr>
+        <w:pStyle w:val="Compact"/>
+      </w:pPr>
+      <w:r>
+        <w:t xml:space="preserve">유틸리티 부록 문서:</w:t>
+      </w:r>
+      <w:r>
+        <w:t xml:space="preserve"> </w:t>
+      </w:r>
+      <w:r>
+        <w:rPr>
+          <w:rStyle w:val="VerbatimChar"/>
+        </w:rPr>
+        <w:t xml:space="preserve">threshold_utility_appendix_v0.2_2026-04-09.md</w:t>
+      </w:r>
+    </w:p>
+    <w:tbl>
+      <w:tblPr>
+        <w:tblStyle w:val="Table"/>
+        <w:tblW w:type="pct" w:w="5000.0"/>
+        <w:tblLook w:firstRow="1" w:lastRow="0" w:firstColumn="0" w:lastColumn="0" w:noHBand="0" w:noVBand="0" w:val="0020"/>
+      </w:tblPr>
+      <w:tblGrid>
+        <w:gridCol w:w="660"/>
+        <w:gridCol w:w="660"/>
+        <w:gridCol w:w="660"/>
+        <w:gridCol w:w="660"/>
+        <w:gridCol w:w="660"/>
+        <w:gridCol w:w="660"/>
+        <w:gridCol w:w="660"/>
+        <w:gridCol w:w="660"/>
+        <w:gridCol w:w="660"/>
+        <w:gridCol w:w="660"/>
+        <w:gridCol w:w="660"/>
+        <w:gridCol w:w="660"/>
+      </w:tblGrid>
+      <w:tr>
+        <w:tc>
+          <w:p>
+            <w:pPr>
+              <w:pStyle w:val="Compact"/>
+              <w:jc w:val="left"/>
+            </w:pPr>
+            <w:r>
+              <w:t xml:space="preserve">region</w:t>
+            </w:r>
+          </w:p>
+        </w:tc>
+        <w:tc>
+          <w:p>
+            <w:pPr>
+              <w:pStyle w:val="Compact"/>
+              <w:jc w:val="left"/>
+            </w:pPr>
+            <w:r>
+              <w:t xml:space="preserve">model_name</w:t>
+            </w:r>
+          </w:p>
+        </w:tc>
+        <w:tc>
+          <w:p>
+            <w:pPr>
+              <w:pStyle w:val="Compact"/>
+              <w:jc w:val="left"/>
+            </w:pPr>
+            <w:r>
+              <w:t xml:space="preserve">governed_threshold</w:t>
+            </w:r>
+          </w:p>
+        </w:tc>
+        <w:tc>
+          <w:p>
+            <w:pPr>
+              <w:pStyle w:val="Compact"/>
+              <w:jc w:val="left"/>
+            </w:pPr>
+            <w:r>
+              <w:t xml:space="preserve">utility_opt_threshold</w:t>
+            </w:r>
+          </w:p>
+        </w:tc>
+        <w:tc>
+          <w:p>
+            <w:pPr>
+              <w:pStyle w:val="Compact"/>
+              <w:jc w:val="left"/>
+            </w:pPr>
+            <w:r>
+              <w:t xml:space="preserve">threshold_shift</w:t>
+            </w:r>
+          </w:p>
+        </w:tc>
+        <w:tc>
+          <w:p>
+            <w:pPr>
+              <w:pStyle w:val="Compact"/>
+              <w:jc w:val="left"/>
+            </w:pPr>
+            <w:r>
+              <w:t xml:space="preserve">governed_f1</w:t>
+            </w:r>
+          </w:p>
+        </w:tc>
+        <w:tc>
+          <w:p>
+            <w:pPr>
+              <w:pStyle w:val="Compact"/>
+              <w:jc w:val="left"/>
+            </w:pPr>
+            <w:r>
+              <w:t xml:space="preserve">opt_f1</w:t>
+            </w:r>
+          </w:p>
+        </w:tc>
+        <w:tc>
+          <w:p>
+            <w:pPr>
+              <w:pStyle w:val="Compact"/>
+              <w:jc w:val="left"/>
+            </w:pPr>
+            <w:r>
+              <w:t xml:space="preserve">cost_reduction_pct</w:t>
+            </w:r>
+          </w:p>
+        </w:tc>
+        <w:tc>
+          <w:p>
+            <w:pPr>
+              <w:pStyle w:val="Compact"/>
+              <w:jc w:val="left"/>
+            </w:pPr>
+            <w:r>
+              <w:t xml:space="preserve">governed_fp</w:t>
+            </w:r>
+          </w:p>
+        </w:tc>
+        <w:tc>
+          <w:p>
+            <w:pPr>
+              <w:pStyle w:val="Compact"/>
+              <w:jc w:val="left"/>
+            </w:pPr>
+            <w:r>
+              <w:t xml:space="preserve">governed_fn</w:t>
+            </w:r>
+          </w:p>
+        </w:tc>
+        <w:tc>
+          <w:p>
+            <w:pPr>
+              <w:pStyle w:val="Compact"/>
+              <w:jc w:val="left"/>
+            </w:pPr>
+            <w:r>
+              <w:t xml:space="preserve">opt_fp</w:t>
+            </w:r>
+          </w:p>
+        </w:tc>
+        <w:tc>
+          <w:p>
+            <w:pPr>
+              <w:pStyle w:val="Compact"/>
+              <w:jc w:val="left"/>
+            </w:pPr>
+            <w:r>
+              <w:t xml:space="preserve">opt_fn</w:t>
+            </w:r>
+          </w:p>
+        </w:tc>
+      </w:tr>
+      <w:tr>
+        <w:tc>
+          <w:p>
+            <w:pPr>
+              <w:pStyle w:val="Compact"/>
+              <w:jc w:val="left"/>
+            </w:pPr>
+            <w:r>
+              <w:t xml:space="preserve">houston</w:t>
+            </w:r>
+          </w:p>
+        </w:tc>
+        <w:tc>
+          <w:p>
+            <w:pPr>
+              <w:pStyle w:val="Compact"/>
+              <w:jc w:val="left"/>
+            </w:pPr>
+            <w:r>
+              <w:t xml:space="preserve">hgbt</w:t>
+            </w:r>
+          </w:p>
+        </w:tc>
+        <w:tc>
+          <w:p>
+            <w:pPr>
+              <w:pStyle w:val="Compact"/>
+              <w:jc w:val="left"/>
+            </w:pPr>
+            <w:r>
+              <w:t xml:space="preserve">0.95</w:t>
+            </w:r>
+          </w:p>
+        </w:tc>
+        <w:tc>
+          <w:p>
+            <w:pPr>
+              <w:pStyle w:val="Compact"/>
+              <w:jc w:val="left"/>
+            </w:pPr>
+            <w:r>
+              <w:t xml:space="preserve">0.05</w:t>
+            </w:r>
+          </w:p>
+        </w:tc>
+        <w:tc>
+          <w:p>
+            <w:pPr>
+              <w:pStyle w:val="Compact"/>
+              <w:jc w:val="left"/>
+            </w:pPr>
+            <w:r>
+              <w:t xml:space="preserve">-0.90</w:t>
+            </w:r>
+          </w:p>
+        </w:tc>
+        <w:tc>
+          <w:p>
+            <w:pPr>
+              <w:pStyle w:val="Compact"/>
+              <w:jc w:val="left"/>
+            </w:pPr>
+            <w:r>
+              <w:t xml:space="preserve">0.8286</w:t>
+            </w:r>
+          </w:p>
+        </w:tc>
+        <w:tc>
+          <w:p>
+            <w:pPr>
+              <w:pStyle w:val="Compact"/>
+              <w:jc w:val="left"/>
+            </w:pPr>
+            <w:r>
+              <w:t xml:space="preserve">0.8372</w:t>
+            </w:r>
+          </w:p>
+        </w:tc>
+        <w:tc>
+          <w:p>
+            <w:pPr>
+              <w:pStyle w:val="Compact"/>
+              <w:jc w:val="left"/>
+            </w:pPr>
+            <w:r>
+              <w:t xml:space="preserve">+46.43</w:t>
+            </w:r>
+          </w:p>
+        </w:tc>
+        <w:tc>
+          <w:p>
+            <w:pPr>
+              <w:pStyle w:val="Compact"/>
+              <w:jc w:val="left"/>
+            </w:pPr>
+            <w:r>
+              <w:t xml:space="preserve">1</w:t>
+            </w:r>
+          </w:p>
+        </w:tc>
+        <w:tc>
+          <w:p>
+            <w:pPr>
+              <w:pStyle w:val="Compact"/>
+              <w:jc w:val="left"/>
+            </w:pPr>
+            <w:r>
+              <w:t xml:space="preserve">11</w:t>
+            </w:r>
+          </w:p>
+        </w:tc>
+        <w:tc>
+          <w:p>
+            <w:pPr>
+              <w:pStyle w:val="Compact"/>
+              <w:jc w:val="left"/>
+            </w:pPr>
+            <w:r>
+              <w:t xml:space="preserve">10</w:t>
+            </w:r>
+          </w:p>
+        </w:tc>
+        <w:tc>
+          <w:p>
+            <w:pPr>
+              <w:pStyle w:val="Compact"/>
+              <w:jc w:val="left"/>
+            </w:pPr>
+            <w:r>
+              <w:t xml:space="preserve">4</w:t>
+            </w:r>
+          </w:p>
+        </w:tc>
+      </w:tr>
+      <w:tr>
+        <w:tc>
+          <w:p>
+            <w:pPr>
+              <w:pStyle w:val="Compact"/>
+              <w:jc w:val="left"/>
+            </w:pPr>
+            <w:r>
+              <w:t xml:space="preserve">nola</w:t>
+            </w:r>
+          </w:p>
+        </w:tc>
+        <w:tc>
+          <w:p>
+            <w:pPr>
+              <w:pStyle w:val="Compact"/>
+              <w:jc w:val="left"/>
+            </w:pPr>
+            <w:r>
+              <w:t xml:space="preserve">hgbt</w:t>
+            </w:r>
+          </w:p>
+        </w:tc>
+        <w:tc>
+          <w:p>
+            <w:pPr>
+              <w:pStyle w:val="Compact"/>
+              <w:jc w:val="left"/>
+            </w:pPr>
+            <w:r>
+              <w:t xml:space="preserve">0.35</w:t>
+            </w:r>
+          </w:p>
+        </w:tc>
+        <w:tc>
+          <w:p>
+            <w:pPr>
+              <w:pStyle w:val="Compact"/>
+              <w:jc w:val="left"/>
+            </w:pPr>
+            <w:r>
+              <w:t xml:space="preserve">0.38</w:t>
+            </w:r>
+          </w:p>
+        </w:tc>
+        <w:tc>
+          <w:p>
+            <w:pPr>
+              <w:pStyle w:val="Compact"/>
+              <w:jc w:val="left"/>
+            </w:pPr>
+            <w:r>
+              <w:t xml:space="preserve">+0.03</w:t>
+            </w:r>
+          </w:p>
+        </w:tc>
+        <w:tc>
+          <w:p>
+            <w:pPr>
+              <w:pStyle w:val="Compact"/>
+              <w:jc w:val="left"/>
+            </w:pPr>
+            <w:r>
+              <w:t xml:space="preserve">0.6015</w:t>
+            </w:r>
+          </w:p>
+        </w:tc>
+        <w:tc>
+          <w:p>
+            <w:pPr>
+              <w:pStyle w:val="Compact"/>
+              <w:jc w:val="left"/>
+            </w:pPr>
+            <w:r>
+              <w:t xml:space="preserve">0.6250</w:t>
+            </w:r>
+          </w:p>
+        </w:tc>
+        <w:tc>
+          <w:p>
+            <w:pPr>
+              <w:pStyle w:val="Compact"/>
+              <w:jc w:val="left"/>
+            </w:pPr>
+            <w:r>
+              <w:t xml:space="preserve">+5.38</w:t>
+            </w:r>
+          </w:p>
+        </w:tc>
+        <w:tc>
+          <w:p>
+            <w:pPr>
+              <w:pStyle w:val="Compact"/>
+              <w:jc w:val="left"/>
+            </w:pPr>
+            <w:r>
+              <w:t xml:space="preserve">43</w:t>
+            </w:r>
+          </w:p>
+        </w:tc>
+        <w:tc>
+          <w:p>
+            <w:pPr>
+              <w:pStyle w:val="Compact"/>
+              <w:jc w:val="left"/>
+            </w:pPr>
+            <w:r>
+              <w:t xml:space="preserve">10</w:t>
+            </w:r>
+          </w:p>
+        </w:tc>
+        <w:tc>
+          <w:p>
+            <w:pPr>
+              <w:pStyle w:val="Compact"/>
+              <w:jc w:val="left"/>
+            </w:pPr>
+            <w:r>
+              <w:t xml:space="preserve">38</w:t>
+            </w:r>
+          </w:p>
+        </w:tc>
+        <w:tc>
+          <w:p>
+            <w:pPr>
+              <w:pStyle w:val="Compact"/>
+              <w:jc w:val="left"/>
+            </w:pPr>
+            <w:r>
+              <w:t xml:space="preserve">10</w:t>
+            </w:r>
+          </w:p>
+        </w:tc>
+      </w:tr>
+      <w:tr>
+        <w:tc>
+          <w:p>
+            <w:pPr>
+              <w:pStyle w:val="Compact"/>
+              <w:jc w:val="left"/>
+            </w:pPr>
+            <w:r>
+              <w:t xml:space="preserve">seattle</w:t>
+            </w:r>
+          </w:p>
+        </w:tc>
+        <w:tc>
+          <w:p>
+            <w:pPr>
+              <w:pStyle w:val="Compact"/>
+              <w:jc w:val="left"/>
+            </w:pPr>
+            <w:r>
+              <w:t xml:space="preserve">extra_trees</w:t>
+            </w:r>
+          </w:p>
+        </w:tc>
+        <w:tc>
+          <w:p>
+            <w:pPr>
+              <w:pStyle w:val="Compact"/>
+              <w:jc w:val="left"/>
+            </w:pPr>
+            <w:r>
+              <w:t xml:space="preserve">0.60</w:t>
+            </w:r>
+          </w:p>
+        </w:tc>
+        <w:tc>
+          <w:p>
+            <w:pPr>
+              <w:pStyle w:val="Compact"/>
+              <w:jc w:val="left"/>
+            </w:pPr>
+            <w:r>
+              <w:t xml:space="preserve">0.36</w:t>
+            </w:r>
+          </w:p>
+        </w:tc>
+        <w:tc>
+          <w:p>
+            <w:pPr>
+              <w:pStyle w:val="Compact"/>
+              <w:jc w:val="left"/>
+            </w:pPr>
+            <w:r>
+              <w:t xml:space="preserve">-0.24</w:t>
+            </w:r>
+          </w:p>
+        </w:tc>
+        <w:tc>
+          <w:p>
+            <w:pPr>
+              <w:pStyle w:val="Compact"/>
+              <w:jc w:val="left"/>
+            </w:pPr>
+            <w:r>
+              <w:t xml:space="preserve">0.8148</w:t>
+            </w:r>
+          </w:p>
+        </w:tc>
+        <w:tc>
+          <w:p>
+            <w:pPr>
+              <w:pStyle w:val="Compact"/>
+              <w:jc w:val="left"/>
+            </w:pPr>
+            <w:r>
+              <w:t xml:space="preserve">0.8308</w:t>
+            </w:r>
+          </w:p>
+        </w:tc>
+        <w:tc>
+          <w:p>
+            <w:pPr>
+              <w:pStyle w:val="Compact"/>
+              <w:jc w:val="left"/>
+            </w:pPr>
+            <w:r>
+              <w:t xml:space="preserve">+47.50</w:t>
+            </w:r>
+          </w:p>
+        </w:tc>
+        <w:tc>
+          <w:p>
+            <w:pPr>
+              <w:pStyle w:val="Compact"/>
+              <w:jc w:val="left"/>
+            </w:pPr>
+            <w:r>
+              <w:t xml:space="preserve">5</w:t>
+            </w:r>
+          </w:p>
+        </w:tc>
+        <w:tc>
+          <w:p>
+            <w:pPr>
+              <w:pStyle w:val="Compact"/>
+              <w:jc w:val="left"/>
+            </w:pPr>
+            <w:r>
+              <w:t xml:space="preserve">15</w:t>
+            </w:r>
+          </w:p>
+        </w:tc>
+        <w:tc>
+          <w:p>
+            <w:pPr>
+              <w:pStyle w:val="Compact"/>
+              <w:jc w:val="left"/>
+            </w:pPr>
+            <w:r>
+              <w:t xml:space="preserve">17</w:t>
+            </w:r>
+          </w:p>
+        </w:tc>
+        <w:tc>
+          <w:p>
+            <w:pPr>
+              <w:pStyle w:val="Compact"/>
+              <w:jc w:val="left"/>
+            </w:pPr>
+            <w:r>
+              <w:t xml:space="preserve">5</w:t>
+            </w:r>
+          </w:p>
+        </w:tc>
+      </w:tr>
+    </w:tbl>
+    <w:p>
+      <w:pPr>
+        <w:pStyle w:val="BodyText"/>
+      </w:pPr>
+      <w:r>
+        <w:t xml:space="preserve">핵심 해석:</w:t>
+      </w:r>
+      <w:r>
+        <w:t xml:space="preserve"> </w:t>
+      </w:r>
+      <w:r>
+        <w:t xml:space="preserve">- houston: governed=0.95 -&gt; utility-opt=0.05, 비용절감=+46.43%, F1변화=+0.0086</w:t>
+      </w:r>
+      <w:r>
+        <w:t xml:space="preserve"> </w:t>
+      </w:r>
+      <w:r>
+        <w:t xml:space="preserve">- nola: governed=0.35 -&gt; utility-opt=0.38, 비용절감=+5.38%, F1변화=+0.0235</w:t>
+      </w:r>
+      <w:r>
+        <w:t xml:space="preserve"> </w:t>
+      </w:r>
+      <w:r>
+        <w:t xml:space="preserve">- seattle: governed=0.60 -&gt; utility-opt=0.36, 비용절감=+47.50%, F1변화=+0.0160</w:t>
+      </w:r>
+    </w:p>
     <w:bookmarkEnd w:id="46"/>
+    <w:bookmarkEnd w:id="47"/>
     <w:sectPr/>
   </w:body>
 </w:document>
@@ -6738,6 +7814,9 @@
     <w:abstractNumId w:val="991"/>
   </w:num>
   <w:num w:numId="1017">
+    <w:abstractNumId w:val="991"/>
+  </w:num>
+  <w:num w:numId="1018">
     <w:abstractNumId w:val="991"/>
   </w:num>
 </w:numbering>

--- a/docs/manuscript/v0.2_2026-04-09/manuscript_draft_v0.2_2026-04-09_ko.docx
+++ b/docs/manuscript/v0.2_2026-04-09/manuscript_draft_v0.2_2026-04-09_ko.docx
@@ -2,7 +2,7 @@
 <file path=word/document.xml><?xml version="1.0" encoding="utf-8"?>
 <w:document xmlns:w="http://schemas.openxmlformats.org/wordprocessingml/2006/main" xmlns:m="http://schemas.openxmlformats.org/officeDocument/2006/math" xmlns:r="http://schemas.openxmlformats.org/officeDocument/2006/relationships" xmlns:o="urn:schemas-microsoft-com:office:office" xmlns:v="urn:schemas-microsoft-com:vml" xmlns:w10="urn:schemas-microsoft-com:office:word" xmlns:a="http://schemas.openxmlformats.org/drawingml/2006/main" xmlns:pic="http://schemas.openxmlformats.org/drawingml/2006/picture" xmlns:wp="http://schemas.openxmlformats.org/drawingml/2006/wordprocessingDrawing">
   <w:body>
-    <w:bookmarkStart w:id="47" w:name="ais-기반-충돌위험-히트맵-논문-초안-v0.2-korean"/>
+    <w:bookmarkStart w:id="49" w:name="ais-기반-충돌위험-히트맵-논문-초안-v0.2-korean"/>
     <w:p>
       <w:pPr>
         <w:pStyle w:val="Heading1"/>
@@ -29,7 +29,7 @@
       </w:r>
     </w:p>
     <w:bookmarkEnd w:id="20"/>
-    <w:bookmarkStart w:id="24" w:name="데이터실험-설정-및-운영-프로토콜"/>
+    <w:bookmarkStart w:id="25" w:name="데이터실험-설정-및-운영-프로토콜"/>
     <w:p>
       <w:pPr>
         <w:pStyle w:val="Heading2"/>
@@ -368,8 +368,150 @@
       </w:r>
     </w:p>
     <w:bookmarkEnd w:id="23"/>
+    <w:bookmarkStart w:id="24" w:name="라벨-생성-정책-near-miss-proxy-grounding"/>
+    <w:p>
+      <w:pPr>
+        <w:pStyle w:val="Heading3"/>
+      </w:pPr>
+      <w:r>
+        <w:t xml:space="preserve">2.4 라벨 생성 정책 (Near-Miss Proxy Grounding)</w:t>
+      </w:r>
+    </w:p>
+    <w:p>
+      <w:pPr>
+        <w:numPr>
+          <w:ilvl w:val="0"/>
+          <w:numId w:val="1005"/>
+        </w:numPr>
+        <w:pStyle w:val="Compact"/>
+      </w:pPr>
+      <w:r>
+        <w:t xml:space="preserve">결정적 라벨 규칙:</w:t>
+      </w:r>
+      <w:r>
+        <w:t xml:space="preserve"> </w:t>
+      </w:r>
+      <w:r>
+        <w:rPr>
+          <w:rStyle w:val="VerbatimChar"/>
+        </w:rPr>
+        <w:t xml:space="preserve">label_future_conflict = 1</w:t>
+      </w:r>
+      <w:r>
+        <w:t xml:space="preserve"> </w:t>
+      </w:r>
+      <w:r>
+        <w:t xml:space="preserve">iff</w:t>
+      </w:r>
+      <w:r>
+        <w:t xml:space="preserve"> </w:t>
+      </w:r>
+      <w:r>
+        <w:rPr>
+          <w:rStyle w:val="VerbatimChar"/>
+        </w:rPr>
+        <w:t xml:space="preserve">future_min_distance_nm &lt;= label_distance_nm</w:t>
+      </w:r>
+      <w:r>
+        <w:t xml:space="preserve">.</w:t>
+      </w:r>
+    </w:p>
+    <w:p>
+      <w:pPr>
+        <w:numPr>
+          <w:ilvl w:val="0"/>
+          <w:numId w:val="1005"/>
+        </w:numPr>
+        <w:pStyle w:val="Compact"/>
+      </w:pPr>
+      <w:r>
+        <w:t xml:space="preserve">기본 설정:</w:t>
+      </w:r>
+      <w:r>
+        <w:t xml:space="preserve"> </w:t>
+      </w:r>
+      <w:r>
+        <w:rPr>
+          <w:rStyle w:val="VerbatimChar"/>
+        </w:rPr>
+        <w:t xml:space="preserve">label_distance_nm=0.5 NM</w:t>
+      </w:r>
+      <w:r>
+        <w:t xml:space="preserve">,</w:t>
+      </w:r>
+      <w:r>
+        <w:t xml:space="preserve"> </w:t>
+      </w:r>
+      <w:r>
+        <w:rPr>
+          <w:rStyle w:val="VerbatimChar"/>
+        </w:rPr>
+        <w:t xml:space="preserve">horizon=15분</w:t>
+      </w:r>
+      <w:r>
+        <w:t xml:space="preserve">,</w:t>
+      </w:r>
+      <w:r>
+        <w:t xml:space="preserve"> </w:t>
+      </w:r>
+      <w:r>
+        <w:rPr>
+          <w:rStyle w:val="VerbatimChar"/>
+        </w:rPr>
+        <w:t xml:space="preserve">future_points_used &gt;= 2</w:t>
+      </w:r>
+      <w:r>
+        <w:t xml:space="preserve">를 만족할 때만 라벨 계산.</w:t>
+      </w:r>
+    </w:p>
+    <w:p>
+      <w:pPr>
+        <w:numPr>
+          <w:ilvl w:val="0"/>
+          <w:numId w:val="1005"/>
+        </w:numPr>
+        <w:pStyle w:val="Compact"/>
+      </w:pPr>
+      <w:r>
+        <w:t xml:space="preserve">즉, reconstructed trajectory 기반</w:t>
+      </w:r>
+      <w:r>
+        <w:t xml:space="preserve"> </w:t>
+      </w:r>
+      <w:r>
+        <w:rPr>
+          <w:rStyle w:val="VerbatimChar"/>
+        </w:rPr>
+        <w:t xml:space="preserve">near-miss proxy</w:t>
+      </w:r>
+      <w:r>
+        <w:t xml:space="preserve">를 학습 타겟으로 사용하며 실제 충돌 정답으로 해석하지 않는다(</w:t>
+      </w:r>
+      <w:r>
+        <w:rPr>
+          <w:rStyle w:val="VerbatimChar"/>
+        </w:rPr>
+        <w:t xml:space="preserve">RW-03</w:t>
+      </w:r>
+      <w:r>
+        <w:t xml:space="preserve">).</w:t>
+      </w:r>
+    </w:p>
+    <w:p>
+      <w:pPr>
+        <w:numPr>
+          <w:ilvl w:val="0"/>
+          <w:numId w:val="1005"/>
+        </w:numPr>
+        <w:pStyle w:val="Compact"/>
+      </w:pPr>
+      <w:r>
+        <w:t xml:space="preserve">운영 해석 원칙: 본 라벨은 위험 조기경보 proxy이며 법적/규제상 충돌 판정 근거가 아니다.</w:t>
+      </w:r>
+    </w:p>
     <w:bookmarkEnd w:id="24"/>
-    <w:bookmarkStart w:id="26" w:name="모델-선택-결과-10-seed-기준"/>
+    <w:bookmarkEnd w:id="25"/>
+    <w:bookmarkStart w:id="27" w:name="모델-선택-결과-10-seed-기준"/>
     <w:p>
       <w:pPr>
         <w:pStyle w:val="Heading2"/>
@@ -742,7 +884,7 @@
         <w:t xml:space="preserve">가 채택됐다.</w:t>
       </w:r>
     </w:p>
-    <w:bookmarkStart w:id="25" w:name="불확실성95-ci"/>
+    <w:bookmarkStart w:id="26" w:name="불확실성95-ci"/>
     <w:p>
       <w:pPr>
         <w:pStyle w:val="Heading3"/>
@@ -1222,7 +1364,7 @@
       <w:pPr>
         <w:numPr>
           <w:ilvl w:val="0"/>
-          <w:numId w:val="1005"/>
+          <w:numId w:val="1006"/>
         </w:numPr>
         <w:pStyle w:val="Compact"/>
       </w:pPr>
@@ -1260,9 +1402,9 @@
         <w:t xml:space="preserve">가정을 사용했다.</w:t>
       </w:r>
     </w:p>
-    <w:bookmarkEnd w:id="25"/>
     <w:bookmarkEnd w:id="26"/>
-    <w:bookmarkStart w:id="29" w:name="전이-성능-핵심-결과"/>
+    <w:bookmarkEnd w:id="27"/>
+    <w:bookmarkStart w:id="30" w:name="전이-성능-핵심-결과"/>
     <w:p>
       <w:pPr>
         <w:pStyle w:val="Heading2"/>
@@ -1770,7 +1912,7 @@
         <w:t xml:space="preserve">해석: Houston source 전이는 음수 ΔF1이 관찰되며(domain shift), NOLA/Seattle source에서는 양수 또는 완만한 결과가 나타난다.</w:t>
       </w:r>
     </w:p>
-    <w:bookmarkStart w:id="27" w:name="전이-불확실성bootstrap-95-ci"/>
+    <w:bookmarkStart w:id="28" w:name="전이-불확실성bootstrap-95-ci"/>
     <w:p>
       <w:pPr>
         <w:pStyle w:val="Heading3"/>
@@ -2352,34 +2494,12 @@
       <w:pPr>
         <w:numPr>
           <w:ilvl w:val="0"/>
-          <w:numId w:val="1006"/>
+          <w:numId w:val="1007"/>
         </w:numPr>
         <w:pStyle w:val="Compact"/>
       </w:pPr>
       <w:r>
         <w:t xml:space="preserve">해석 주의: transfer CI는 source/target prediction CSV 기반 bootstrap 추정치다.</w:t>
-      </w:r>
-    </w:p>
-    <w:p>
-      <w:pPr>
-        <w:numPr>
-          <w:ilvl w:val="0"/>
-          <w:numId w:val="1006"/>
-        </w:numPr>
-        <w:pStyle w:val="Compact"/>
-      </w:pPr>
-      <w:r>
-        <w:t xml:space="preserve">추가 주의(고불확실성 경로): 고불확실성 경로 없음.</w:t>
-      </w:r>
-    </w:p>
-    <w:bookmarkEnd w:id="27"/>
-    <w:bookmarkStart w:id="28" w:name="out-of-domain-검증-확장-추가-해역연도-전이"/>
-    <w:p>
-      <w:pPr>
-        <w:pStyle w:val="Heading3"/>
-      </w:pPr>
-      <w:r>
-        <w:t xml:space="preserve">4.2 Out-of-domain 검증 확장 (추가 해역/연도 전이)</w:t>
       </w:r>
     </w:p>
     <w:p>
@@ -2391,6 +2511,28 @@
         <w:pStyle w:val="Compact"/>
       </w:pPr>
       <w:r>
+        <w:t xml:space="preserve">추가 주의(고불확실성 경로): 고불확실성 경로 없음.</w:t>
+      </w:r>
+    </w:p>
+    <w:bookmarkEnd w:id="28"/>
+    <w:bookmarkStart w:id="29" w:name="out-of-domain-검증-확장-추가-해역연도-전이"/>
+    <w:p>
+      <w:pPr>
+        <w:pStyle w:val="Heading3"/>
+      </w:pPr>
+      <w:r>
+        <w:t xml:space="preserve">4.2 Out-of-domain 검증 확장 (추가 해역/연도 전이)</w:t>
+      </w:r>
+    </w:p>
+    <w:p>
+      <w:pPr>
+        <w:numPr>
+          <w:ilvl w:val="0"/>
+          <w:numId w:val="1008"/>
+        </w:numPr>
+        <w:pStyle w:val="Compact"/>
+      </w:pPr>
+      <w:r>
         <w:t xml:space="preserve">상세 CSV:</w:t>
       </w:r>
       <w:r>
@@ -2407,7 +2549,7 @@
       <w:pPr>
         <w:numPr>
           <w:ilvl w:val="0"/>
-          <w:numId w:val="1007"/>
+          <w:numId w:val="1008"/>
         </w:numPr>
         <w:pStyle w:val="Compact"/>
       </w:pPr>
@@ -2923,9 +3065,9 @@
         <w:t xml:space="preserve">- 원본 요약 교차점검: true_area_row_count=8, transfer_row_count=6, true_area_low_support_count=0</w:t>
       </w:r>
     </w:p>
-    <w:bookmarkEnd w:id="28"/>
     <w:bookmarkEnd w:id="29"/>
-    <w:bookmarkStart w:id="30" w:name="절제분석-tabular-vs-raster-cnn"/>
+    <w:bookmarkEnd w:id="30"/>
+    <w:bookmarkStart w:id="31" w:name="절제분석-tabular-vs-raster-cnn"/>
     <w:p>
       <w:pPr>
         <w:pStyle w:val="Heading2"/>
@@ -3427,8 +3569,8 @@
         <w:t xml:space="preserve">- seattle: ΔF1(tabular-cnn)=-0.0149 (raster-CNN 우세), ΔECE(tabular-cnn)=-0.2310 (tabular 보정 우세).</w:t>
       </w:r>
     </w:p>
-    <w:bookmarkEnd w:id="30"/>
-    <w:bookmarkStart w:id="35" w:name="그림-도식-구성"/>
+    <w:bookmarkEnd w:id="31"/>
+    <w:bookmarkStart w:id="36" w:name="그림-도식-구성"/>
     <w:p>
       <w:pPr>
         <w:pStyle w:val="Heading2"/>
@@ -3441,7 +3583,7 @@
       <w:pPr>
         <w:numPr>
           <w:ilvl w:val="0"/>
-          <w:numId w:val="1008"/>
+          <w:numId w:val="1009"/>
         </w:numPr>
         <w:pStyle w:val="Compact"/>
       </w:pPr>
@@ -3467,7 +3609,7 @@
                     </pic:cNvPicPr>
                   </pic:nvPicPr>
                   <pic:blipFill>
-                    <a:blip r:embed="rId31"/>
+                    <a:blip r:embed="rId32"/>
                     <a:stretch>
                       <a:fillRect/>
                     </a:stretch>
@@ -3498,7 +3640,7 @@
       <w:pPr>
         <w:numPr>
           <w:ilvl w:val="0"/>
-          <w:numId w:val="1008"/>
+          <w:numId w:val="1009"/>
         </w:numPr>
         <w:pStyle w:val="Compact"/>
       </w:pPr>
@@ -3524,7 +3666,7 @@
                     </pic:cNvPicPr>
                   </pic:nvPicPr>
                   <pic:blipFill>
-                    <a:blip r:embed="rId32"/>
+                    <a:blip r:embed="rId33"/>
                     <a:stretch>
                       <a:fillRect/>
                     </a:stretch>
@@ -3555,7 +3697,7 @@
       <w:pPr>
         <w:numPr>
           <w:ilvl w:val="0"/>
-          <w:numId w:val="1008"/>
+          <w:numId w:val="1009"/>
         </w:numPr>
         <w:pStyle w:val="Compact"/>
       </w:pPr>
@@ -3581,7 +3723,7 @@
                     </pic:cNvPicPr>
                   </pic:nvPicPr>
                   <pic:blipFill>
-                    <a:blip r:embed="rId33"/>
+                    <a:blip r:embed="rId34"/>
                     <a:stretch>
                       <a:fillRect/>
                     </a:stretch>
@@ -3612,7 +3754,7 @@
       <w:pPr>
         <w:numPr>
           <w:ilvl w:val="0"/>
-          <w:numId w:val="1008"/>
+          <w:numId w:val="1009"/>
         </w:numPr>
         <w:pStyle w:val="Compact"/>
       </w:pPr>
@@ -3638,7 +3780,7 @@
                     </pic:cNvPicPr>
                   </pic:nvPicPr>
                   <pic:blipFill>
-                    <a:blip r:embed="rId34"/>
+                    <a:blip r:embed="rId35"/>
                     <a:stretch>
                       <a:fillRect/>
                     </a:stretch>
@@ -3665,8 +3807,8 @@
         </w:drawing>
       </w:r>
     </w:p>
-    <w:bookmarkEnd w:id="35"/>
-    <w:bookmarkStart w:id="36" w:name="용어-매핑-koreng"/>
+    <w:bookmarkEnd w:id="36"/>
+    <w:bookmarkStart w:id="37" w:name="용어-매핑-koreng"/>
     <w:p>
       <w:pPr>
         <w:pStyle w:val="Heading2"/>
@@ -4222,45 +4364,14 @@
         <w:t xml:space="preserve">를 따른다.</w:t>
       </w:r>
     </w:p>
-    <w:bookmarkEnd w:id="36"/>
-    <w:bookmarkStart w:id="37" w:name="이중언어-그림-캡션"/>
+    <w:bookmarkEnd w:id="37"/>
+    <w:bookmarkStart w:id="38" w:name="이중언어-그림-캡션"/>
     <w:p>
       <w:pPr>
         <w:pStyle w:val="Heading2"/>
       </w:pPr>
       <w:r>
         <w:t xml:space="preserve">8. 이중언어 그림 캡션</w:t>
-      </w:r>
-    </w:p>
-    <w:p>
-      <w:pPr>
-        <w:numPr>
-          <w:ilvl w:val="0"/>
-          <w:numId w:val="1009"/>
-        </w:numPr>
-        <w:pStyle w:val="Compact"/>
-      </w:pPr>
-      <w:r>
-        <w:t xml:space="preserve">KOR/ENG 캡션 세트:</w:t>
-      </w:r>
-      <w:r>
-        <w:t xml:space="preserve"> </w:t>
-      </w:r>
-      <w:r>
-        <w:rPr>
-          <w:rStyle w:val="VerbatimChar"/>
-        </w:rPr>
-        <w:t xml:space="preserve">figure_captions_bilingual_v0.2_2026-04-09.md</w:t>
-      </w:r>
-    </w:p>
-    <w:bookmarkEnd w:id="37"/>
-    <w:bookmarkStart w:id="38" w:name="시나리오-시각화-근거"/>
-    <w:p>
-      <w:pPr>
-        <w:pStyle w:val="Heading2"/>
-      </w:pPr>
-      <w:r>
-        <w:t xml:space="preserve">9. 시나리오 시각화 근거</w:t>
       </w:r>
     </w:p>
     <w:p>
@@ -4272,7 +4383,7 @@
         <w:pStyle w:val="Compact"/>
       </w:pPr>
       <w:r>
-        <w:t xml:space="preserve">Houston scenario:</w:t>
+        <w:t xml:space="preserve">KOR/ENG 캡션 세트:</w:t>
       </w:r>
       <w:r>
         <w:t xml:space="preserve"> </w:t>
@@ -4281,59 +4392,17 @@
         <w:rPr>
           <w:rStyle w:val="VerbatimChar"/>
         </w:rPr>
-        <w:t xml:space="preserve">../../results/2026-04-04-expanded-10seed/houston_report_figure.svg</w:t>
-      </w:r>
-    </w:p>
-    <w:p>
-      <w:pPr>
-        <w:numPr>
-          <w:ilvl w:val="0"/>
-          <w:numId w:val="1010"/>
-        </w:numPr>
-        <w:pStyle w:val="Compact"/>
-      </w:pPr>
-      <w:r>
-        <w:t xml:space="preserve">NOLA scenario:</w:t>
-      </w:r>
-      <w:r>
-        <w:t xml:space="preserve"> </w:t>
-      </w:r>
-      <w:r>
-        <w:rPr>
-          <w:rStyle w:val="VerbatimChar"/>
-        </w:rPr>
-        <w:t xml:space="preserve">../../results/2026-04-04-expanded-10seed/nola_report_figure.svg</w:t>
-      </w:r>
-    </w:p>
-    <w:p>
-      <w:pPr>
-        <w:numPr>
-          <w:ilvl w:val="0"/>
-          <w:numId w:val="1010"/>
-        </w:numPr>
-        <w:pStyle w:val="Compact"/>
-      </w:pPr>
-      <w:r>
-        <w:t xml:space="preserve">Seattle scenario:</w:t>
-      </w:r>
-      <w:r>
-        <w:t xml:space="preserve"> </w:t>
-      </w:r>
-      <w:r>
-        <w:rPr>
-          <w:rStyle w:val="VerbatimChar"/>
-        </w:rPr>
-        <w:t xml:space="preserve">../../results/2026-04-04-expanded-10seed/seattle_report_figure.svg</w:t>
+        <w:t xml:space="preserve">figure_captions_bilingual_v0.2_2026-04-09.md</w:t>
       </w:r>
     </w:p>
     <w:bookmarkEnd w:id="38"/>
-    <w:bookmarkStart w:id="39" w:name="제출-포맷-메모"/>
+    <w:bookmarkStart w:id="39" w:name="시나리오-시각화-근거"/>
     <w:p>
       <w:pPr>
         <w:pStyle w:val="Heading2"/>
       </w:pPr>
       <w:r>
-        <w:t xml:space="preserve">10. 제출 포맷 메모</w:t>
+        <w:t xml:space="preserve">9. 시나리오 시각화 근거</w:t>
       </w:r>
     </w:p>
     <w:p>
@@ -4345,7 +4414,7 @@
         <w:pStyle w:val="Compact"/>
       </w:pPr>
       <w:r>
-        <w:t xml:space="preserve">현 단계에서는</w:t>
+        <w:t xml:space="preserve">Houston scenario:</w:t>
       </w:r>
       <w:r>
         <w:t xml:space="preserve"> </w:t>
@@ -4354,10 +4423,7 @@
         <w:rPr>
           <w:rStyle w:val="VerbatimChar"/>
         </w:rPr>
-        <w:t xml:space="preserve">docs</w:t>
-      </w:r>
-      <w:r>
-        <w:t xml:space="preserve">에 원고를 작성/버전관리하는 방식이 적합하다.</w:t>
+        <w:t xml:space="preserve">../../results/2026-04-04-expanded-10seed/houston_report_figure.svg</w:t>
       </w:r>
     </w:p>
     <w:p>
@@ -4369,7 +4435,7 @@
         <w:pStyle w:val="Compact"/>
       </w:pPr>
       <w:r>
-        <w:t xml:space="preserve">최종 제출은 저널/학회 템플릿(Word/LaTeX)으로 변환하되, 내용 원천은</w:t>
+        <w:t xml:space="preserve">NOLA scenario:</w:t>
       </w:r>
       <w:r>
         <w:t xml:space="preserve"> </w:t>
@@ -4378,20 +4444,38 @@
         <w:rPr>
           <w:rStyle w:val="VerbatimChar"/>
         </w:rPr>
-        <w:t xml:space="preserve">docs/manuscript</w:t>
-      </w:r>
-      <w:r>
-        <w:t xml:space="preserve">를 single source로 유지한다.</w:t>
+        <w:t xml:space="preserve">../../results/2026-04-04-expanded-10seed/nola_report_figure.svg</w:t>
+      </w:r>
+    </w:p>
+    <w:p>
+      <w:pPr>
+        <w:numPr>
+          <w:ilvl w:val="0"/>
+          <w:numId w:val="1011"/>
+        </w:numPr>
+        <w:pStyle w:val="Compact"/>
+      </w:pPr>
+      <w:r>
+        <w:t xml:space="preserve">Seattle scenario:</w:t>
+      </w:r>
+      <w:r>
+        <w:t xml:space="preserve"> </w:t>
+      </w:r>
+      <w:r>
+        <w:rPr>
+          <w:rStyle w:val="VerbatimChar"/>
+        </w:rPr>
+        <w:t xml:space="preserve">../../results/2026-04-04-expanded-10seed/seattle_report_figure.svg</w:t>
       </w:r>
     </w:p>
     <w:bookmarkEnd w:id="39"/>
-    <w:bookmarkStart w:id="40" w:name="제출-준비-산출물"/>
+    <w:bookmarkStart w:id="40" w:name="제출-포맷-메모"/>
     <w:p>
       <w:pPr>
         <w:pStyle w:val="Heading2"/>
       </w:pPr>
       <w:r>
-        <w:t xml:space="preserve">11. 제출 준비 산출물</w:t>
+        <w:t xml:space="preserve">10. 제출 포맷 메모</w:t>
       </w:r>
     </w:p>
     <w:p>
@@ -4403,7 +4487,7 @@
         <w:pStyle w:val="Compact"/>
       </w:pPr>
       <w:r>
-        <w:t xml:space="preserve">LaTeX 제출 템플릿:</w:t>
+        <w:t xml:space="preserve">현 단계에서는</w:t>
       </w:r>
       <w:r>
         <w:t xml:space="preserve"> </w:t>
@@ -4412,7 +4496,10 @@
         <w:rPr>
           <w:rStyle w:val="VerbatimChar"/>
         </w:rPr>
-        <w:t xml:space="preserve">manuscript_submission_template_v0.2_2026-04-09.tex</w:t>
+        <w:t xml:space="preserve">docs</w:t>
+      </w:r>
+      <w:r>
+        <w:t xml:space="preserve">에 원고를 작성/버전관리하는 방식이 적합하다.</w:t>
       </w:r>
     </w:p>
     <w:p>
@@ -4424,7 +4511,7 @@
         <w:pStyle w:val="Compact"/>
       </w:pPr>
       <w:r>
-        <w:t xml:space="preserve">정합성 점검 리포트:</w:t>
+        <w:t xml:space="preserve">최종 제출은 저널/학회 템플릿(Word/LaTeX)으로 변환하되, 내용 원천은</w:t>
       </w:r>
       <w:r>
         <w:t xml:space="preserve"> </w:t>
@@ -4433,107 +4520,20 @@
         <w:rPr>
           <w:rStyle w:val="VerbatimChar"/>
         </w:rPr>
-        <w:t xml:space="preserve">manuscript_consistency_report_v0.2_2026-04-09.md</w:t>
-      </w:r>
-    </w:p>
-    <w:p>
-      <w:pPr>
-        <w:numPr>
-          <w:ilvl w:val="0"/>
-          <w:numId w:val="1012"/>
-        </w:numPr>
-        <w:pStyle w:val="Compact"/>
-      </w:pPr>
-      <w:r>
-        <w:t xml:space="preserve">이중언어 패리티 리포트:</w:t>
-      </w:r>
-      <w:r>
-        <w:t xml:space="preserve"> </w:t>
-      </w:r>
-      <w:r>
-        <w:rPr>
-          <w:rStyle w:val="VerbatimChar"/>
-        </w:rPr>
-        <w:t xml:space="preserve">bilingual_parity_report_v0.2_2026-04-09.md</w:t>
-      </w:r>
-    </w:p>
-    <w:p>
-      <w:pPr>
-        <w:numPr>
-          <w:ilvl w:val="0"/>
-          <w:numId w:val="1012"/>
-        </w:numPr>
-        <w:pStyle w:val="Compact"/>
-      </w:pPr>
-      <w:r>
-        <w:t xml:space="preserve">전이 반복-무작위화 부록:</w:t>
-      </w:r>
-      <w:r>
-        <w:t xml:space="preserve"> </w:t>
-      </w:r>
-      <w:r>
-        <w:rPr>
-          <w:rStyle w:val="VerbatimChar"/>
-        </w:rPr>
-        <w:t xml:space="preserve">transfer_route_repeated_randomization_appendix_v0.2_2026-04-09.md</w:t>
-      </w:r>
-    </w:p>
-    <w:p>
-      <w:pPr>
-        <w:numPr>
-          <w:ilvl w:val="0"/>
-          <w:numId w:val="1012"/>
-        </w:numPr>
-        <w:pStyle w:val="Compact"/>
-      </w:pPr>
-      <w:r>
-        <w:t xml:space="preserve">Out-of-domain 검증 부록:</w:t>
-      </w:r>
-      <w:r>
-        <w:t xml:space="preserve"> </w:t>
-      </w:r>
-      <w:r>
-        <w:rPr>
-          <w:rStyle w:val="VerbatimChar"/>
-        </w:rPr>
-        <w:t xml:space="preserve">out_of_domain_validation_appendix_v0.2_2026-04-09.md</w:t>
-      </w:r>
-    </w:p>
-    <w:p>
-      <w:pPr>
-        <w:numPr>
-          <w:ilvl w:val="0"/>
-          <w:numId w:val="1012"/>
-        </w:numPr>
-        <w:pStyle w:val="Compact"/>
-      </w:pPr>
-      <w:r>
-        <w:t xml:space="preserve">정합성 자동 점검 결과:</w:t>
-      </w:r>
-      <w:r>
-        <w:t xml:space="preserve"> </w:t>
-      </w:r>
-      <w:r>
-        <w:rPr>
-          <w:rStyle w:val="VerbatimChar"/>
-        </w:rPr>
-        <w:t xml:space="preserve">PASS</w:t>
-      </w:r>
-      <w:r>
-        <w:t xml:space="preserve"> </w:t>
-      </w:r>
-      <w:r>
-        <w:t xml:space="preserve">(6/6)</w:t>
+        <w:t xml:space="preserve">docs/manuscript</w:t>
+      </w:r>
+      <w:r>
+        <w:t xml:space="preserve">를 single source로 유지한다.</w:t>
       </w:r>
     </w:p>
     <w:bookmarkEnd w:id="40"/>
-    <w:bookmarkStart w:id="41" w:name="선행연구-근거-매트릭스"/>
+    <w:bookmarkStart w:id="41" w:name="제출-준비-산출물"/>
     <w:p>
       <w:pPr>
         <w:pStyle w:val="Heading2"/>
       </w:pPr>
       <w:r>
-        <w:t xml:space="preserve">12. 선행연구 근거 매트릭스</w:t>
+        <w:t xml:space="preserve">11. 제출 준비 산출물</w:t>
       </w:r>
     </w:p>
     <w:p>
@@ -4545,7 +4545,7 @@
         <w:pStyle w:val="Compact"/>
       </w:pPr>
       <w:r>
-        <w:t xml:space="preserve">근거 매트릭스:</w:t>
+        <w:t xml:space="preserve">LaTeX 제출 템플릿:</w:t>
       </w:r>
       <w:r>
         <w:t xml:space="preserve"> </w:t>
@@ -4554,7 +4554,7 @@
         <w:rPr>
           <w:rStyle w:val="VerbatimChar"/>
         </w:rPr>
-        <w:t xml:space="preserve">prior_work_evidence_matrix_v0.2_2026-04-09.md</w:t>
+        <w:t xml:space="preserve">manuscript_submission_template_v0.2_2026-04-09.tex</w:t>
       </w:r>
     </w:p>
     <w:p>
@@ -4566,17 +4566,116 @@
         <w:pStyle w:val="Compact"/>
       </w:pPr>
       <w:r>
-        <w:t xml:space="preserve">심사관 관점에서 핵심 claim별 문헌 근거/빈틈/보완 action을 연결했다.</w:t>
+        <w:t xml:space="preserve">정합성 점검 리포트:</w:t>
+      </w:r>
+      <w:r>
+        <w:t xml:space="preserve"> </w:t>
+      </w:r>
+      <w:r>
+        <w:rPr>
+          <w:rStyle w:val="VerbatimChar"/>
+        </w:rPr>
+        <w:t xml:space="preserve">manuscript_consistency_report_v0.2_2026-04-09.md</w:t>
+      </w:r>
+    </w:p>
+    <w:p>
+      <w:pPr>
+        <w:numPr>
+          <w:ilvl w:val="0"/>
+          <w:numId w:val="1013"/>
+        </w:numPr>
+        <w:pStyle w:val="Compact"/>
+      </w:pPr>
+      <w:r>
+        <w:t xml:space="preserve">이중언어 패리티 리포트:</w:t>
+      </w:r>
+      <w:r>
+        <w:t xml:space="preserve"> </w:t>
+      </w:r>
+      <w:r>
+        <w:rPr>
+          <w:rStyle w:val="VerbatimChar"/>
+        </w:rPr>
+        <w:t xml:space="preserve">bilingual_parity_report_v0.2_2026-04-09.md</w:t>
+      </w:r>
+    </w:p>
+    <w:p>
+      <w:pPr>
+        <w:numPr>
+          <w:ilvl w:val="0"/>
+          <w:numId w:val="1013"/>
+        </w:numPr>
+        <w:pStyle w:val="Compact"/>
+      </w:pPr>
+      <w:r>
+        <w:t xml:space="preserve">전이 반복-무작위화 부록:</w:t>
+      </w:r>
+      <w:r>
+        <w:t xml:space="preserve"> </w:t>
+      </w:r>
+      <w:r>
+        <w:rPr>
+          <w:rStyle w:val="VerbatimChar"/>
+        </w:rPr>
+        <w:t xml:space="preserve">transfer_route_repeated_randomization_appendix_v0.2_2026-04-09.md</w:t>
+      </w:r>
+    </w:p>
+    <w:p>
+      <w:pPr>
+        <w:numPr>
+          <w:ilvl w:val="0"/>
+          <w:numId w:val="1013"/>
+        </w:numPr>
+        <w:pStyle w:val="Compact"/>
+      </w:pPr>
+      <w:r>
+        <w:t xml:space="preserve">Out-of-domain 검증 부록:</w:t>
+      </w:r>
+      <w:r>
+        <w:t xml:space="preserve"> </w:t>
+      </w:r>
+      <w:r>
+        <w:rPr>
+          <w:rStyle w:val="VerbatimChar"/>
+        </w:rPr>
+        <w:t xml:space="preserve">out_of_domain_validation_appendix_v0.2_2026-04-09.md</w:t>
+      </w:r>
+    </w:p>
+    <w:p>
+      <w:pPr>
+        <w:numPr>
+          <w:ilvl w:val="0"/>
+          <w:numId w:val="1013"/>
+        </w:numPr>
+        <w:pStyle w:val="Compact"/>
+      </w:pPr>
+      <w:r>
+        <w:t xml:space="preserve">정합성 자동 점검 결과:</w:t>
+      </w:r>
+      <w:r>
+        <w:t xml:space="preserve"> </w:t>
+      </w:r>
+      <w:r>
+        <w:rPr>
+          <w:rStyle w:val="VerbatimChar"/>
+        </w:rPr>
+        <w:t xml:space="preserve">PASS</w:t>
+      </w:r>
+      <w:r>
+        <w:t xml:space="preserve"> </w:t>
+      </w:r>
+      <w:r>
+        <w:t xml:space="preserve">(6/6)</w:t>
       </w:r>
     </w:p>
     <w:bookmarkEnd w:id="41"/>
-    <w:bookmarkStart w:id="42" w:name="심사관-관점-우선-todo"/>
+    <w:bookmarkStart w:id="43" w:name="선행연구-근거-매트릭스"/>
     <w:p>
       <w:pPr>
         <w:pStyle w:val="Heading2"/>
       </w:pPr>
       <w:r>
-        <w:t xml:space="preserve">13. 심사관 관점 우선 TODO</w:t>
+        <w:t xml:space="preserve">12. 선행연구 근거 매트릭스</w:t>
       </w:r>
     </w:p>
     <w:p>
@@ -4588,7 +4687,7 @@
         <w:pStyle w:val="Compact"/>
       </w:pPr>
       <w:r>
-        <w:t xml:space="preserve">상세 TODO:</w:t>
+        <w:t xml:space="preserve">근거 매트릭스:</w:t>
       </w:r>
       <w:r>
         <w:t xml:space="preserve"> </w:t>
@@ -4597,7 +4696,7 @@
         <w:rPr>
           <w:rStyle w:val="VerbatimChar"/>
         </w:rPr>
-        <w:t xml:space="preserve">examiner_critical_todo_v0.2_2026-04-09.md</w:t>
+        <w:t xml:space="preserve">prior_work_evidence_matrix_v0.2_2026-04-09.md</w:t>
       </w:r>
     </w:p>
     <w:p>
@@ -4609,17 +4708,16 @@
         <w:pStyle w:val="Compact"/>
       </w:pPr>
       <w:r>
-        <w:t xml:space="preserve">이 TODO는 novelty 서술, 통계 검정, 외부 검증 범위, 운영 임계값 해석을 우선 보완 대상으로 정의한다.</w:t>
-      </w:r>
-    </w:p>
-    <w:bookmarkEnd w:id="42"/>
-    <w:bookmarkStart w:id="43" w:name="통계-유의성-부록"/>
-    <w:p>
-      <w:pPr>
-        <w:pStyle w:val="Heading2"/>
-      </w:pPr>
-      <w:r>
-        <w:t xml:space="preserve">14. 통계 유의성 부록</w:t>
+        <w:t xml:space="preserve">심사관 관점에서 핵심 claim별 문헌 근거/빈틈/보완 action을 연결했다.</w:t>
+      </w:r>
+    </w:p>
+    <w:bookmarkStart w:id="42" w:name="related-work-differential-핵심-8편"/>
+    <w:p>
+      <w:pPr>
+        <w:pStyle w:val="Heading3"/>
+      </w:pPr>
+      <w:r>
+        <w:t xml:space="preserve">12.1 Related Work Differential (핵심 8편)</w:t>
       </w:r>
     </w:p>
     <w:p>
@@ -4631,6 +4729,147 @@
         <w:pStyle w:val="Compact"/>
       </w:pPr>
       <w:r>
+        <w:t xml:space="preserve">아래 표는</w:t>
+      </w:r>
+      <w:r>
+        <w:t xml:space="preserve"> </w:t>
+      </w:r>
+      <w:r>
+        <w:rPr>
+          <w:rStyle w:val="VerbatimChar"/>
+        </w:rPr>
+        <w:t xml:space="preserve">RW</w:t>
+      </w:r>
+      <w:r>
+        <w:t xml:space="preserve"> </w:t>
+      </w:r>
+      <w:r>
+        <w:t xml:space="preserve">식별자로 선행연구 대비 본 연구의 차별점을 1행 요약으로 정리한다.</w:t>
+      </w:r>
+      <w:r>
+        <w:t xml:space="preserve"> </w:t>
+      </w:r>
+      <w:r>
+        <w:t xml:space="preserve">| rw_id | prior_focus | prior_gap | this_study_delta |</w:t>
+      </w:r>
+      <w:r>
+        <w:t xml:space="preserve"> </w:t>
+      </w:r>
+      <w:r>
+        <w:t xml:space="preserve">| — | — | — | — |</w:t>
+      </w:r>
+      <w:r>
+        <w:t xml:space="preserve"> </w:t>
+      </w:r>
+      <w:r>
+        <w:t xml:space="preserve">| RW-03 | AIS near-miss detection proxy from realized trajectory proximity. | Limited linkage to calibration-governed operational thresholding. | Combines near-miss proxy labeling with ECE-gated model/threshold governance. |</w:t>
+      </w:r>
+      <w:r>
+        <w:t xml:space="preserve"> </w:t>
+      </w:r>
+      <w:r>
+        <w:t xml:space="preserve">| RW-04 | Real-time multi-vessel collision-risk surveillance architecture. | Less emphasis on cross-region transfer uncertainty and significance control. | Adds cross-region transfer CI + repeated-randomization significance appendices. |</w:t>
+      </w:r>
+      <w:r>
+        <w:t xml:space="preserve"> </w:t>
+      </w:r>
+      <w:r>
+        <w:t xml:space="preserve">| RW-05 | Velocity-obstacle geometry baseline for risk candidate detection. | Geometry-first approach lacks ML calibration comparison protocol. | Presents tabular/raster ML ablation with calibration constraints and utility analysis. |</w:t>
+      </w:r>
+      <w:r>
+        <w:t xml:space="preserve"> </w:t>
+      </w:r>
+      <w:r>
+        <w:t xml:space="preserve">| RW-07 | AIS feature pipeline with ML-based risk prediction feasibility. | Weak emphasis on reviewer-ready uncertainty artifact packaging. | Provides manuscript-grade uncertainty/significance/consistency artifact bundle. |</w:t>
+      </w:r>
+      <w:r>
+        <w:t xml:space="preserve"> </w:t>
+      </w:r>
+      <w:r>
+        <w:t xml:space="preserve">| RW-08 | Regional quantitative AIS risk diagnostics. | Transfer-route directionality and route-specific statistical robustness underreported. | Reports route-level delta direction probability and Holm-adjusted repeated tests. |</w:t>
+      </w:r>
+      <w:r>
+        <w:t xml:space="preserve"> </w:t>
+      </w:r>
+      <w:r>
+        <w:t xml:space="preserve">| RW-09 | Method taxonomy and limitation overview for maritime collision risk. | Taxonomy not tied to concrete acceptance-gated manuscript workflow. | Converts taxonomy into examiner-acceptance TODO closure matrix. |</w:t>
+      </w:r>
+      <w:r>
+        <w:t xml:space="preserve"> </w:t>
+      </w:r>
+      <w:r>
+        <w:t xml:space="preserve">| RW-11 | Calibration necessity for modern predictive models. | No maritime-specific ECE governance instantiation. | Operationalizes ECE&lt;=0.1 gate for model and threshold decision flow. |</w:t>
+      </w:r>
+      <w:r>
+        <w:t xml:space="preserve"> </w:t>
+      </w:r>
+      <w:r>
+        <w:t xml:space="preserve">| RW-12 | Theoretical source-target divergence bound for transfer learning. | Theory-to-route evidence bridge is often qualitative only. | Connects divergence caution to route-level empirical transfer significance outcomes. |</w:t>
+      </w:r>
+    </w:p>
+    <w:bookmarkEnd w:id="42"/>
+    <w:bookmarkEnd w:id="43"/>
+    <w:bookmarkStart w:id="44" w:name="심사관-관점-우선-todo"/>
+    <w:p>
+      <w:pPr>
+        <w:pStyle w:val="Heading2"/>
+      </w:pPr>
+      <w:r>
+        <w:t xml:space="preserve">13. 심사관 관점 우선 TODO</w:t>
+      </w:r>
+    </w:p>
+    <w:p>
+      <w:pPr>
+        <w:numPr>
+          <w:ilvl w:val="0"/>
+          <w:numId w:val="1016"/>
+        </w:numPr>
+        <w:pStyle w:val="Compact"/>
+      </w:pPr>
+      <w:r>
+        <w:t xml:space="preserve">상세 TODO:</w:t>
+      </w:r>
+      <w:r>
+        <w:t xml:space="preserve"> </w:t>
+      </w:r>
+      <w:r>
+        <w:rPr>
+          <w:rStyle w:val="VerbatimChar"/>
+        </w:rPr>
+        <w:t xml:space="preserve">examiner_critical_todo_v0.2_2026-04-09.md</w:t>
+      </w:r>
+    </w:p>
+    <w:p>
+      <w:pPr>
+        <w:numPr>
+          <w:ilvl w:val="0"/>
+          <w:numId w:val="1016"/>
+        </w:numPr>
+        <w:pStyle w:val="Compact"/>
+      </w:pPr>
+      <w:r>
+        <w:t xml:space="preserve">이 TODO는 novelty 서술, 통계 검정, 외부 검증 범위, 운영 임계값 해석을 우선 보완 대상으로 정의한다.</w:t>
+      </w:r>
+    </w:p>
+    <w:bookmarkEnd w:id="44"/>
+    <w:bookmarkStart w:id="45" w:name="통계-유의성-부록"/>
+    <w:p>
+      <w:pPr>
+        <w:pStyle w:val="Heading2"/>
+      </w:pPr>
+      <w:r>
+        <w:t xml:space="preserve">14. 통계 유의성 부록</w:t>
+      </w:r>
+    </w:p>
+    <w:p>
+      <w:pPr>
+        <w:numPr>
+          <w:ilvl w:val="0"/>
+          <w:numId w:val="1017"/>
+        </w:numPr>
+        <w:pStyle w:val="Compact"/>
+      </w:pPr>
+      <w:r>
         <w:t xml:space="preserve">유의성 요약 CSV:</w:t>
       </w:r>
       <w:r>
@@ -4647,7 +4886,7 @@
       <w:pPr>
         <w:numPr>
           <w:ilvl w:val="0"/>
-          <w:numId w:val="1015"/>
+          <w:numId w:val="1017"/>
         </w:numPr>
         <w:pStyle w:val="Compact"/>
       </w:pPr>
@@ -4668,7 +4907,7 @@
       <w:pPr>
         <w:numPr>
           <w:ilvl w:val="0"/>
-          <w:numId w:val="1015"/>
+          <w:numId w:val="1017"/>
         </w:numPr>
         <w:pStyle w:val="Compact"/>
       </w:pPr>
@@ -5124,8 +5363,8 @@
         <w:t xml:space="preserve">- seattle: ΔF1=+0.0136 (Holm p=0.0117), ΔECE=-0.2572 (Holm p=0.0060)</w:t>
       </w:r>
     </w:p>
-    <w:bookmarkEnd w:id="43"/>
-    <w:bookmarkStart w:id="44" w:name="전이-경로-통계-부록bootstrap"/>
+    <w:bookmarkEnd w:id="45"/>
+    <w:bookmarkStart w:id="46" w:name="전이-경로-통계-부록bootstrap"/>
     <w:p>
       <w:pPr>
         <w:pStyle w:val="Heading2"/>
@@ -5138,7 +5377,7 @@
       <w:pPr>
         <w:numPr>
           <w:ilvl w:val="0"/>
-          <w:numId w:val="1016"/>
+          <w:numId w:val="1018"/>
         </w:numPr>
         <w:pStyle w:val="Compact"/>
       </w:pPr>
@@ -5159,7 +5398,7 @@
       <w:pPr>
         <w:numPr>
           <w:ilvl w:val="0"/>
-          <w:numId w:val="1016"/>
+          <w:numId w:val="1018"/>
         </w:numPr>
         <w:pStyle w:val="Compact"/>
       </w:pPr>
@@ -5867,8 +6106,8 @@
         <w:t xml:space="preserve">- seattle-&gt;nola: ΔF1=+0.0488, bootstrap p=0.2960, direction_prob=0.8520</w:t>
       </w:r>
     </w:p>
-    <w:bookmarkEnd w:id="44"/>
-    <w:bookmarkStart w:id="45" w:name="전이-경로-반복-무작위화-통계-부록"/>
+    <w:bookmarkEnd w:id="46"/>
+    <w:bookmarkStart w:id="47" w:name="전이-경로-반복-무작위화-통계-부록"/>
     <w:p>
       <w:pPr>
         <w:pStyle w:val="Heading2"/>
@@ -5881,7 +6120,7 @@
       <w:pPr>
         <w:numPr>
           <w:ilvl w:val="0"/>
-          <w:numId w:val="1017"/>
+          <w:numId w:val="1019"/>
         </w:numPr>
         <w:pStyle w:val="Compact"/>
       </w:pPr>
@@ -5902,7 +6141,7 @@
       <w:pPr>
         <w:numPr>
           <w:ilvl w:val="0"/>
-          <w:numId w:val="1017"/>
+          <w:numId w:val="1019"/>
         </w:numPr>
         <w:pStyle w:val="Compact"/>
       </w:pPr>
@@ -6922,8 +7161,8 @@
         <w:t xml:space="preserve">- seattle-&gt;nola: median p=0.3100, Holm p=0.6200, direction_consistency=1.0000, runs_sig=0/25</w:t>
       </w:r>
     </w:p>
-    <w:bookmarkEnd w:id="45"/>
-    <w:bookmarkStart w:id="46" w:name="임계값-유틸리티-부록-운영-비용-프로파일"/>
+    <w:bookmarkEnd w:id="47"/>
+    <w:bookmarkStart w:id="48" w:name="임계값-유틸리티-부록-운영-비용-프로파일"/>
     <w:p>
       <w:pPr>
         <w:pStyle w:val="Heading2"/>
@@ -6936,7 +7175,7 @@
       <w:pPr>
         <w:numPr>
           <w:ilvl w:val="0"/>
-          <w:numId w:val="1018"/>
+          <w:numId w:val="1020"/>
         </w:numPr>
         <w:pStyle w:val="Compact"/>
       </w:pPr>
@@ -6957,7 +7196,7 @@
       <w:pPr>
         <w:numPr>
           <w:ilvl w:val="0"/>
-          <w:numId w:val="1018"/>
+          <w:numId w:val="1020"/>
         </w:numPr>
         <w:pStyle w:val="Compact"/>
       </w:pPr>
@@ -6978,7 +7217,7 @@
       <w:pPr>
         <w:numPr>
           <w:ilvl w:val="0"/>
-          <w:numId w:val="1018"/>
+          <w:numId w:val="1020"/>
         </w:numPr>
         <w:pStyle w:val="Compact"/>
       </w:pPr>
@@ -7578,8 +7817,8 @@
         <w:t xml:space="preserve">- seattle: governed=0.60 -&gt; utility-opt=0.36, 비용절감=+47.50%, F1변화=+0.0160</w:t>
       </w:r>
     </w:p>
-    <w:bookmarkEnd w:id="46"/>
-    <w:bookmarkEnd w:id="47"/>
+    <w:bookmarkEnd w:id="48"/>
+    <w:bookmarkEnd w:id="49"/>
     <w:sectPr/>
   </w:body>
 </w:document>
@@ -7817,6 +8056,12 @@
     <w:abstractNumId w:val="991"/>
   </w:num>
   <w:num w:numId="1018">
+    <w:abstractNumId w:val="991"/>
+  </w:num>
+  <w:num w:numId="1019">
+    <w:abstractNumId w:val="991"/>
+  </w:num>
+  <w:num w:numId="1020">
     <w:abstractNumId w:val="991"/>
   </w:num>
 </w:numbering>

--- a/docs/manuscript/v0.2_2026-04-09/manuscript_draft_v0.2_2026-04-09_ko.docx
+++ b/docs/manuscript/v0.2_2026-04-09/manuscript_draft_v0.2_2026-04-09_ko.docx
@@ -4576,6 +4576,27 @@
           <w:rStyle w:val="VerbatimChar"/>
         </w:rPr>
         <w:t xml:space="preserve">manuscript_consistency_report_v0.2_2026-04-09.md</w:t>
+      </w:r>
+    </w:p>
+    <w:p>
+      <w:pPr>
+        <w:numPr>
+          <w:ilvl w:val="0"/>
+          <w:numId w:val="1013"/>
+        </w:numPr>
+        <w:pStyle w:val="Compact"/>
+      </w:pPr>
+      <w:r>
+        <w:t xml:space="preserve">완성도 스코어카드:</w:t>
+      </w:r>
+      <w:r>
+        <w:t xml:space="preserve"> </w:t>
+      </w:r>
+      <w:r>
+        <w:rPr>
+          <w:rStyle w:val="VerbatimChar"/>
+        </w:rPr>
+        <w:t xml:space="preserve">manuscript_completion_scorecard_v0.2_2026-04-09.md</w:t>
       </w:r>
     </w:p>
     <w:p>
